--- a/docs/docx/05_검증계획.docx
+++ b/docs/docx/05_검증계획.docx
@@ -1815,7 +1815,7 @@
               <w:pStyle w:val="Compact"/>
             </w:pPr>
             <w:r>
-              <w:t xml:space="preserve">가족 안심 세트</w:t>
+              <w:t xml:space="preserve">가족 안심 세트 (E축, F-27, R-E1)</w:t>
             </w:r>
           </w:p>
         </w:tc>
@@ -2315,7 +2315,7 @@
                 <w:b/>
                 <w:bCs/>
               </w:rPr>
-              <w:t xml:space="preserve">F-19 갈림길 추천</w:t>
+              <w:t xml:space="preserve">F-19 갈림길 추천 (C축)</w:t>
             </w:r>
           </w:p>
         </w:tc>
@@ -2880,6 +2880,144 @@
                 <w:bCs/>
               </w:rPr>
               <w:t xml:space="preserve">실측 도보</w:t>
+            </w:r>
+          </w:p>
+        </w:tc>
+        <w:tc>
+          <w:tcPr/>
+          <w:p>
+            <w:pPr>
+              <w:pStyle w:val="Compact"/>
+            </w:pPr>
+            <w:r>
+              <w:t xml:space="preserve">🔴</w:t>
+            </w:r>
+          </w:p>
+        </w:tc>
+      </w:tr>
+      <w:tr>
+        <w:tc>
+          <w:tcPr/>
+          <w:p>
+            <w:pPr>
+              <w:pStyle w:val="Compact"/>
+            </w:pPr>
+            <w:r>
+              <w:rPr>
+                <w:b/>
+                <w:bCs/>
+              </w:rPr>
+              <w:t xml:space="preserve">H41</w:t>
+            </w:r>
+          </w:p>
+        </w:tc>
+        <w:tc>
+          <w:tcPr/>
+          <w:p>
+            <w:pPr>
+              <w:pStyle w:val="Compact"/>
+            </w:pPr>
+            <w:r>
+              <w:rPr>
+                <w:b/>
+                <w:bCs/>
+              </w:rPr>
+              <w:t xml:space="preserve">혼자 걷는 것에 대한 불안이 실제로 크다 (P5, 10%)</w:t>
+            </w:r>
+          </w:p>
+        </w:tc>
+        <w:tc>
+          <w:tcPr/>
+          <w:p>
+            <w:pPr>
+              <w:pStyle w:val="Compact"/>
+            </w:pPr>
+            <w:r>
+              <w:rPr>
+                <w:b/>
+                <w:bCs/>
+              </w:rPr>
+              <w:t xml:space="preserve">F축 존재 자체, F-28</w:t>
+            </w:r>
+          </w:p>
+        </w:tc>
+        <w:tc>
+          <w:tcPr/>
+          <w:p>
+            <w:pPr>
+              <w:pStyle w:val="Compact"/>
+            </w:pPr>
+            <w:r>
+              <w:t xml:space="preserve">인터뷰</w:t>
+            </w:r>
+          </w:p>
+        </w:tc>
+        <w:tc>
+          <w:tcPr/>
+          <w:p>
+            <w:pPr>
+              <w:pStyle w:val="Compact"/>
+            </w:pPr>
+            <w:r>
+              <w:t xml:space="preserve">🔴</w:t>
+            </w:r>
+          </w:p>
+        </w:tc>
+      </w:tr>
+      <w:tr>
+        <w:tc>
+          <w:tcPr/>
+          <w:p>
+            <w:pPr>
+              <w:pStyle w:val="Compact"/>
+            </w:pPr>
+            <w:r>
+              <w:rPr>
+                <w:b/>
+                <w:bCs/>
+              </w:rPr>
+              <w:t xml:space="preserve">H42</w:t>
+            </w:r>
+          </w:p>
+        </w:tc>
+        <w:tc>
+          <w:tcPr/>
+          <w:p>
+            <w:pPr>
+              <w:pStyle w:val="Compact"/>
+            </w:pPr>
+            <w:r>
+              <w:rPr>
+                <w:b/>
+                <w:bCs/>
+              </w:rPr>
+              <w:t xml:space="preserve">앱으로 낯선 한국인과 매칭되는 것을 꺼리지 않는다</w:t>
+            </w:r>
+          </w:p>
+        </w:tc>
+        <w:tc>
+          <w:tcPr/>
+          <w:p>
+            <w:pPr>
+              <w:pStyle w:val="Compact"/>
+            </w:pPr>
+            <w:r>
+              <w:rPr>
+                <w:b/>
+                <w:bCs/>
+              </w:rPr>
+              <w:t xml:space="preserve">F-28. H20과 같은 성격의 신뢰 문제</w:t>
+            </w:r>
+          </w:p>
+        </w:tc>
+        <w:tc>
+          <w:tcPr/>
+          <w:p>
+            <w:pPr>
+              <w:pStyle w:val="Compact"/>
+            </w:pPr>
+            <w:r>
+              <w:t xml:space="preserve">인터뷰 + 실측</w:t>
             </w:r>
           </w:p>
         </w:tc>

--- a/docs/docx/05_검증계획.docx
+++ b/docs/docx/05_검증계획.docx
@@ -9066,13 +9066,13 @@
         <w:t xml:space="preserve">미리 정해둔다.</w:t>
       </w:r>
     </w:p>
-    <w:bookmarkStart w:id="53" w:name="게이트-1--2026년-9월-인터뷰-후"/>
+    <w:bookmarkStart w:id="53" w:name="게이트-1-인터뷰-후"/>
     <w:p>
       <w:pPr>
         <w:pStyle w:val="Heading3"/>
       </w:pPr>
       <w:r>
-        <w:t xml:space="preserve">게이트 1 — 2026년 9월 (인터뷰 후)</w:t>
+        <w:t xml:space="preserve">게이트 1 (인터뷰 후)</w:t>
       </w:r>
     </w:p>
     <w:tbl>
@@ -9290,13 +9290,13 @@
       </w:r>
     </w:p>
     <w:bookmarkEnd w:id="53"/>
-    <w:bookmarkStart w:id="54" w:name="게이트-2--2026년-10월-트래픽-4주-후"/>
+    <w:bookmarkStart w:id="54" w:name="게이트-2-트래픽-4주-후"/>
     <w:p>
       <w:pPr>
         <w:pStyle w:val="Heading3"/>
       </w:pPr>
       <w:r>
-        <w:t xml:space="preserve">게이트 2 — 2026년 10월 (트래픽 4주 후)</w:t>
+        <w:t xml:space="preserve">게이트 2 (트래픽 4주 후)</w:t>
       </w:r>
     </w:p>
     <w:tbl>
@@ -9459,13 +9459,13 @@
       </w:tr>
     </w:tbl>
     <w:bookmarkEnd w:id="54"/>
-    <w:bookmarkStart w:id="55" w:name="게이트-3--2026년-12월-실측-도보-후"/>
+    <w:bookmarkStart w:id="55" w:name="게이트-3-실측-도보-후"/>
     <w:p>
       <w:pPr>
         <w:pStyle w:val="Heading3"/>
       </w:pPr>
       <w:r>
-        <w:t xml:space="preserve">게이트 3 — 2026년 12월 (실측 도보 후)</w:t>
+        <w:t xml:space="preserve">게이트 3 (실측 도보 후)</w:t>
       </w:r>
     </w:p>
     <w:tbl>
@@ -9603,13 +9603,13 @@
       </w:tr>
     </w:tbl>
     <w:bookmarkEnd w:id="55"/>
-    <w:bookmarkStart w:id="56" w:name="게이트-4--2027년-6월-성년-시즌-후--전업-판단"/>
+    <w:bookmarkStart w:id="56" w:name="게이트-4-성년-시즌-후--전업-판단"/>
     <w:p>
       <w:pPr>
         <w:pStyle w:val="Heading3"/>
       </w:pPr>
       <w:r>
-        <w:t xml:space="preserve">게이트 4 — 2027년 6월 (성년 시즌 후) —</w:t>
+        <w:t xml:space="preserve">게이트 4 (성년 시즌 후) —</w:t>
       </w:r>
       <w:r>
         <w:t xml:space="preserve"> </w:t>

--- a/docs/docx/05_검증계획.docx
+++ b/docs/docx/05_검증계획.docx
@@ -79,7 +79,7 @@
         </w:numPr>
       </w:pPr>
       <w:r>
-        <w:t xml:space="preserve">페르소나 비율 30/40/20/10 —</w:t>
+        <w:t xml:space="preserve">페르소나(실제 조사 없이 "이런 유형의 사용자가 있다"고 가정해서 만든 대표 인물상) 비율 30/40/20/10 —</w:t>
       </w:r>
       <w:r>
         <w:t xml:space="preserve"> </w:t>
@@ -1416,7 +1416,7 @@
               <w:pStyle w:val="Compact"/>
             </w:pPr>
             <w:r>
-              <w:t xml:space="preserve">화이트라벨 구조가 규제상 가능하다</w:t>
+              <w:t xml:space="preserve">화이트라벨(우리가 만든 서비스를 여행사 브랜드로 판매하는 방식) 구조가 규제상 가능하다</w:t>
             </w:r>
           </w:p>
         </w:tc>
@@ -7628,7 +7628,7 @@
                 <w:b/>
                 <w:bCs/>
               </w:rPr>
-              <w:t xml:space="preserve">GPX 저장 필수</w:t>
+              <w:t xml:space="preserve">GPX(GPS로 기록한 이동 경로를 저장하는 파일 형식) 저장 필수</w:t>
             </w:r>
             <w:r>
               <w:t xml:space="preserve"> </w:t>

--- a/docs/docx/05_검증계획.docx
+++ b/docs/docx/05_검증계획.docx
@@ -2,7 +2,7 @@
 <file path=word/document.xml><?xml version="1.0" encoding="utf-8"?>
 <w:document xmlns:w="http://schemas.openxmlformats.org/wordprocessingml/2006/main" xmlns:m="http://schemas.openxmlformats.org/officeDocument/2006/math" xmlns:r="http://schemas.openxmlformats.org/officeDocument/2006/relationships" xmlns:o="urn:schemas-microsoft-com:office:office" xmlns:v="urn:schemas-microsoft-com:vml" xmlns:w10="urn:schemas-microsoft-com:office:word" xmlns:a="http://schemas.openxmlformats.org/drawingml/2006/main" xmlns:pic="http://schemas.openxmlformats.org/drawingml/2006/picture" xmlns:wp="http://schemas.openxmlformats.org/drawingml/2006/wordprocessingDrawing">
   <w:body>
-    <w:bookmarkStart w:id="61" w:name="Xea3e3dd1e425f0e854639d840461288f491d9c6"/>
+    <w:bookmarkStart w:id="62" w:name="Xea3e3dd1e425f0e854639d840461288f491d9c6"/>
     <w:p>
       <w:pPr>
         <w:pStyle w:val="Heading1"/>
@@ -7096,7 +7096,7 @@
     </w:p>
     <w:bookmarkEnd w:id="37"/>
     <w:bookmarkEnd w:id="38"/>
-    <w:bookmarkStart w:id="52" w:name="X1d00cf5218c487f4eb7ba7366135e5a218e63f2"/>
+    <w:bookmarkStart w:id="53" w:name="X1d00cf5218c487f4eb7ba7366135e5a218e63f2"/>
     <w:p>
       <w:pPr>
         <w:pStyle w:val="Heading2"/>
@@ -7105,13 +7105,13 @@
         <w:t xml:space="preserve">6. C · 실측 도보 40일</w:t>
       </w:r>
     </w:p>
-    <w:bookmarkStart w:id="39" w:name="Xd3b43f63317fe7120d52b5f25d3101c36220397"/>
+    <w:bookmarkStart w:id="39" w:name="X460dabf6cd53d6ed7db3fa43ec2c51459fbe57e"/>
     <w:p>
       <w:pPr>
         <w:pStyle w:val="Heading3"/>
       </w:pPr>
       <w:r>
-        <w:t xml:space="preserve">6.1 이건 여행이 아니라 조사다</w:t>
+        <w:t xml:space="preserve">6.0 ⚠️ 방법 두 가지 (2026-07 추가) — 창업팀 도보 vs 필드 테스터 모집</w:t>
       </w:r>
     </w:p>
     <w:p>
@@ -7119,42 +7119,7 @@
         <w:pStyle w:val="FirstParagraph"/>
       </w:pPr>
       <w:r>
-        <w:rPr>
-          <w:b/>
-          <w:bCs/>
-        </w:rPr>
-        <w:t xml:space="preserve">800만 원과 40일을 쓴다. 계획 없이 가면 절반은 낭비된다.</w:t>
-      </w:r>
-    </w:p>
-    <w:p>
-      <w:pPr>
-        <w:pStyle w:val="BodyText"/>
-      </w:pPr>
-      <w:r>
-        <w:t xml:space="preserve">동시에</w:t>
-      </w:r>
-      <w:r>
-        <w:t xml:space="preserve"> </w:t>
-      </w:r>
-      <w:r>
-        <w:rPr>
-          <w:b/>
-          <w:bCs/>
-        </w:rPr>
-        <w:t xml:space="preserve">이건 마케팅 콘텐츠의 원천</w:t>
-      </w:r>
-      <w:r>
-        <w:t xml:space="preserve">이기도 하다. 두 목적을 함께 챙긴다.</w:t>
-      </w:r>
-    </w:p>
-    <w:bookmarkEnd w:id="39"/>
-    <w:bookmarkStart w:id="41" w:name="X305f69e7999301d793c3099eb220657790447a5"/>
-    <w:p>
-      <w:pPr>
-        <w:pStyle w:val="Heading3"/>
-      </w:pPr>
-      <w:r>
-        <w:t xml:space="preserve">6.2 시기와 코스</w:t>
+        <w:t xml:space="preserve">원래 이 장은 "창업팀이 직접 800만 원·40일을 들여 걷는다"만 전제하고 있었다. 그런데 이 조사가 필요한 이유를 뜯어보면 둘로 나뉜다.</w:t>
       </w:r>
     </w:p>
     <w:tbl>
@@ -7178,31 +7143,31 @@
               <w:pStyle w:val="Compact"/>
             </w:pPr>
             <w:r>
-              <w:t xml:space="preserve">항목</w:t>
-            </w:r>
-          </w:p>
-        </w:tc>
-        <w:tc>
-          <w:tcPr/>
-          <w:p>
-            <w:pPr>
-              <w:pStyle w:val="Compact"/>
-            </w:pPr>
-            <w:r>
-              <w:t xml:space="preserve">결정</w:t>
-            </w:r>
-          </w:p>
-        </w:tc>
-      </w:tr>
-      <w:tr>
-        <w:tc>
-          <w:tcPr/>
-          <w:p>
-            <w:pPr>
-              <w:pStyle w:val="Compact"/>
-            </w:pPr>
-            <w:r>
-              <w:t xml:space="preserve">시기</w:t>
+              <w:t xml:space="preserve">이유</w:t>
+            </w:r>
+          </w:p>
+        </w:tc>
+        <w:tc>
+          <w:tcPr/>
+          <w:p>
+            <w:pPr>
+              <w:pStyle w:val="Compact"/>
+            </w:pPr>
+            <w:r>
+              <w:t xml:space="preserve">창업팀이 꼭 걸어야 하나</w:t>
+            </w:r>
+          </w:p>
+        </w:tc>
+      </w:tr>
+      <w:tr>
+        <w:tc>
+          <w:tcPr/>
+          <w:p>
+            <w:pPr>
+              <w:pStyle w:val="Compact"/>
+            </w:pPr>
+            <w:r>
+              <w:t xml:space="preserve">데이터 정확성(규칙 1 — 지어내지 않기)</w:t>
             </w:r>
           </w:p>
         </w:tc>
@@ -7217,119 +7182,59 @@
                 <w:b/>
                 <w:bCs/>
               </w:rPr>
-              <w:t xml:space="preserve">2026년 10월 초 출발 ~ 11월 초 도착</w:t>
-            </w:r>
-          </w:p>
-        </w:tc>
-      </w:tr>
-      <w:tr>
-        <w:tc>
-          <w:tcPr/>
-          <w:p>
-            <w:pPr>
-              <w:pStyle w:val="Compact"/>
-            </w:pPr>
-            <w:r>
-              <w:t xml:space="preserve">코스</w:t>
-            </w:r>
-          </w:p>
-        </w:tc>
-        <w:tc>
-          <w:tcPr/>
-          <w:p>
-            <w:pPr>
-              <w:pStyle w:val="Compact"/>
-            </w:pPr>
-            <w:r>
-              <w:t xml:space="preserve">프랑스 길 전 구간 (생장 → 산티아고) 773.1km</w:t>
-            </w:r>
-          </w:p>
-        </w:tc>
-      </w:tr>
-      <w:tr>
-        <w:tc>
-          <w:tcPr/>
-          <w:p>
-            <w:pPr>
-              <w:pStyle w:val="Compact"/>
-            </w:pPr>
-            <w:r>
-              <w:t xml:space="preserve">일수</w:t>
-            </w:r>
-          </w:p>
-        </w:tc>
-        <w:tc>
-          <w:tcPr/>
-          <w:p>
-            <w:pPr>
-              <w:pStyle w:val="Compact"/>
-            </w:pPr>
-            <w:r>
-              <w:t xml:space="preserve">35일 도보 + 예비 5일</w:t>
-            </w:r>
-          </w:p>
-        </w:tc>
-      </w:tr>
-      <w:tr>
-        <w:tc>
-          <w:tcPr/>
-          <w:p>
-            <w:pPr>
-              <w:pStyle w:val="Compact"/>
-            </w:pPr>
-            <w:r>
-              <w:t xml:space="preserve">왜 이 시기인가</w:t>
-            </w:r>
-          </w:p>
-        </w:tc>
-        <w:tc>
-          <w:tcPr/>
-          <w:p>
-            <w:pPr>
-              <w:pStyle w:val="Compact"/>
-            </w:pPr>
-            <w:r>
-              <w:t xml:space="preserve">① 성수기를 피해 관찰이 쉽다 ②</w:t>
+              <w:t xml:space="preserve">아니다.</w:t>
             </w:r>
             <w:r>
               <w:t xml:space="preserve"> </w:t>
+            </w:r>
+            <w:r>
+              <w:t xml:space="preserve">출처만 있으면 된다(CLAUDE.md 절대 규칙 4 참고 —</w:t>
+            </w:r>
+            <w:r>
+              <w:t xml:space="preserve"> </w:t>
+            </w:r>
+            <w:r>
+              <w:rPr>
+                <w:rStyle w:val="VerbatimChar"/>
+              </w:rPr>
+              <w:t xml:space="preserve">data/forks.ts</w:t>
+            </w:r>
+            <w:r>
+              <w:t xml:space="preserve">처럼 가이드북 출처로 구조를 먼저 채운 사례가 이미 있다)</w:t>
+            </w:r>
+          </w:p>
+        </w:tc>
+      </w:tr>
+      <w:tr>
+        <w:tc>
+          <w:tcPr/>
+          <w:p>
+            <w:pPr>
+              <w:pStyle w:val="Compact"/>
+            </w:pPr>
+            <w:r>
+              <w:t xml:space="preserve">정밀 지오메트리(GPX)·안개 지도 스토리·</w:t>
             </w:r>
             <w:r>
               <w:rPr>
                 <w:b/>
                 <w:bCs/>
               </w:rPr>
-              <w:t xml:space="preserve">겨울 폐쇄 직전이라 개방 기간을 확인할 수 있다</w:t>
-            </w:r>
-            <w:r>
-              <w:t xml:space="preserve"> </w:t>
-            </w:r>
-            <w:r>
-              <w:t xml:space="preserve">③ 2027년 봄 출시 역산</w:t>
-            </w:r>
-          </w:p>
-        </w:tc>
-      </w:tr>
-      <w:tr>
-        <w:tc>
-          <w:tcPr/>
-          <w:p>
-            <w:pPr>
-              <w:pStyle w:val="Compact"/>
-            </w:pPr>
-            <w:r>
-              <w:t xml:space="preserve">⚠️ 위험</w:t>
-            </w:r>
-          </w:p>
-        </w:tc>
-        <w:tc>
-          <w:tcPr/>
-          <w:p>
-            <w:pPr>
-              <w:pStyle w:val="Compact"/>
-            </w:pPr>
-            <w:r>
-              <w:t xml:space="preserve">비가 많고 일부 알베르게가 이미 닫혀 있다.</w:t>
+              <w:t xml:space="preserve">커뮤니티 신뢰</w:t>
+            </w:r>
+            <w:r>
+              <w:t xml:space="preserve">("걸어보지 않은 팀이 만든 앱은 즉시 판별된다")</w:t>
+            </w:r>
+          </w:p>
+        </w:tc>
+        <w:tc>
+          <w:tcPr/>
+          <w:p>
+            <w:pPr>
+              <w:pStyle w:val="Compact"/>
+            </w:pPr>
+            <w:r>
+              <w:t xml:space="preserve">걷는 사람이 필요하지만,</w:t>
             </w:r>
             <w:r>
               <w:t xml:space="preserve"> </w:t>
@@ -7339,1188 +7244,28 @@
                 <w:b/>
                 <w:bCs/>
               </w:rPr>
-              <w:t xml:space="preserve">닫힌 것도 데이터다</w:t>
+              <w:t xml:space="preserve">그 사람이 창업팀 본인일 필요는 없다</w:t>
             </w:r>
           </w:p>
         </w:tc>
       </w:tr>
     </w:tbl>
-    <w:bookmarkStart w:id="40" w:name="warning-출발일-제약--반드시-확인"/>
-    <w:p>
-      <w:pPr>
-        <w:pStyle w:val="Heading4"/>
-      </w:pPr>
-      <w:r>
-        <w:t xml:space="preserve">⚠️ 출발일 제약 — 반드시 확인</w:t>
-      </w:r>
-    </w:p>
-    <w:p>
-      <w:pPr>
-        <w:pStyle w:val="FirstParagraph"/>
+    <w:p>
+      <w:pPr>
+        <w:pStyle w:val="BodyText"/>
       </w:pPr>
       <w:r>
         <w:rPr>
           <w:b/>
           <w:bCs/>
         </w:rPr>
-        <w:t xml:space="preserve">나폴레옹 루트(생장 → 론세스바예스)는 11월 1일부터 3월 31일까지 폐쇄된다.</w:t>
-      </w:r>
-    </w:p>
-    <w:tbl>
-      <w:tblPr>
-        <w:tblStyle w:val="Table"/>
-        <w:tblW w:type="auto" w:w="0"/>
-        <w:tblLook w:firstRow="1" w:lastRow="0" w:firstColumn="0" w:lastColumn="0" w:noHBand="0" w:noVBand="0" w:val="0020"/>
-      </w:tblPr>
-      <w:tblGrid>
-        <w:gridCol w:w="3960"/>
-        <w:gridCol w:w="3960"/>
-      </w:tblGrid>
-      <w:tr>
-        <w:trPr>
-          <w:tblHeader w:val="on"/>
-        </w:trPr>
-        <w:tc>
-          <w:tcPr/>
-          <w:p>
-            <w:pPr>
-              <w:pStyle w:val="Compact"/>
-            </w:pPr>
-            <w:r>
-              <w:t xml:space="preserve">출발일</w:t>
-            </w:r>
-          </w:p>
-        </w:tc>
-        <w:tc>
-          <w:tcPr/>
-          <w:p>
-            <w:pPr>
-              <w:pStyle w:val="Compact"/>
-            </w:pPr>
-            <w:r>
-              <w:t xml:space="preserve">결과</w:t>
-            </w:r>
-          </w:p>
-        </w:tc>
-      </w:tr>
-      <w:tr>
-        <w:tc>
-          <w:tcPr/>
-          <w:p>
-            <w:pPr>
-              <w:pStyle w:val="Compact"/>
-            </w:pPr>
-            <w:r>
-              <w:rPr>
-                <w:b/>
-                <w:bCs/>
-              </w:rPr>
-              <w:t xml:space="preserve">10월 20일 이전</w:t>
-            </w:r>
-          </w:p>
-        </w:tc>
-        <w:tc>
-          <w:tcPr/>
-          <w:p>
-            <w:pPr>
-              <w:pStyle w:val="Compact"/>
-            </w:pPr>
-            <w:r>
-              <w:t xml:space="preserve">나폴레옹 통과 가능.</w:t>
-            </w:r>
-            <w:r>
-              <w:t xml:space="preserve"> </w:t>
-            </w:r>
-            <w:r>
-              <w:rPr>
-                <w:b/>
-                <w:bCs/>
-              </w:rPr>
-              <w:t xml:space="preserve">1일차 데이터를 실측할 수 있다</w:t>
-            </w:r>
-          </w:p>
-        </w:tc>
-      </w:tr>
-      <w:tr>
-        <w:tc>
-          <w:tcPr/>
-          <w:p>
-            <w:pPr>
-              <w:pStyle w:val="Compact"/>
-            </w:pPr>
-            <w:r>
-              <w:t xml:space="preserve">11월 1일 이후</w:t>
-            </w:r>
-          </w:p>
-        </w:tc>
-        <w:tc>
-          <w:tcPr/>
-          <w:p>
-            <w:pPr>
-              <w:pStyle w:val="Compact"/>
-            </w:pPr>
-            <w:r>
-              <w:t xml:space="preserve">발카를로스만 가능.</w:t>
-            </w:r>
-            <w:r>
-              <w:t xml:space="preserve"> </w:t>
-            </w:r>
-            <w:r>
-              <w:rPr>
-                <w:b/>
-                <w:bCs/>
-              </w:rPr>
-              <w:t xml:space="preserve">나폴레옹 데이터를 못 얻는다</w:t>
-            </w:r>
-          </w:p>
-        </w:tc>
-      </w:tr>
-    </w:tbl>
-    <w:p>
-      <w:pPr>
-        <w:pStyle w:val="BodyText"/>
-      </w:pPr>
-      <w:r>
-        <w:rPr>
-          <w:b/>
-          <w:bCs/>
-        </w:rPr>
-        <w:t xml:space="preserve">1일차는 카미노에서 부상이 가장 많은 날이고, 우리 고도 결함의 대표 사례다.</w:t>
+        <w:t xml:space="preserve">대안: 필드 테스터 프로그램.</w:t>
       </w:r>
       <w:r>
         <w:t xml:space="preserve"> </w:t>
       </w:r>
       <w:r>
-        <w:t xml:space="preserve">이 구간을 직접 걷지 못하면 검증의 핵심이 빠진다.</w:t>
-      </w:r>
-    </w:p>
-    <w:p>
-      <w:pPr>
-        <w:pStyle w:val="BodyText"/>
-      </w:pPr>
-      <w:r>
-        <w:rPr>
-          <w:b/>
-          <w:bCs/>
-        </w:rPr>
-        <w:t xml:space="preserve">→ 출발을 10월 초로 앞당긴다.</w:t>
-      </w:r>
-      <w:r>
-        <w:t xml:space="preserve"> </w:t>
-      </w:r>
-      <w:r>
-        <w:t xml:space="preserve">35일 도보면 11월 초에 마친다.</w:t>
-      </w:r>
-    </w:p>
-    <w:p>
-      <w:pPr>
-        <w:pStyle w:val="BodyText"/>
-      </w:pPr>
-      <w:r>
-        <w:t xml:space="preserve">⚠️ 개방 시기라도 당일 기상에 따라 통제될 수 있다.</w:t>
-      </w:r>
-      <w:r>
-        <w:t xml:space="preserve"> </w:t>
-      </w:r>
-      <w:r>
-        <w:rPr>
-          <w:b/>
-          <w:bCs/>
-        </w:rPr>
-        <w:t xml:space="preserve">생장 순례자 사무소의 안내를 따른다.</w:t>
-      </w:r>
-    </w:p>
-    <w:bookmarkEnd w:id="40"/>
-    <w:bookmarkEnd w:id="41"/>
-    <w:bookmarkStart w:id="47" w:name="X146fd313f3ed85b0faa62b2da98fa5f552d4043"/>
-    <w:p>
-      <w:pPr>
-        <w:pStyle w:val="Heading3"/>
-      </w:pPr>
-      <w:r>
-        <w:t xml:space="preserve">6.3 매일 기록할 것</w:t>
-      </w:r>
-    </w:p>
-    <w:p>
-      <w:pPr>
-        <w:pStyle w:val="FirstParagraph"/>
-      </w:pPr>
-      <w:r>
-        <w:rPr>
-          <w:b/>
-          <w:bCs/>
-        </w:rPr>
-        <w:t xml:space="preserve">앱 없이 시작하므로 스프레드시트 + 사진으로 한다.</w:t>
-      </w:r>
-    </w:p>
-    <w:bookmarkStart w:id="42" w:name="구간-기록-매일-1건"/>
-    <w:p>
-      <w:pPr>
-        <w:pStyle w:val="Heading4"/>
-      </w:pPr>
-      <w:r>
-        <w:t xml:space="preserve">구간 기록 (매일 1건)</w:t>
-      </w:r>
-    </w:p>
-    <w:tbl>
-      <w:tblPr>
-        <w:tblStyle w:val="Table"/>
-        <w:tblW w:type="auto" w:w="0"/>
-        <w:tblLook w:firstRow="1" w:lastRow="0" w:firstColumn="0" w:lastColumn="0" w:noHBand="0" w:noVBand="0" w:val="0020"/>
-      </w:tblPr>
-      <w:tblGrid>
-        <w:gridCol w:w="3960"/>
-        <w:gridCol w:w="3960"/>
-      </w:tblGrid>
-      <w:tr>
-        <w:trPr>
-          <w:tblHeader w:val="on"/>
-        </w:trPr>
-        <w:tc>
-          <w:tcPr/>
-          <w:p>
-            <w:pPr>
-              <w:pStyle w:val="Compact"/>
-            </w:pPr>
-            <w:r>
-              <w:t xml:space="preserve">항목</w:t>
-            </w:r>
-          </w:p>
-        </w:tc>
-        <w:tc>
-          <w:tcPr/>
-          <w:p>
-            <w:pPr>
-              <w:pStyle w:val="Compact"/>
-            </w:pPr>
-            <w:r>
-              <w:t xml:space="preserve">방법</w:t>
-            </w:r>
-          </w:p>
-        </w:tc>
-      </w:tr>
-      <w:tr>
-        <w:tc>
-          <w:tcPr/>
-          <w:p>
-            <w:pPr>
-              <w:pStyle w:val="Compact"/>
-            </w:pPr>
-            <w:r>
-              <w:t xml:space="preserve">GPS 트랙</w:t>
-            </w:r>
-          </w:p>
-        </w:tc>
-        <w:tc>
-          <w:tcPr/>
-          <w:p>
-            <w:pPr>
-              <w:pStyle w:val="Compact"/>
-            </w:pPr>
-            <w:r>
-              <w:t xml:space="preserve">워치 또는 폰.</w:t>
-            </w:r>
-            <w:r>
-              <w:t xml:space="preserve"> </w:t>
-            </w:r>
-            <w:r>
-              <w:rPr>
-                <w:b/>
-                <w:bCs/>
-              </w:rPr>
-              <w:t xml:space="preserve">GPX(GPS로 기록한 이동 경로를 저장하는 파일 형식) 저장 필수</w:t>
-            </w:r>
-            <w:r>
-              <w:t xml:space="preserve"> </w:t>
-            </w:r>
-            <w:r>
-              <w:t xml:space="preserve">— 우리 계산 결과와 대조</w:t>
-            </w:r>
-          </w:p>
-        </w:tc>
-      </w:tr>
-      <w:tr>
-        <w:tc>
-          <w:tcPr/>
-          <w:p>
-            <w:pPr>
-              <w:pStyle w:val="Compact"/>
-            </w:pPr>
-            <w:r>
-              <w:t xml:space="preserve">실제 소요 시간 (휴식 제외)</w:t>
-            </w:r>
-          </w:p>
-        </w:tc>
-        <w:tc>
-          <w:tcPr/>
-          <w:p>
-            <w:pPr>
-              <w:pStyle w:val="Compact"/>
-            </w:pPr>
-            <w:r>
-              <w:t xml:space="preserve">수동 기록</w:t>
-            </w:r>
-          </w:p>
-        </w:tc>
-      </w:tr>
-      <w:tr>
-        <w:tc>
-          <w:tcPr/>
-          <w:p>
-            <w:pPr>
-              <w:pStyle w:val="Compact"/>
-            </w:pPr>
-            <w:r>
-              <w:t xml:space="preserve">체감 난이도 1~5</w:t>
-            </w:r>
-          </w:p>
-        </w:tc>
-        <w:tc>
-          <w:tcPr/>
-          <w:p>
-            <w:pPr>
-              <w:pStyle w:val="Compact"/>
-            </w:pPr>
-            <w:r>
-              <w:t xml:space="preserve">주관이지만 일관되게</w:t>
-            </w:r>
-          </w:p>
-        </w:tc>
-      </w:tr>
-      <w:tr>
-        <w:tc>
-          <w:tcPr/>
-          <w:p>
-            <w:pPr>
-              <w:pStyle w:val="Compact"/>
-            </w:pPr>
-            <w:r>
-              <w:rPr>
-                <w:b/>
-                <w:bCs/>
-              </w:rPr>
-              <w:t xml:space="preserve">몸 상태</w:t>
-            </w:r>
-          </w:p>
-        </w:tc>
-        <w:tc>
-          <w:tcPr/>
-          <w:p>
-            <w:pPr>
-              <w:pStyle w:val="Compact"/>
-            </w:pPr>
-            <w:r>
-              <w:t xml:space="preserve">통증 부위와 강도.</w:t>
-            </w:r>
-            <w:r>
-              <w:t xml:space="preserve"> </w:t>
-            </w:r>
-            <w:r>
-              <w:rPr>
-                <w:b/>
-                <w:bCs/>
-              </w:rPr>
-              <w:t xml:space="preserve">H15 임계값 검증의 핵심</w:t>
-            </w:r>
-          </w:p>
-        </w:tc>
-      </w:tr>
-      <w:tr>
-        <w:tc>
-          <w:tcPr/>
-          <w:p>
-            <w:pPr>
-              <w:pStyle w:val="Compact"/>
-            </w:pPr>
-            <w:r>
-              <w:t xml:space="preserve">날씨</w:t>
-            </w:r>
-          </w:p>
-        </w:tc>
-        <w:tc>
-          <w:tcPr/>
-          <w:p>
-            <w:pPr>
-              <w:pStyle w:val="Compact"/>
-            </w:pPr>
-          </w:p>
-        </w:tc>
-      </w:tr>
-      <w:tr>
-        <w:tc>
-          <w:tcPr/>
-          <w:p>
-            <w:pPr>
-              <w:pStyle w:val="Compact"/>
-            </w:pPr>
-            <w:r>
-              <w:t xml:space="preserve">그늘 없는 구간</w:t>
-            </w:r>
-          </w:p>
-        </w:tc>
-        <w:tc>
-          <w:tcPr/>
-          <w:p>
-            <w:pPr>
-              <w:pStyle w:val="Compact"/>
-            </w:pPr>
-            <w:r>
-              <w:t xml:space="preserve">대략 km</w:t>
-            </w:r>
-          </w:p>
-        </w:tc>
-      </w:tr>
-      <w:tr>
-        <w:tc>
-          <w:tcPr/>
-          <w:p>
-            <w:pPr>
-              <w:pStyle w:val="Compact"/>
-            </w:pPr>
-            <w:r>
-              <w:t xml:space="preserve">통신 끊긴 구간</w:t>
-            </w:r>
-          </w:p>
-        </w:tc>
-        <w:tc>
-          <w:tcPr/>
-          <w:p>
-            <w:pPr>
-              <w:pStyle w:val="Compact"/>
-            </w:pPr>
-            <w:r>
-              <w:rPr>
-                <w:b/>
-                <w:bCs/>
-              </w:rPr>
-              <w:t xml:space="preserve">오프라인 설계 근거</w:t>
-            </w:r>
-          </w:p>
-        </w:tc>
-      </w:tr>
-      <w:tr>
-        <w:tc>
-          <w:tcPr/>
-          <w:p>
-            <w:pPr>
-              <w:pStyle w:val="Compact"/>
-            </w:pPr>
-            <w:r>
-              <w:rPr>
-                <w:b/>
-                <w:bCs/>
-              </w:rPr>
-              <w:t xml:space="preserve">갈림길 선택</w:t>
-            </w:r>
-          </w:p>
-        </w:tc>
-        <w:tc>
-          <w:tcPr/>
-          <w:p>
-            <w:pPr>
-              <w:pStyle w:val="Compact"/>
-            </w:pPr>
-            <w:r>
-              <w:t xml:space="preserve">오늘 지난 분기점에서 어느 쪽으로 걸었는지, 왜 그쪽을 골랐는지</w:t>
-            </w:r>
-          </w:p>
-        </w:tc>
-      </w:tr>
-      <w:tr>
-        <w:tc>
-          <w:tcPr/>
-          <w:p>
-            <w:pPr>
-              <w:pStyle w:val="Compact"/>
-            </w:pPr>
-            <w:r>
-              <w:rPr>
-                <w:b/>
-                <w:bCs/>
-              </w:rPr>
-              <w:t xml:space="preserve">⭐ 변형 경로 GPX</w:t>
-            </w:r>
-          </w:p>
-        </w:tc>
-        <w:tc>
-          <w:tcPr/>
-          <w:p>
-            <w:pPr>
-              <w:pStyle w:val="Compact"/>
-            </w:pPr>
-            <w:r>
-              <w:rPr>
-                <w:b/>
-                <w:bCs/>
-              </w:rPr>
-              <w:t xml:space="preserve">11개 갈림길 중 하나를 지났다면 그 변형 경로도 별도로 GPX 저장</w:t>
-            </w:r>
-            <w:r>
-              <w:t xml:space="preserve"> </w:t>
-            </w:r>
-            <w:r>
-              <w:t xml:space="preserve">—</w:t>
-            </w:r>
-            <w:r>
-              <w:t xml:space="preserve"> </w:t>
-            </w:r>
-            <w:r>
-              <w:rPr>
-                <w:rStyle w:val="VerbatimChar"/>
-              </w:rPr>
-              <w:t xml:space="preserve">data/forks.ts</w:t>
-            </w:r>
-            <w:r>
-              <w:t xml:space="preserve"> </w:t>
-            </w:r>
-            <w:r>
-              <w:t xml:space="preserve">M19(갈림길 추천)의 유일한 데이터 소스다</w:t>
-            </w:r>
-          </w:p>
-        </w:tc>
-      </w:tr>
-      <w:tr>
-        <w:tc>
-          <w:tcPr/>
-          <w:p>
-            <w:pPr>
-              <w:pStyle w:val="Compact"/>
-            </w:pPr>
-            <w:r>
-              <w:rPr>
-                <w:b/>
-                <w:bCs/>
-              </w:rPr>
-              <w:t xml:space="preserve">⭐ 랜드마크 촬영</w:t>
-            </w:r>
-          </w:p>
-        </w:tc>
-        <w:tc>
-          <w:tcPr/>
-          <w:p>
-            <w:pPr>
-              <w:pStyle w:val="Compact"/>
-            </w:pPr>
-            <w:r>
-              <w:rPr>
-                <w:b/>
-                <w:bCs/>
-              </w:rPr>
-              <w:t xml:space="preserve">오늘 지난 곳이 안개 지도 19곳 중 하나라면 사진 + 짧은 인상 기록</w:t>
-            </w:r>
-            <w:r>
-              <w:t xml:space="preserve"> </w:t>
-            </w:r>
-            <w:r>
-              <w:t xml:space="preserve">— F-15</w:t>
-            </w:r>
-            <w:r>
-              <w:t xml:space="preserve"> </w:t>
-            </w:r>
-            <w:r>
-              <w:rPr>
-                <w:rStyle w:val="VerbatimChar"/>
-              </w:rPr>
-              <w:t xml:space="preserve">landmarks.ts</w:t>
-            </w:r>
-            <w:r>
-              <w:t xml:space="preserve">의 유일한 데이터 소스다</w:t>
-            </w:r>
-          </w:p>
-        </w:tc>
-      </w:tr>
-    </w:tbl>
-    <w:bookmarkEnd w:id="42"/>
-    <w:bookmarkStart w:id="43" w:name="마을-기록-지나는-마을마다"/>
-    <w:p>
-      <w:pPr>
-        <w:pStyle w:val="Heading4"/>
-      </w:pPr>
-      <w:r>
-        <w:t xml:space="preserve">마을 기록 (지나는 마을마다)</w:t>
-      </w:r>
-    </w:p>
-    <w:tbl>
-      <w:tblPr>
-        <w:tblStyle w:val="Table"/>
-        <w:tblW w:type="auto" w:w="0"/>
-        <w:tblLook w:firstRow="1" w:lastRow="0" w:firstColumn="0" w:lastColumn="0" w:noHBand="0" w:noVBand="0" w:val="0020"/>
-      </w:tblPr>
-      <w:tblGrid>
-        <w:gridCol w:w="3960"/>
-        <w:gridCol w:w="3960"/>
-      </w:tblGrid>
-      <w:tr>
-        <w:trPr>
-          <w:tblHeader w:val="on"/>
-        </w:trPr>
-        <w:tc>
-          <w:tcPr/>
-          <w:p>
-            <w:pPr>
-              <w:pStyle w:val="Compact"/>
-            </w:pPr>
-            <w:r>
-              <w:t xml:space="preserve">항목</w:t>
-            </w:r>
-          </w:p>
-        </w:tc>
-        <w:tc>
-          <w:tcPr/>
-          <w:p>
-            <w:pPr>
-              <w:pStyle w:val="Compact"/>
-            </w:pPr>
-            <w:r>
-              <w:t xml:space="preserve">확인 방법</w:t>
-            </w:r>
-          </w:p>
-        </w:tc>
-      </w:tr>
-      <w:tr>
-        <w:tc>
-          <w:tcPr/>
-          <w:p>
-            <w:pPr>
-              <w:pStyle w:val="Compact"/>
-            </w:pPr>
-            <w:r>
-              <w:t xml:space="preserve">서비스 실재 여부</w:t>
-            </w:r>
-          </w:p>
-        </w:tc>
-        <w:tc>
-          <w:tcPr/>
-          <w:p>
-            <w:pPr>
-              <w:pStyle w:val="Compact"/>
-            </w:pPr>
-            <w:r>
-              <w:t xml:space="preserve">물, 바, 상점, 약국, ATM, 배송 접수</w:t>
-            </w:r>
-          </w:p>
-        </w:tc>
-      </w:tr>
-      <w:tr>
-        <w:tc>
-          <w:tcPr/>
-          <w:p>
-            <w:pPr>
-              <w:pStyle w:val="Compact"/>
-            </w:pPr>
-            <w:r>
-              <w:rPr>
-                <w:b/>
-                <w:bCs/>
-              </w:rPr>
-              <w:t xml:space="preserve">첫 바 개점 시각</w:t>
-            </w:r>
-          </w:p>
-        </w:tc>
-        <w:tc>
-          <w:tcPr/>
-          <w:p>
-            <w:pPr>
-              <w:pStyle w:val="Compact"/>
-            </w:pPr>
-            <w:r>
-              <w:t xml:space="preserve">새벽 출발 시 아침 확보 가능 여부</w:t>
-            </w:r>
-          </w:p>
-        </w:tc>
-      </w:tr>
-      <w:tr>
-        <w:tc>
-          <w:tcPr/>
-          <w:p>
-            <w:pPr>
-              <w:pStyle w:val="Compact"/>
-            </w:pPr>
-            <w:r>
-              <w:t xml:space="preserve">상점 시에스타 시간</w:t>
-            </w:r>
-          </w:p>
-        </w:tc>
-        <w:tc>
-          <w:tcPr/>
-          <w:p>
-            <w:pPr>
-              <w:pStyle w:val="Compact"/>
-            </w:pPr>
-          </w:p>
-        </w:tc>
-      </w:tr>
-      <w:tr>
-        <w:tc>
-          <w:tcPr/>
-          <w:p>
-            <w:pPr>
-              <w:pStyle w:val="Compact"/>
-            </w:pPr>
-            <w:r>
-              <w:t xml:space="preserve">실제 도착 시각</w:t>
-            </w:r>
-          </w:p>
-        </w:tc>
-        <w:tc>
-          <w:tcPr/>
-          <w:p>
-            <w:pPr>
-              <w:pStyle w:val="Compact"/>
-            </w:pPr>
-          </w:p>
-        </w:tc>
-      </w:tr>
-    </w:tbl>
-    <w:bookmarkEnd w:id="43"/>
-    <w:bookmarkStart w:id="44" w:name="숙소-기록-매일-13곳--가장-중요"/>
-    <w:p>
-      <w:pPr>
-        <w:pStyle w:val="Heading4"/>
-      </w:pPr>
-      <w:r>
-        <w:t xml:space="preserve">숙소 기록 (매일 1~3곳) ★ 가장 중요</w:t>
-      </w:r>
-    </w:p>
-    <w:p>
-      <w:pPr>
-        <w:pStyle w:val="SourceCode"/>
-      </w:pPr>
-      <w:r>
-        <w:rPr>
-          <w:rStyle w:val="VerbatimChar"/>
-        </w:rPr>
-        <w:t xml:space="preserve">□ 원어명 (간판 사진)</w:t>
-      </w:r>
-      <w:r>
-        <w:br/>
-      </w:r>
-      <w:r>
-        <w:rPr>
-          <w:rStyle w:val="VerbatimChar"/>
-        </w:rPr>
-        <w:t xml:space="preserve">□ 유형 (공립/Xunta/본당/수도원/사립/기부제)</w:t>
-      </w:r>
-      <w:r>
-        <w:br/>
-      </w:r>
-      <w:r>
-        <w:rPr>
-          <w:rStyle w:val="VerbatimChar"/>
-        </w:rPr>
-        <w:t xml:space="preserve">□ 실제 침대 수</w:t>
-      </w:r>
-      <w:r>
-        <w:br/>
-      </w:r>
-      <w:r>
-        <w:rPr>
-          <w:rStyle w:val="VerbatimChar"/>
-        </w:rPr>
-        <w:t xml:space="preserve">□ 요금</w:t>
-      </w:r>
-      <w:r>
-        <w:br/>
-      </w:r>
-      <w:r>
-        <w:rPr>
-          <w:rStyle w:val="VerbatimChar"/>
-        </w:rPr>
-        <w:t xml:space="preserve">□ 예약 방법 (전화/WhatsApp/불가) ← 직접 물어본다</w:t>
-      </w:r>
-      <w:r>
-        <w:br/>
-      </w:r>
-      <w:r>
-        <w:rPr>
-          <w:rStyle w:val="VerbatimChar"/>
-        </w:rPr>
-        <w:t xml:space="preserve">□ 개방 기간 ← 직접 물어본다. "언제 닫아요?"</w:t>
-      </w:r>
-      <w:r>
-        <w:br/>
-      </w:r>
-      <w:r>
-        <w:rPr>
-          <w:rStyle w:val="VerbatimChar"/>
-        </w:rPr>
-        <w:t xml:space="preserve">□ ★ 건조기 유무 ← 눈으로 확인</w:t>
-      </w:r>
-      <w:r>
-        <w:br/>
-      </w:r>
-      <w:r>
-        <w:rPr>
-          <w:rStyle w:val="VerbatimChar"/>
-        </w:rPr>
-        <w:t xml:space="preserve">□ 세탁기, 취사, 난방, WiFi</w:t>
-      </w:r>
-      <w:r>
-        <w:br/>
-      </w:r>
-      <w:r>
-        <w:rPr>
-          <w:rStyle w:val="VerbatimChar"/>
-        </w:rPr>
-        <w:t xml:space="preserve">□ ★ 짐 배송 수령 가능 여부 ← 직접 물어본다</w:t>
-      </w:r>
-      <w:r>
-        <w:br/>
-      </w:r>
-      <w:r>
-        <w:rPr>
-          <w:rStyle w:val="VerbatimChar"/>
-        </w:rPr>
-        <w:t xml:space="preserve">□ 콘센트 개수</w:t>
-      </w:r>
-      <w:r>
-        <w:br/>
-      </w:r>
-      <w:r>
-        <w:rPr>
-          <w:rStyle w:val="VerbatimChar"/>
-        </w:rPr>
-        <w:t xml:space="preserve">□ 소등 시각, 문 닫는 시각</w:t>
-      </w:r>
-      <w:r>
-        <w:br/>
-      </w:r>
-      <w:r>
-        <w:rPr>
-          <w:rStyle w:val="VerbatimChar"/>
-        </w:rPr>
-        <w:t xml:space="preserve">□ 몇 시에 만실이 됐나 ← ★ H1 검증의 결정적 데이터</w:t>
-      </w:r>
-      <w:r>
-        <w:br/>
-      </w:r>
-      <w:r>
-        <w:rPr>
-          <w:rStyle w:val="VerbatimChar"/>
-        </w:rPr>
-        <w:t xml:space="preserve">□ 사진 3장 (외관/도미/공용)</w:t>
-      </w:r>
-    </w:p>
-    <w:p>
-      <w:pPr>
-        <w:pStyle w:val="FirstParagraph"/>
-      </w:pPr>
-      <w:r>
-        <w:rPr>
-          <w:b/>
-          <w:bCs/>
-        </w:rPr>
-        <w:t xml:space="preserve">하루에 묵는 곳 외에 지나치는 알베르게도 들러서 묻는다.</w:t>
-      </w:r>
-      <w:r>
-        <w:t xml:space="preserve"> </w:t>
-      </w:r>
-      <w:r>
-        <w:t xml:space="preserve">하루 3곳이 목표.</w:t>
-      </w:r>
-      <w:r>
-        <w:t xml:space="preserve"> </w:t>
-      </w:r>
-      <w:r>
-        <w:t xml:space="preserve">40일 × 3곳 =</w:t>
-      </w:r>
-      <w:r>
-        <w:t xml:space="preserve"> </w:t>
-      </w:r>
-      <w:r>
-        <w:rPr>
-          <w:b/>
-          <w:bCs/>
-        </w:rPr>
-        <w:t xml:space="preserve">약 120곳.</w:t>
-      </w:r>
-      <w:r>
-        <w:t xml:space="preserve"> </w:t>
-      </w:r>
-      <w:r>
-        <w:t xml:space="preserve">프랑스 길 주요 숙소의 상당수를 커버한다.</w:t>
-      </w:r>
-    </w:p>
-    <w:bookmarkEnd w:id="44"/>
-    <w:bookmarkStart w:id="45" w:name="star-보여주기-카드-검증-매일-최소-1장"/>
-    <w:p>
-      <w:pPr>
-        <w:pStyle w:val="Heading4"/>
-      </w:pPr>
-      <w:r>
-        <w:t xml:space="preserve">⭐ 보여주기 카드 검증 (매일 최소 1장)</w:t>
-      </w:r>
-    </w:p>
-    <w:p>
-      <w:pPr>
-        <w:pStyle w:val="SourceCode"/>
-      </w:pPr>
-      <w:r>
-        <w:rPr>
-          <w:rStyle w:val="VerbatimChar"/>
-        </w:rPr>
-        <w:t xml:space="preserve">□ 오늘 사용한 카드:</w:t>
-      </w:r>
-      <w:r>
-        <w:br/>
-      </w:r>
-      <w:r>
-        <w:rPr>
-          <w:rStyle w:val="VerbatimChar"/>
-        </w:rPr>
-        <w:t xml:space="preserve">□ 상대: 알베르게 주인 / 약사 / 식당 / 기타</w:t>
-      </w:r>
-      <w:r>
-        <w:br/>
-      </w:r>
-      <w:r>
-        <w:rPr>
-          <w:rStyle w:val="VerbatimChar"/>
-        </w:rPr>
-        <w:t xml:space="preserve">□ 반응</w:t>
-      </w:r>
-      <w:r>
-        <w:br/>
-      </w:r>
-      <w:r>
-        <w:rPr>
-          <w:rStyle w:val="VerbatimChar"/>
-        </w:rPr>
-        <w:t xml:space="preserve">   □ 바로 이해했다</w:t>
-      </w:r>
-      <w:r>
-        <w:br/>
-      </w:r>
-      <w:r>
-        <w:rPr>
-          <w:rStyle w:val="VerbatimChar"/>
-        </w:rPr>
-        <w:t xml:space="preserve">   □ 되물었다 → 어떤 부분에서:</w:t>
-      </w:r>
-      <w:r>
-        <w:br/>
-      </w:r>
-      <w:r>
-        <w:rPr>
-          <w:rStyle w:val="VerbatimChar"/>
-        </w:rPr>
-        <w:t xml:space="preserve">   □ 무시했다 / 거부했다</w:t>
-      </w:r>
-      <w:r>
-        <w:br/>
-      </w:r>
-      <w:r>
-        <w:rPr>
-          <w:rStyle w:val="VerbatimChar"/>
-        </w:rPr>
-        <w:t xml:space="preserve">□ ★ 내 폰을 만지는 것을 꺼렸는가?  ← H20. 가장 중요</w:t>
-      </w:r>
-      <w:r>
-        <w:br/>
-      </w:r>
-      <w:r>
-        <w:rPr>
-          <w:rStyle w:val="VerbatimChar"/>
-        </w:rPr>
-        <w:t xml:space="preserve">□ 응답 선택지가 실제 상황을 커버했나?</w:t>
-      </w:r>
-      <w:r>
-        <w:br/>
-      </w:r>
-      <w:r>
-        <w:rPr>
-          <w:rStyle w:val="VerbatimChar"/>
-        </w:rPr>
-        <w:t xml:space="preserve">   □ 없는 답을 하려 했다 → 무엇:</w:t>
-      </w:r>
-      <w:r>
-        <w:br/>
-      </w:r>
-      <w:r>
-        <w:rPr>
-          <w:rStyle w:val="VerbatimChar"/>
-        </w:rPr>
-        <w:t xml:space="preserve">□ 고칠 문장:</w:t>
-      </w:r>
-    </w:p>
-    <w:p>
-      <w:pPr>
-        <w:pStyle w:val="FirstParagraph"/>
-      </w:pPr>
-      <w:r>
-        <w:rPr>
-          <w:b/>
-          <w:bCs/>
-        </w:rPr>
-        <w:t xml:space="preserve">목표: 약국 5곳, 알베르게 20곳에서 검증.</w:t>
-      </w:r>
-      <w:r>
-        <w:t xml:space="preserve"> </w:t>
-      </w:r>
-      <w:r>
-        <w:rPr>
-          <w:b/>
-          <w:bCs/>
-        </w:rPr>
-        <w:t xml:space="preserve">H20이 부정적이면 설계를 바꾼다</w:t>
-      </w:r>
-      <w:r>
-        <w:t xml:space="preserve"> </w:t>
-      </w:r>
-      <w:r>
-        <w:t xml:space="preserve">— 상대는 가리키기만 하고 내가 누르는 방식으로.</w:t>
-      </w:r>
-    </w:p>
-    <w:bookmarkEnd w:id="45"/>
-    <w:bookmarkStart w:id="46" w:name="관찰-기록-매일"/>
-    <w:p>
-      <w:pPr>
-        <w:pStyle w:val="Heading4"/>
-      </w:pPr>
-      <w:r>
-        <w:t xml:space="preserve">관찰 기록 (매일)</w:t>
-      </w:r>
-    </w:p>
-    <w:p>
-      <w:pPr>
-        <w:pStyle w:val="SourceCode"/>
-      </w:pPr>
-      <w:r>
-        <w:rPr>
-          <w:rStyle w:val="VerbatimChar"/>
-        </w:rPr>
-        <w:t xml:space="preserve">· 알베르게 앞에 줄이 있었나? 몇 시부터?</w:t>
-      </w:r>
-      <w:r>
-        <w:br/>
-      </w:r>
-      <w:r>
-        <w:rPr>
-          <w:rStyle w:val="VerbatimChar"/>
-        </w:rPr>
-        <w:t xml:space="preserve">· 만실이라 돌아가는 사람을 봤나?</w:t>
-      </w:r>
-      <w:r>
-        <w:br/>
-      </w:r>
-      <w:r>
-        <w:rPr>
-          <w:rStyle w:val="VerbatimChar"/>
-        </w:rPr>
-        <w:t xml:space="preserve">· 한국인을 몇 명 만났나? 어떤 앱을 쓰던가?</w:t>
-      </w:r>
-      <w:r>
-        <w:br/>
-      </w:r>
-      <w:r>
-        <w:rPr>
-          <w:rStyle w:val="VerbatimChar"/>
-        </w:rPr>
-        <w:t xml:space="preserve">· 오늘 스페인어가 필요했던 순간</w:t>
-      </w:r>
-      <w:r>
-        <w:br/>
-      </w:r>
-      <w:r>
-        <w:rPr>
-          <w:rStyle w:val="VerbatimChar"/>
-        </w:rPr>
-        <w:t xml:space="preserve">· 내가 몰라서 곤란했던 것 ← 제품 아이디어의 원천</w:t>
-      </w:r>
-    </w:p>
-    <w:bookmarkEnd w:id="46"/>
-    <w:bookmarkEnd w:id="47"/>
-    <w:bookmarkStart w:id="48" w:name="X821bf00d89642ea6f3fcf966ae9d48c5310dcd7"/>
-    <w:p>
-      <w:pPr>
-        <w:pStyle w:val="Heading3"/>
-      </w:pPr>
-      <w:r>
-        <w:t xml:space="preserve">6.4 인터뷰를 길 위에서도 한다</w:t>
-      </w:r>
-    </w:p>
-    <w:p>
-      <w:pPr>
-        <w:pStyle w:val="FirstParagraph"/>
-      </w:pPr>
-      <w:r>
-        <w:rPr>
-          <w:b/>
-          <w:bCs/>
-        </w:rPr>
-        <w:t xml:space="preserve">40일 동안 한국인 순례자를 계속 만난다.</w:t>
-      </w:r>
-      <w:r>
-        <w:t xml:space="preserve"> </w:t>
-      </w:r>
-      <w:r>
-        <w:t xml:space="preserve">정식 인터뷰 20건과 별개로, 길에서 짧게 묻는다.</w:t>
-      </w:r>
-    </w:p>
-    <w:p>
-      <w:pPr>
-        <w:pStyle w:val="SourceCode"/>
-      </w:pPr>
-      <w:r>
-        <w:rPr>
-          <w:rStyle w:val="VerbatimChar"/>
-        </w:rPr>
-        <w:t xml:space="preserve">· 오늘 몇 시에 나오셨어요? 왜요?</w:t>
-      </w:r>
-      <w:r>
-        <w:br/>
-      </w:r>
-      <w:r>
-        <w:rPr>
-          <w:rStyle w:val="VerbatimChar"/>
-        </w:rPr>
-        <w:t xml:space="preserve">· 숙소는 언제 정하세요?</w:t>
-      </w:r>
-      <w:r>
-        <w:br/>
-      </w:r>
-      <w:r>
-        <w:rPr>
-          <w:rStyle w:val="VerbatimChar"/>
-        </w:rPr>
-        <w:t xml:space="preserve">· 뭐 보고 다니세요? (앱)</w:t>
-      </w:r>
-      <w:r>
-        <w:br/>
-      </w:r>
-      <w:r>
-        <w:rPr>
-          <w:rStyle w:val="VerbatimChar"/>
-        </w:rPr>
-        <w:t xml:space="preserve">· 준비하면서 뭐가 제일 답답했어요?</w:t>
-      </w:r>
-    </w:p>
-    <w:p>
-      <w:pPr>
-        <w:pStyle w:val="FirstParagraph"/>
-      </w:pPr>
-      <w:r>
-        <w:rPr>
-          <w:b/>
-          <w:bCs/>
-        </w:rPr>
-        <w:t xml:space="preserve">목표 30명.</w:t>
-      </w:r>
-      <w:r>
-        <w:t xml:space="preserve"> </w:t>
-      </w:r>
-      <w:r>
-        <w:t xml:space="preserve">3장의 인터뷰보다 짧지만 표본이 커진다.</w:t>
-      </w:r>
-    </w:p>
-    <w:bookmarkEnd w:id="48"/>
-    <w:bookmarkStart w:id="49" w:name="Xdec10cffb3b7685399c712a4e7e7fae468e003f"/>
-    <w:p>
-      <w:pPr>
-        <w:pStyle w:val="Heading3"/>
-      </w:pPr>
-      <w:r>
-        <w:t xml:space="preserve">6.5 콘텐츠 산출</w:t>
+        <w:t xml:space="preserve">어차피 카미노를 걸을 예정인 순례자를 모집해 아래 6.3의 기록 항목(GPX·숙소 체크리스트·랜드마크 사진·갈림길 선택)을 대신 받는다.</w:t>
       </w:r>
     </w:p>
     <w:tbl>
@@ -8544,127 +7289,102 @@
             <w:pPr>
               <w:pStyle w:val="Compact"/>
             </w:pPr>
-            <w:r>
-              <w:t xml:space="preserve">산출물</w:t>
-            </w:r>
-          </w:p>
-        </w:tc>
-        <w:tc>
-          <w:tcPr/>
-          <w:p>
-            <w:pPr>
-              <w:pStyle w:val="Compact"/>
-            </w:pPr>
-            <w:r>
-              <w:t xml:space="preserve">빈도</w:t>
-            </w:r>
-          </w:p>
-        </w:tc>
-        <w:tc>
-          <w:tcPr/>
-          <w:p>
-            <w:pPr>
-              <w:pStyle w:val="Compact"/>
-            </w:pPr>
-            <w:r>
-              <w:t xml:space="preserve">용도</w:t>
-            </w:r>
-          </w:p>
-        </w:tc>
-      </w:tr>
-      <w:tr>
-        <w:tc>
-          <w:tcPr/>
-          <w:p>
-            <w:pPr>
-              <w:pStyle w:val="Compact"/>
-            </w:pPr>
-            <w:r>
-              <w:t xml:space="preserve">일일 사진 + 짧은 글</w:t>
-            </w:r>
-          </w:p>
-        </w:tc>
-        <w:tc>
-          <w:tcPr/>
-          <w:p>
-            <w:pPr>
-              <w:pStyle w:val="Compact"/>
-            </w:pPr>
-            <w:r>
-              <w:t xml:space="preserve">매일</w:t>
-            </w:r>
-          </w:p>
-        </w:tc>
-        <w:tc>
-          <w:tcPr/>
-          <w:p>
-            <w:pPr>
-              <w:pStyle w:val="Compact"/>
-            </w:pPr>
-            <w:r>
-              <w:t xml:space="preserve">브런치·인스타 연재</w:t>
-            </w:r>
-          </w:p>
-        </w:tc>
-      </w:tr>
-      <w:tr>
-        <w:tc>
-          <w:tcPr/>
-          <w:p>
-            <w:pPr>
-              <w:pStyle w:val="Compact"/>
-            </w:pPr>
-            <w:r>
-              <w:t xml:space="preserve">영상 클립</w:t>
-            </w:r>
-          </w:p>
-        </w:tc>
-        <w:tc>
-          <w:tcPr/>
-          <w:p>
-            <w:pPr>
-              <w:pStyle w:val="Compact"/>
-            </w:pPr>
-            <w:r>
-              <w:t xml:space="preserve">격일</w:t>
-            </w:r>
-          </w:p>
-        </w:tc>
-        <w:tc>
-          <w:tcPr/>
-          <w:p>
-            <w:pPr>
-              <w:pStyle w:val="Compact"/>
-            </w:pPr>
-            <w:r>
-              <w:t xml:space="preserve">유튜브</w:t>
-            </w:r>
-          </w:p>
-        </w:tc>
-      </w:tr>
-      <w:tr>
-        <w:tc>
-          <w:tcPr/>
-          <w:p>
-            <w:pPr>
-              <w:pStyle w:val="Compact"/>
-            </w:pPr>
-            <w:r>
-              <w:t xml:space="preserve">구간별 정리 글</w:t>
-            </w:r>
-          </w:p>
-        </w:tc>
-        <w:tc>
-          <w:tcPr/>
-          <w:p>
-            <w:pPr>
-              <w:pStyle w:val="Compact"/>
-            </w:pPr>
-            <w:r>
-              <w:t xml:space="preserve">주 1회</w:t>
-            </w:r>
-          </w:p>
-        </w:tc>
+          </w:p>
+        </w:tc>
+        <w:tc>
+          <w:tcPr/>
+          <w:p>
+            <w:pPr>
+              <w:pStyle w:val="Compact"/>
+            </w:pPr>
+            <w:r>
+              <w:t xml:space="preserve">창업팀 단독 도보</w:t>
+            </w:r>
+          </w:p>
+        </w:tc>
+        <w:tc>
+          <w:tcPr/>
+          <w:p>
+            <w:pPr>
+              <w:pStyle w:val="Compact"/>
+            </w:pPr>
+            <w:r>
+              <w:t xml:space="preserve">필드 테스터 모집</w:t>
+            </w:r>
+          </w:p>
+        </w:tc>
+      </w:tr>
+      <w:tr>
+        <w:tc>
+          <w:tcPr/>
+          <w:p>
+            <w:pPr>
+              <w:pStyle w:val="Compact"/>
+            </w:pPr>
+            <w:r>
+              <w:t xml:space="preserve">비용</w:t>
+            </w:r>
+          </w:p>
+        </w:tc>
+        <w:tc>
+          <w:tcPr/>
+          <w:p>
+            <w:pPr>
+              <w:pStyle w:val="Compact"/>
+            </w:pPr>
+            <w:r>
+              <w:t xml:space="preserve">약 800만 원 + 40일(인건비 기회비용)</w:t>
+            </w:r>
+          </w:p>
+        </w:tc>
+        <w:tc>
+          <w:tcPr/>
+          <w:p>
+            <w:pPr>
+              <w:pStyle w:val="Compact"/>
+            </w:pPr>
+            <w:r>
+              <w:t xml:space="preserve">테스터 보상(장비 지원·크레덴시알 우대 등, 단독 도보보다 저렴할 가능성)</w:t>
+            </w:r>
+          </w:p>
+        </w:tc>
+      </w:tr>
+      <w:tr>
+        <w:tc>
+          <w:tcPr/>
+          <w:p>
+            <w:pPr>
+              <w:pStyle w:val="Compact"/>
+            </w:pPr>
+            <w:r>
+              <w:t xml:space="preserve">데이터 다양성</w:t>
+            </w:r>
+          </w:p>
+        </w:tc>
+        <w:tc>
+          <w:tcPr/>
+          <w:p>
+            <w:pPr>
+              <w:pStyle w:val="Compact"/>
+            </w:pPr>
+            <w:r>
+              <w:t xml:space="preserve">1회, 1인 시점</w:t>
+            </w:r>
+          </w:p>
+        </w:tc>
+        <w:tc>
+          <w:tcPr/>
+          <w:p>
+            <w:pPr>
+              <w:pStyle w:val="Compact"/>
+            </w:pPr>
+            <w:r>
+              <w:t xml:space="preserve">여러 명·여러 시기 — 계절별 데이터 확보에 유리</w:t>
+            </w:r>
+          </w:p>
+        </w:tc>
+      </w:tr>
+      <w:tr>
         <w:tc>
           <w:tcPr/>
           <w:p>
@@ -8676,42 +7396,103 @@
                 <w:b/>
                 <w:bCs/>
               </w:rPr>
-              <w:t xml:space="preserve">SEO 가이드 페이지의 원료</w:t>
-            </w:r>
-          </w:p>
-        </w:tc>
-      </w:tr>
-      <w:tr>
-        <w:tc>
-          <w:tcPr/>
-          <w:p>
-            <w:pPr>
-              <w:pStyle w:val="Compact"/>
-            </w:pPr>
-            <w:r>
-              <w:t xml:space="preserve">숙소 사진</w:t>
-            </w:r>
-          </w:p>
-        </w:tc>
-        <w:tc>
-          <w:tcPr/>
-          <w:p>
-            <w:pPr>
-              <w:pStyle w:val="Compact"/>
-            </w:pPr>
-            <w:r>
-              <w:t xml:space="preserve">매일</w:t>
-            </w:r>
-          </w:p>
-        </w:tc>
-        <w:tc>
-          <w:tcPr/>
-          <w:p>
-            <w:pPr>
-              <w:pStyle w:val="Compact"/>
-            </w:pPr>
-            <w:r>
-              <w:t xml:space="preserve">제품 데이터</w:t>
+              <w:t xml:space="preserve">커뮤니티 신뢰</w:t>
+            </w:r>
+          </w:p>
+        </w:tc>
+        <w:tc>
+          <w:tcPr/>
+          <w:p>
+            <w:pPr>
+              <w:pStyle w:val="Compact"/>
+            </w:pPr>
+            <w:r>
+              <w:t xml:space="preserve">창업팀이 걸었다는 서사</w:t>
+            </w:r>
+          </w:p>
+        </w:tc>
+        <w:tc>
+          <w:tcPr/>
+          <w:p>
+            <w:pPr>
+              <w:pStyle w:val="Compact"/>
+            </w:pPr>
+            <w:r>
+              <w:rPr>
+                <w:b/>
+                <w:bCs/>
+              </w:rPr>
+              <w:t xml:space="preserve">실제 순례자 다수가 참여했다는 사실 자체가 신뢰 근거로 더 강할 수 있다</w:t>
+            </w:r>
+          </w:p>
+        </w:tc>
+      </w:tr>
+      <w:tr>
+        <w:tc>
+          <w:tcPr/>
+          <w:p>
+            <w:pPr>
+              <w:pStyle w:val="Compact"/>
+            </w:pPr>
+            <w:r>
+              <w:t xml:space="preserve">데이터 일관성</w:t>
+            </w:r>
+          </w:p>
+        </w:tc>
+        <w:tc>
+          <w:tcPr/>
+          <w:p>
+            <w:pPr>
+              <w:pStyle w:val="Compact"/>
+            </w:pPr>
+            <w:r>
+              <w:t xml:space="preserve">통제 쉬움(기록 방식 훈련된 1인)</w:t>
+            </w:r>
+          </w:p>
+        </w:tc>
+        <w:tc>
+          <w:tcPr/>
+          <w:p>
+            <w:pPr>
+              <w:pStyle w:val="Compact"/>
+            </w:pPr>
+            <w:r>
+              <w:t xml:space="preserve">테스터마다 편차 — 체크리스트·간단한 앱/폼으로 보정 필요</w:t>
+            </w:r>
+          </w:p>
+        </w:tc>
+      </w:tr>
+      <w:tr>
+        <w:tc>
+          <w:tcPr/>
+          <w:p>
+            <w:pPr>
+              <w:pStyle w:val="Compact"/>
+            </w:pPr>
+            <w:r>
+              <w:t xml:space="preserve">리스크</w:t>
+            </w:r>
+          </w:p>
+        </w:tc>
+        <w:tc>
+          <w:tcPr/>
+          <w:p>
+            <w:pPr>
+              <w:pStyle w:val="Compact"/>
+            </w:pPr>
+            <w:r>
+              <w:t xml:space="preserve">창업팀 부재 시 다른 업무 공백</w:t>
+            </w:r>
+          </w:p>
+        </w:tc>
+        <w:tc>
+          <w:tcPr/>
+          <w:p>
+            <w:pPr>
+              <w:pStyle w:val="Compact"/>
+            </w:pPr>
+            <w:r>
+              <w:t xml:space="preserve">테스터 이탈·불성실 기록 리스크 — 모집 인원을 여유 있게 잡아야 함</w:t>
             </w:r>
           </w:p>
         </w:tc>
@@ -8721,34 +7502,105 @@
       <w:pPr>
         <w:pStyle w:val="BodyText"/>
       </w:pPr>
-      <w:r>
-        <w:t xml:space="preserve">⚠️</w:t>
-      </w:r>
-      <w:r>
-        <w:t xml:space="preserve"> </w:t>
-      </w:r>
       <w:r>
         <w:rPr>
           <w:b/>
           <w:bCs/>
         </w:rPr>
-        <w:t xml:space="preserve">콘텐츠 제작이 조사를 방해하지 않게 한다.</w:t>
+        <w:t xml:space="preserve">결정하지 않은 것</w:t>
+      </w:r>
+      <w:r>
+        <w:t xml:space="preserve">: 어느 쪽으로 할지, 또는 병행할지는 아직 정하지 않았다. 다만</w:t>
       </w:r>
       <w:r>
         <w:t xml:space="preserve"> </w:t>
       </w:r>
       <w:r>
-        <w:t xml:space="preserve">기록이 먼저다.</w:t>
-      </w:r>
-    </w:p>
-    <w:bookmarkEnd w:id="49"/>
-    <w:bookmarkStart w:id="50" w:name="X3e7b678dc9560863f562cee14b740dfe0a741f9"/>
+        <w:rPr>
+          <w:b/>
+          <w:bCs/>
+        </w:rPr>
+        <w:t xml:space="preserve">"실측 도보 완료 전까지 Phase 2 착수 안 함"이라는 조건 자체는 더 이상 유효하지 않다</w:t>
+      </w:r>
+      <w:r>
+        <w:t xml:space="preserve"> </w:t>
+      </w:r>
+      <w:r>
+        <w:t xml:space="preserve">— 구조·정성적 데이터는 지금 가이드북 출처로 채울 수 있고(6.0 표 첫 줄), 이 장(6장)이 다루는 건 그중에서도</w:t>
+      </w:r>
+      <w:r>
+        <w:t xml:space="preserve"> </w:t>
+      </w:r>
+      <w:r>
+        <w:rPr>
+          <w:b/>
+          <w:bCs/>
+        </w:rPr>
+        <w:t xml:space="preserve">가이드북으로 못 채우는 부분</w:t>
+      </w:r>
+      <w:r>
+        <w:t xml:space="preserve">(정밀 지오메트리·1인칭 콘텐츠·커뮤니티 신뢰)이다.</w:t>
+      </w:r>
+    </w:p>
+    <w:bookmarkEnd w:id="39"/>
+    <w:bookmarkStart w:id="40" w:name="Xd3b43f63317fe7120d52b5f25d3101c36220397"/>
     <w:p>
       <w:pPr>
         <w:pStyle w:val="Heading3"/>
       </w:pPr>
       <w:r>
-        <w:t xml:space="preserve">6.6 장비</w:t>
+        <w:t xml:space="preserve">6.1 이건 여행이 아니라 조사다</w:t>
+      </w:r>
+    </w:p>
+    <w:p>
+      <w:pPr>
+        <w:pStyle w:val="FirstParagraph"/>
+      </w:pPr>
+      <w:r>
+        <w:rPr>
+          <w:b/>
+          <w:bCs/>
+        </w:rPr>
+        <w:t xml:space="preserve">(창업팀이 직접 걷는 경우) 800만 원과 40일을 쓴다. 계획 없이 가면 절반은 낭비된다.</w:t>
+      </w:r>
+    </w:p>
+    <w:p>
+      <w:pPr>
+        <w:pStyle w:val="BodyText"/>
+      </w:pPr>
+      <w:r>
+        <w:t xml:space="preserve">동시에</w:t>
+      </w:r>
+      <w:r>
+        <w:t xml:space="preserve"> </w:t>
+      </w:r>
+      <w:r>
+        <w:rPr>
+          <w:b/>
+          <w:bCs/>
+        </w:rPr>
+        <w:t xml:space="preserve">이건 마케팅 콘텐츠의 원천</w:t>
+      </w:r>
+      <w:r>
+        <w:t xml:space="preserve">이기도 하다. 두 목적을 함께 챙긴다.</w:t>
+      </w:r>
+    </w:p>
+    <w:p>
+      <w:pPr>
+        <w:pStyle w:val="BlockText"/>
+      </w:pPr>
+      <w:r>
+        <w:t xml:space="preserve">아래 6.2~6.4는 창업팀 단독 도보를 기준으로 작성돼 있다. 필드 테스터 모집으로 대체하거나 병행하기로 정해지면, 같은 기록 항목(6.3)을 테스터용 안내문·간단한 제출 폼으로 다시 정리해야 한다.</w:t>
+      </w:r>
+    </w:p>
+    <w:bookmarkEnd w:id="40"/>
+    <w:bookmarkStart w:id="42" w:name="X305f69e7999301d793c3099eb220657790447a5"/>
+    <w:p>
+      <w:pPr>
+        <w:pStyle w:val="Heading3"/>
+      </w:pPr>
+      <w:r>
+        <w:t xml:space="preserve">6.2 시기와 코스</w:t>
       </w:r>
     </w:p>
     <w:tbl>
@@ -8783,36 +7635,23 @@
               <w:pStyle w:val="Compact"/>
             </w:pPr>
             <w:r>
-              <w:t xml:space="preserve">이유</w:t>
-            </w:r>
-          </w:p>
-        </w:tc>
-      </w:tr>
-      <w:tr>
-        <w:tc>
-          <w:tcPr/>
-          <w:p>
-            <w:pPr>
-              <w:pStyle w:val="Compact"/>
-            </w:pPr>
-            <w:r>
-              <w:t xml:space="preserve">GPS 워치 또는 GPX 기록 앱</w:t>
-            </w:r>
-          </w:p>
-        </w:tc>
-        <w:tc>
-          <w:tcPr/>
-          <w:p>
-            <w:pPr>
-              <w:pStyle w:val="Compact"/>
-            </w:pPr>
-            <w:r>
-              <w:t xml:space="preserve">트랙 확보</w:t>
-            </w:r>
-          </w:p>
-        </w:tc>
-      </w:tr>
-      <w:tr>
+              <w:t xml:space="preserve">결정</w:t>
+            </w:r>
+          </w:p>
+        </w:tc>
+      </w:tr>
+      <w:tr>
+        <w:tc>
+          <w:tcPr/>
+          <w:p>
+            <w:pPr>
+              <w:pStyle w:val="Compact"/>
+            </w:pPr>
+            <w:r>
+              <w:t xml:space="preserve">시기</w:t>
+            </w:r>
+          </w:p>
+        </w:tc>
         <w:tc>
           <w:tcPr/>
           <w:p>
@@ -8824,107 +7663,141 @@
                 <w:b/>
                 <w:bCs/>
               </w:rPr>
-              <w:t xml:space="preserve">보조 배터리 20,000mAh 이상</w:t>
-            </w:r>
-          </w:p>
-        </w:tc>
-        <w:tc>
-          <w:tcPr/>
-          <w:p>
-            <w:pPr>
-              <w:pStyle w:val="Compact"/>
-            </w:pPr>
-            <w:r>
-              <w:t xml:space="preserve">기록량이 많다</w:t>
-            </w:r>
-          </w:p>
-        </w:tc>
-      </w:tr>
-      <w:tr>
-        <w:tc>
-          <w:tcPr/>
-          <w:p>
-            <w:pPr>
-              <w:pStyle w:val="Compact"/>
-            </w:pPr>
-            <w:r>
-              <w:t xml:space="preserve">방수 폰 케이스</w:t>
-            </w:r>
-          </w:p>
-        </w:tc>
-        <w:tc>
-          <w:tcPr/>
-          <w:p>
-            <w:pPr>
-              <w:pStyle w:val="Compact"/>
-            </w:pPr>
-            <w:r>
-              <w:t xml:space="preserve">갈리시아는 비가 온다</w:t>
-            </w:r>
-          </w:p>
-        </w:tc>
-      </w:tr>
-      <w:tr>
-        <w:tc>
-          <w:tcPr/>
-          <w:p>
-            <w:pPr>
-              <w:pStyle w:val="Compact"/>
-            </w:pPr>
-            <w:r>
-              <w:t xml:space="preserve">노트 + 펜</w:t>
-            </w:r>
-          </w:p>
-        </w:tc>
-        <w:tc>
-          <w:tcPr/>
-          <w:p>
-            <w:pPr>
-              <w:pStyle w:val="Compact"/>
-            </w:pPr>
+              <w:t xml:space="preserve">2026년 10월 초 출발 ~ 11월 초 도착</w:t>
+            </w:r>
+          </w:p>
+        </w:tc>
+      </w:tr>
+      <w:tr>
+        <w:tc>
+          <w:tcPr/>
+          <w:p>
+            <w:pPr>
+              <w:pStyle w:val="Compact"/>
+            </w:pPr>
+            <w:r>
+              <w:t xml:space="preserve">코스</w:t>
+            </w:r>
+          </w:p>
+        </w:tc>
+        <w:tc>
+          <w:tcPr/>
+          <w:p>
+            <w:pPr>
+              <w:pStyle w:val="Compact"/>
+            </w:pPr>
+            <w:r>
+              <w:t xml:space="preserve">프랑스 길 전 구간 (생장 → 산티아고) 773.1km</w:t>
+            </w:r>
+          </w:p>
+        </w:tc>
+      </w:tr>
+      <w:tr>
+        <w:tc>
+          <w:tcPr/>
+          <w:p>
+            <w:pPr>
+              <w:pStyle w:val="Compact"/>
+            </w:pPr>
+            <w:r>
+              <w:t xml:space="preserve">일수</w:t>
+            </w:r>
+          </w:p>
+        </w:tc>
+        <w:tc>
+          <w:tcPr/>
+          <w:p>
+            <w:pPr>
+              <w:pStyle w:val="Compact"/>
+            </w:pPr>
+            <w:r>
+              <w:t xml:space="preserve">35일 도보 + 예비 5일</w:t>
+            </w:r>
+          </w:p>
+        </w:tc>
+      </w:tr>
+      <w:tr>
+        <w:tc>
+          <w:tcPr/>
+          <w:p>
+            <w:pPr>
+              <w:pStyle w:val="Compact"/>
+            </w:pPr>
+            <w:r>
+              <w:t xml:space="preserve">왜 이 시기인가</w:t>
+            </w:r>
+          </w:p>
+        </w:tc>
+        <w:tc>
+          <w:tcPr/>
+          <w:p>
+            <w:pPr>
+              <w:pStyle w:val="Compact"/>
+            </w:pPr>
+            <w:r>
+              <w:t xml:space="preserve">① 성수기를 피해 관찰이 쉽다 ②</w:t>
+            </w:r>
+            <w:r>
+              <w:t xml:space="preserve"> </w:t>
+            </w:r>
             <w:r>
               <w:rPr>
                 <w:b/>
                 <w:bCs/>
               </w:rPr>
-              <w:t xml:space="preserve">배터리가 없을 때 유일한 수단</w:t>
-            </w:r>
-          </w:p>
-        </w:tc>
-      </w:tr>
-      <w:tr>
-        <w:tc>
-          <w:tcPr/>
-          <w:p>
-            <w:pPr>
-              <w:pStyle w:val="Compact"/>
-            </w:pPr>
-            <w:r>
-              <w:t xml:space="preserve">명함 또는 안내지</w:t>
-            </w:r>
-          </w:p>
-        </w:tc>
-        <w:tc>
-          <w:tcPr/>
-          <w:p>
-            <w:pPr>
-              <w:pStyle w:val="Compact"/>
-            </w:pPr>
-            <w:r>
-              <w:t xml:space="preserve">알베르게 주인에게 목적 설명용 (스페인어)</w:t>
+              <w:t xml:space="preserve">겨울 폐쇄 직전이라 개방 기간을 확인할 수 있다</w:t>
+            </w:r>
+            <w:r>
+              <w:t xml:space="preserve"> </w:t>
+            </w:r>
+            <w:r>
+              <w:t xml:space="preserve">③ 2027년 봄 출시 역산</w:t>
+            </w:r>
+          </w:p>
+        </w:tc>
+      </w:tr>
+      <w:tr>
+        <w:tc>
+          <w:tcPr/>
+          <w:p>
+            <w:pPr>
+              <w:pStyle w:val="Compact"/>
+            </w:pPr>
+            <w:r>
+              <w:t xml:space="preserve">⚠️ 위험</w:t>
+            </w:r>
+          </w:p>
+        </w:tc>
+        <w:tc>
+          <w:tcPr/>
+          <w:p>
+            <w:pPr>
+              <w:pStyle w:val="Compact"/>
+            </w:pPr>
+            <w:r>
+              <w:t xml:space="preserve">비가 많고 일부 알베르게가 이미 닫혀 있다.</w:t>
+            </w:r>
+            <w:r>
+              <w:t xml:space="preserve"> </w:t>
+            </w:r>
+            <w:r>
+              <w:rPr>
+                <w:b/>
+                <w:bCs/>
+              </w:rPr>
+              <w:t xml:space="preserve">닫힌 것도 데이터다</w:t>
             </w:r>
           </w:p>
         </w:tc>
       </w:tr>
     </w:tbl>
-    <w:bookmarkEnd w:id="50"/>
-    <w:bookmarkStart w:id="51" w:name="X8c3468e79507a45401523c5aa9e6a3750e6a1d0"/>
-    <w:p>
-      <w:pPr>
-        <w:pStyle w:val="Heading3"/>
-      </w:pPr>
-      <w:r>
-        <w:t xml:space="preserve">6.7 ⚠️ 안전</w:t>
+    <w:bookmarkStart w:id="41" w:name="warning-출발일-제약--반드시-확인"/>
+    <w:p>
+      <w:pPr>
+        <w:pStyle w:val="Heading4"/>
+      </w:pPr>
+      <w:r>
+        <w:t xml:space="preserve">⚠️ 출발일 제약 — 반드시 확인</w:t>
       </w:r>
     </w:p>
     <w:p>
@@ -8936,143 +7809,1164 @@
           <w:b/>
           <w:bCs/>
         </w:rPr>
-        <w:t xml:space="preserve">이건 조사이기 전에 800km를 걷는 일이다.</w:t>
-      </w:r>
-    </w:p>
-    <w:p>
-      <w:pPr>
-        <w:pStyle w:val="Compact"/>
-        <w:numPr>
-          <w:ilvl w:val="0"/>
-          <w:numId w:val="1007"/>
-        </w:numPr>
-      </w:pPr>
-      <w:r>
-        <w:t xml:space="preserve">목표 데이터를 채우려고 무리해서 걷지 않는다</w:t>
-      </w:r>
-    </w:p>
-    <w:p>
-      <w:pPr>
-        <w:pStyle w:val="Compact"/>
-        <w:numPr>
-          <w:ilvl w:val="0"/>
-          <w:numId w:val="1007"/>
-        </w:numPr>
-      </w:pPr>
-      <w:r>
-        <w:t xml:space="preserve">몸이 아프면</w:t>
-      </w:r>
-      <w:r>
-        <w:t xml:space="preserve"> </w:t>
-      </w:r>
+        <w:t xml:space="preserve">나폴레옹 루트(생장 → 론세스바예스)는 11월 1일부터 3월 31일까지 폐쇄된다.</w:t>
+      </w:r>
+    </w:p>
+    <w:tbl>
+      <w:tblPr>
+        <w:tblStyle w:val="Table"/>
+        <w:tblW w:type="auto" w:w="0"/>
+        <w:tblLook w:firstRow="1" w:lastRow="0" w:firstColumn="0" w:lastColumn="0" w:noHBand="0" w:noVBand="0" w:val="0020"/>
+      </w:tblPr>
+      <w:tblGrid>
+        <w:gridCol w:w="3960"/>
+        <w:gridCol w:w="3960"/>
+      </w:tblGrid>
+      <w:tr>
+        <w:trPr>
+          <w:tblHeader w:val="on"/>
+        </w:trPr>
+        <w:tc>
+          <w:tcPr/>
+          <w:p>
+            <w:pPr>
+              <w:pStyle w:val="Compact"/>
+            </w:pPr>
+            <w:r>
+              <w:t xml:space="preserve">출발일</w:t>
+            </w:r>
+          </w:p>
+        </w:tc>
+        <w:tc>
+          <w:tcPr/>
+          <w:p>
+            <w:pPr>
+              <w:pStyle w:val="Compact"/>
+            </w:pPr>
+            <w:r>
+              <w:t xml:space="preserve">결과</w:t>
+            </w:r>
+          </w:p>
+        </w:tc>
+      </w:tr>
+      <w:tr>
+        <w:tc>
+          <w:tcPr/>
+          <w:p>
+            <w:pPr>
+              <w:pStyle w:val="Compact"/>
+            </w:pPr>
+            <w:r>
+              <w:rPr>
+                <w:b/>
+                <w:bCs/>
+              </w:rPr>
+              <w:t xml:space="preserve">10월 20일 이전</w:t>
+            </w:r>
+          </w:p>
+        </w:tc>
+        <w:tc>
+          <w:tcPr/>
+          <w:p>
+            <w:pPr>
+              <w:pStyle w:val="Compact"/>
+            </w:pPr>
+            <w:r>
+              <w:t xml:space="preserve">나폴레옹 통과 가능.</w:t>
+            </w:r>
+            <w:r>
+              <w:t xml:space="preserve"> </w:t>
+            </w:r>
+            <w:r>
+              <w:rPr>
+                <w:b/>
+                <w:bCs/>
+              </w:rPr>
+              <w:t xml:space="preserve">1일차 데이터를 실측할 수 있다</w:t>
+            </w:r>
+          </w:p>
+        </w:tc>
+      </w:tr>
+      <w:tr>
+        <w:tc>
+          <w:tcPr/>
+          <w:p>
+            <w:pPr>
+              <w:pStyle w:val="Compact"/>
+            </w:pPr>
+            <w:r>
+              <w:t xml:space="preserve">11월 1일 이후</w:t>
+            </w:r>
+          </w:p>
+        </w:tc>
+        <w:tc>
+          <w:tcPr/>
+          <w:p>
+            <w:pPr>
+              <w:pStyle w:val="Compact"/>
+            </w:pPr>
+            <w:r>
+              <w:t xml:space="preserve">발카를로스만 가능.</w:t>
+            </w:r>
+            <w:r>
+              <w:t xml:space="preserve"> </w:t>
+            </w:r>
+            <w:r>
+              <w:rPr>
+                <w:b/>
+                <w:bCs/>
+              </w:rPr>
+              <w:t xml:space="preserve">나폴레옹 데이터를 못 얻는다</w:t>
+            </w:r>
+          </w:p>
+        </w:tc>
+      </w:tr>
+    </w:tbl>
+    <w:p>
+      <w:pPr>
+        <w:pStyle w:val="BodyText"/>
+      </w:pPr>
       <w:r>
         <w:rPr>
           <w:b/>
           <w:bCs/>
         </w:rPr>
-        <w:t xml:space="preserve">일정보다 몸이 우선</w:t>
-      </w:r>
-      <w:r>
-        <w:t xml:space="preserve">이다. 쉬거나 버스를 탄다</w:t>
-      </w:r>
-    </w:p>
-    <w:p>
-      <w:pPr>
-        <w:pStyle w:val="Compact"/>
-        <w:numPr>
-          <w:ilvl w:val="0"/>
-          <w:numId w:val="1007"/>
-        </w:numPr>
-      </w:pPr>
-      <w:r>
-        <w:t xml:space="preserve">여행자 보험은 필수</w:t>
-      </w:r>
-    </w:p>
-    <w:p>
-      <w:pPr>
-        <w:pStyle w:val="Compact"/>
-        <w:numPr>
-          <w:ilvl w:val="0"/>
-          <w:numId w:val="1007"/>
-        </w:numPr>
-      </w:pPr>
-      <w:r>
-        <w:t xml:space="preserve">가족에게 일정 공유</w:t>
-      </w:r>
-    </w:p>
-    <w:p>
-      <w:pPr>
-        <w:pStyle w:val="Compact"/>
-        <w:numPr>
-          <w:ilvl w:val="0"/>
-          <w:numId w:val="1007"/>
-        </w:numPr>
-      </w:pPr>
-      <w:r>
-        <w:t xml:space="preserve">혼자라면 매일 생존 신고</w:t>
-      </w:r>
-    </w:p>
-    <w:p>
-      <w:pPr>
-        <w:pStyle w:val="BlockText"/>
+        <w:t xml:space="preserve">1일차는 카미노에서 부상이 가장 많은 날이고, 우리 고도 결함의 대표 사례다.</w:t>
+      </w:r>
+      <w:r>
+        <w:t xml:space="preserve"> </w:t>
+      </w:r>
+      <w:r>
+        <w:t xml:space="preserve">이 구간을 직접 걷지 못하면 검증의 핵심이 빠진다.</w:t>
+      </w:r>
+    </w:p>
+    <w:p>
+      <w:pPr>
+        <w:pStyle w:val="BodyText"/>
       </w:pPr>
       <w:r>
         <w:rPr>
           <w:b/>
           <w:bCs/>
         </w:rPr>
-        <w:t xml:space="preserve">역설적이지만, 우리가 만드는 제품의 핵심 메시지가 "무리하지 마라"다.</w:t>
+        <w:t xml:space="preserve">→ 출발을 10월 초로 앞당긴다.</w:t>
       </w:r>
       <w:r>
         <w:t xml:space="preserve"> </w:t>
       </w:r>
       <w:r>
-        <w:t xml:space="preserve">창업자가 데이터 욕심에 무리하면 제품 철학과 모순된다.</w:t>
-      </w:r>
-    </w:p>
-    <w:p>
-      <w:r>
-        <w:pict>
-          <v:rect style="width:0;height:1.5pt" o:hralign="center" o:hrstd="t" o:hr="t"/>
-        </w:pict>
-      </w:r>
-    </w:p>
-    <w:bookmarkEnd w:id="51"/>
-    <w:bookmarkEnd w:id="52"/>
-    <w:bookmarkStart w:id="57" w:name="X5934fa4f1a8745cb8a4fc5b5143c21a5e660893"/>
-    <w:p>
-      <w:pPr>
-        <w:pStyle w:val="Heading2"/>
-      </w:pPr>
-      <w:r>
-        <w:t xml:space="preserve">7. 판단 게이트</w:t>
-      </w:r>
-    </w:p>
-    <w:p>
-      <w:pPr>
-        <w:pStyle w:val="FirstParagraph"/>
-      </w:pPr>
+        <w:t xml:space="preserve">35일 도보면 11월 초에 마친다.</w:t>
+      </w:r>
+    </w:p>
+    <w:p>
+      <w:pPr>
+        <w:pStyle w:val="BodyText"/>
+      </w:pPr>
+      <w:r>
+        <w:t xml:space="preserve">⚠️ 개방 시기라도 당일 기상에 따라 통제될 수 있다.</w:t>
+      </w:r>
+      <w:r>
+        <w:t xml:space="preserve"> </w:t>
+      </w:r>
       <w:r>
         <w:rPr>
           <w:b/>
           <w:bCs/>
         </w:rPr>
-        <w:t xml:space="preserve">언제 무엇을 보고 무엇을 결정하는가.</w:t>
+        <w:t xml:space="preserve">생장 순례자 사무소의 안내를 따른다.</w:t>
+      </w:r>
+    </w:p>
+    <w:bookmarkEnd w:id="41"/>
+    <w:bookmarkEnd w:id="42"/>
+    <w:bookmarkStart w:id="48" w:name="X146fd313f3ed85b0faa62b2da98fa5f552d4043"/>
+    <w:p>
+      <w:pPr>
+        <w:pStyle w:val="Heading3"/>
+      </w:pPr>
+      <w:r>
+        <w:t xml:space="preserve">6.3 매일 기록할 것</w:t>
+      </w:r>
+    </w:p>
+    <w:p>
+      <w:pPr>
+        <w:pStyle w:val="FirstParagraph"/>
+      </w:pPr>
+      <w:r>
+        <w:rPr>
+          <w:b/>
+          <w:bCs/>
+        </w:rPr>
+        <w:t xml:space="preserve">앱 없이 시작하므로 스프레드시트 + 사진으로 한다.</w:t>
+      </w:r>
+    </w:p>
+    <w:bookmarkStart w:id="43" w:name="구간-기록-매일-1건"/>
+    <w:p>
+      <w:pPr>
+        <w:pStyle w:val="Heading4"/>
+      </w:pPr>
+      <w:r>
+        <w:t xml:space="preserve">구간 기록 (매일 1건)</w:t>
+      </w:r>
+    </w:p>
+    <w:tbl>
+      <w:tblPr>
+        <w:tblStyle w:val="Table"/>
+        <w:tblW w:type="auto" w:w="0"/>
+        <w:tblLook w:firstRow="1" w:lastRow="0" w:firstColumn="0" w:lastColumn="0" w:noHBand="0" w:noVBand="0" w:val="0020"/>
+      </w:tblPr>
+      <w:tblGrid>
+        <w:gridCol w:w="3960"/>
+        <w:gridCol w:w="3960"/>
+      </w:tblGrid>
+      <w:tr>
+        <w:trPr>
+          <w:tblHeader w:val="on"/>
+        </w:trPr>
+        <w:tc>
+          <w:tcPr/>
+          <w:p>
+            <w:pPr>
+              <w:pStyle w:val="Compact"/>
+            </w:pPr>
+            <w:r>
+              <w:t xml:space="preserve">항목</w:t>
+            </w:r>
+          </w:p>
+        </w:tc>
+        <w:tc>
+          <w:tcPr/>
+          <w:p>
+            <w:pPr>
+              <w:pStyle w:val="Compact"/>
+            </w:pPr>
+            <w:r>
+              <w:t xml:space="preserve">방법</w:t>
+            </w:r>
+          </w:p>
+        </w:tc>
+      </w:tr>
+      <w:tr>
+        <w:tc>
+          <w:tcPr/>
+          <w:p>
+            <w:pPr>
+              <w:pStyle w:val="Compact"/>
+            </w:pPr>
+            <w:r>
+              <w:t xml:space="preserve">GPS 트랙</w:t>
+            </w:r>
+          </w:p>
+        </w:tc>
+        <w:tc>
+          <w:tcPr/>
+          <w:p>
+            <w:pPr>
+              <w:pStyle w:val="Compact"/>
+            </w:pPr>
+            <w:r>
+              <w:t xml:space="preserve">워치 또는 폰.</w:t>
+            </w:r>
+            <w:r>
+              <w:t xml:space="preserve"> </w:t>
+            </w:r>
+            <w:r>
+              <w:rPr>
+                <w:b/>
+                <w:bCs/>
+              </w:rPr>
+              <w:t xml:space="preserve">GPX(GPS로 기록한 이동 경로를 저장하는 파일 형식) 저장 필수</w:t>
+            </w:r>
+            <w:r>
+              <w:t xml:space="preserve"> </w:t>
+            </w:r>
+            <w:r>
+              <w:t xml:space="preserve">— 우리 계산 결과와 대조</w:t>
+            </w:r>
+          </w:p>
+        </w:tc>
+      </w:tr>
+      <w:tr>
+        <w:tc>
+          <w:tcPr/>
+          <w:p>
+            <w:pPr>
+              <w:pStyle w:val="Compact"/>
+            </w:pPr>
+            <w:r>
+              <w:t xml:space="preserve">실제 소요 시간 (휴식 제외)</w:t>
+            </w:r>
+          </w:p>
+        </w:tc>
+        <w:tc>
+          <w:tcPr/>
+          <w:p>
+            <w:pPr>
+              <w:pStyle w:val="Compact"/>
+            </w:pPr>
+            <w:r>
+              <w:t xml:space="preserve">수동 기록</w:t>
+            </w:r>
+          </w:p>
+        </w:tc>
+      </w:tr>
+      <w:tr>
+        <w:tc>
+          <w:tcPr/>
+          <w:p>
+            <w:pPr>
+              <w:pStyle w:val="Compact"/>
+            </w:pPr>
+            <w:r>
+              <w:t xml:space="preserve">체감 난이도 1~5</w:t>
+            </w:r>
+          </w:p>
+        </w:tc>
+        <w:tc>
+          <w:tcPr/>
+          <w:p>
+            <w:pPr>
+              <w:pStyle w:val="Compact"/>
+            </w:pPr>
+            <w:r>
+              <w:t xml:space="preserve">주관이지만 일관되게</w:t>
+            </w:r>
+          </w:p>
+        </w:tc>
+      </w:tr>
+      <w:tr>
+        <w:tc>
+          <w:tcPr/>
+          <w:p>
+            <w:pPr>
+              <w:pStyle w:val="Compact"/>
+            </w:pPr>
+            <w:r>
+              <w:rPr>
+                <w:b/>
+                <w:bCs/>
+              </w:rPr>
+              <w:t xml:space="preserve">몸 상태</w:t>
+            </w:r>
+          </w:p>
+        </w:tc>
+        <w:tc>
+          <w:tcPr/>
+          <w:p>
+            <w:pPr>
+              <w:pStyle w:val="Compact"/>
+            </w:pPr>
+            <w:r>
+              <w:t xml:space="preserve">통증 부위와 강도.</w:t>
+            </w:r>
+            <w:r>
+              <w:t xml:space="preserve"> </w:t>
+            </w:r>
+            <w:r>
+              <w:rPr>
+                <w:b/>
+                <w:bCs/>
+              </w:rPr>
+              <w:t xml:space="preserve">H15 임계값 검증의 핵심</w:t>
+            </w:r>
+          </w:p>
+        </w:tc>
+      </w:tr>
+      <w:tr>
+        <w:tc>
+          <w:tcPr/>
+          <w:p>
+            <w:pPr>
+              <w:pStyle w:val="Compact"/>
+            </w:pPr>
+            <w:r>
+              <w:t xml:space="preserve">날씨</w:t>
+            </w:r>
+          </w:p>
+        </w:tc>
+        <w:tc>
+          <w:tcPr/>
+          <w:p>
+            <w:pPr>
+              <w:pStyle w:val="Compact"/>
+            </w:pPr>
+          </w:p>
+        </w:tc>
+      </w:tr>
+      <w:tr>
+        <w:tc>
+          <w:tcPr/>
+          <w:p>
+            <w:pPr>
+              <w:pStyle w:val="Compact"/>
+            </w:pPr>
+            <w:r>
+              <w:t xml:space="preserve">그늘 없는 구간</w:t>
+            </w:r>
+          </w:p>
+        </w:tc>
+        <w:tc>
+          <w:tcPr/>
+          <w:p>
+            <w:pPr>
+              <w:pStyle w:val="Compact"/>
+            </w:pPr>
+            <w:r>
+              <w:t xml:space="preserve">대략 km</w:t>
+            </w:r>
+          </w:p>
+        </w:tc>
+      </w:tr>
+      <w:tr>
+        <w:tc>
+          <w:tcPr/>
+          <w:p>
+            <w:pPr>
+              <w:pStyle w:val="Compact"/>
+            </w:pPr>
+            <w:r>
+              <w:t xml:space="preserve">통신 끊긴 구간</w:t>
+            </w:r>
+          </w:p>
+        </w:tc>
+        <w:tc>
+          <w:tcPr/>
+          <w:p>
+            <w:pPr>
+              <w:pStyle w:val="Compact"/>
+            </w:pPr>
+            <w:r>
+              <w:rPr>
+                <w:b/>
+                <w:bCs/>
+              </w:rPr>
+              <w:t xml:space="preserve">오프라인 설계 근거</w:t>
+            </w:r>
+          </w:p>
+        </w:tc>
+      </w:tr>
+      <w:tr>
+        <w:tc>
+          <w:tcPr/>
+          <w:p>
+            <w:pPr>
+              <w:pStyle w:val="Compact"/>
+            </w:pPr>
+            <w:r>
+              <w:rPr>
+                <w:b/>
+                <w:bCs/>
+              </w:rPr>
+              <w:t xml:space="preserve">갈림길 선택</w:t>
+            </w:r>
+          </w:p>
+        </w:tc>
+        <w:tc>
+          <w:tcPr/>
+          <w:p>
+            <w:pPr>
+              <w:pStyle w:val="Compact"/>
+            </w:pPr>
+            <w:r>
+              <w:t xml:space="preserve">오늘 지난 분기점에서 어느 쪽으로 걸었는지, 왜 그쪽을 골랐는지</w:t>
+            </w:r>
+          </w:p>
+        </w:tc>
+      </w:tr>
+      <w:tr>
+        <w:tc>
+          <w:tcPr/>
+          <w:p>
+            <w:pPr>
+              <w:pStyle w:val="Compact"/>
+            </w:pPr>
+            <w:r>
+              <w:rPr>
+                <w:b/>
+                <w:bCs/>
+              </w:rPr>
+              <w:t xml:space="preserve">⭐ 변형 경로 GPX</w:t>
+            </w:r>
+          </w:p>
+        </w:tc>
+        <w:tc>
+          <w:tcPr/>
+          <w:p>
+            <w:pPr>
+              <w:pStyle w:val="Compact"/>
+            </w:pPr>
+            <w:r>
+              <w:rPr>
+                <w:b/>
+                <w:bCs/>
+              </w:rPr>
+              <w:t xml:space="preserve">11개 갈림길 중 하나를 지났다면 그 변형 경로도 별도로 GPX 저장</w:t>
+            </w:r>
+            <w:r>
+              <w:t xml:space="preserve"> </w:t>
+            </w:r>
+            <w:r>
+              <w:t xml:space="preserve">—</w:t>
+            </w:r>
+            <w:r>
+              <w:t xml:space="preserve"> </w:t>
+            </w:r>
+            <w:r>
+              <w:rPr>
+                <w:rStyle w:val="VerbatimChar"/>
+              </w:rPr>
+              <w:t xml:space="preserve">data/forks.ts</w:t>
+            </w:r>
+            <w:r>
+              <w:t xml:space="preserve"> </w:t>
+            </w:r>
+            <w:r>
+              <w:t xml:space="preserve">M19(갈림길 추천)의 유일한 데이터 소스다</w:t>
+            </w:r>
+          </w:p>
+        </w:tc>
+      </w:tr>
+      <w:tr>
+        <w:tc>
+          <w:tcPr/>
+          <w:p>
+            <w:pPr>
+              <w:pStyle w:val="Compact"/>
+            </w:pPr>
+            <w:r>
+              <w:rPr>
+                <w:b/>
+                <w:bCs/>
+              </w:rPr>
+              <w:t xml:space="preserve">⭐ 랜드마크 촬영</w:t>
+            </w:r>
+          </w:p>
+        </w:tc>
+        <w:tc>
+          <w:tcPr/>
+          <w:p>
+            <w:pPr>
+              <w:pStyle w:val="Compact"/>
+            </w:pPr>
+            <w:r>
+              <w:rPr>
+                <w:b/>
+                <w:bCs/>
+              </w:rPr>
+              <w:t xml:space="preserve">오늘 지난 곳이 안개 지도 19곳 중 하나라면 사진 + 짧은 인상 기록</w:t>
+            </w:r>
+            <w:r>
+              <w:t xml:space="preserve"> </w:t>
+            </w:r>
+            <w:r>
+              <w:t xml:space="preserve">— F-15</w:t>
+            </w:r>
+            <w:r>
+              <w:t xml:space="preserve"> </w:t>
+            </w:r>
+            <w:r>
+              <w:rPr>
+                <w:rStyle w:val="VerbatimChar"/>
+              </w:rPr>
+              <w:t xml:space="preserve">landmarks.ts</w:t>
+            </w:r>
+            <w:r>
+              <w:t xml:space="preserve">의 유일한 데이터 소스다</w:t>
+            </w:r>
+          </w:p>
+        </w:tc>
+      </w:tr>
+    </w:tbl>
+    <w:bookmarkEnd w:id="43"/>
+    <w:bookmarkStart w:id="44" w:name="마을-기록-지나는-마을마다"/>
+    <w:p>
+      <w:pPr>
+        <w:pStyle w:val="Heading4"/>
+      </w:pPr>
+      <w:r>
+        <w:t xml:space="preserve">마을 기록 (지나는 마을마다)</w:t>
+      </w:r>
+    </w:p>
+    <w:tbl>
+      <w:tblPr>
+        <w:tblStyle w:val="Table"/>
+        <w:tblW w:type="auto" w:w="0"/>
+        <w:tblLook w:firstRow="1" w:lastRow="0" w:firstColumn="0" w:lastColumn="0" w:noHBand="0" w:noVBand="0" w:val="0020"/>
+      </w:tblPr>
+      <w:tblGrid>
+        <w:gridCol w:w="3960"/>
+        <w:gridCol w:w="3960"/>
+      </w:tblGrid>
+      <w:tr>
+        <w:trPr>
+          <w:tblHeader w:val="on"/>
+        </w:trPr>
+        <w:tc>
+          <w:tcPr/>
+          <w:p>
+            <w:pPr>
+              <w:pStyle w:val="Compact"/>
+            </w:pPr>
+            <w:r>
+              <w:t xml:space="preserve">항목</w:t>
+            </w:r>
+          </w:p>
+        </w:tc>
+        <w:tc>
+          <w:tcPr/>
+          <w:p>
+            <w:pPr>
+              <w:pStyle w:val="Compact"/>
+            </w:pPr>
+            <w:r>
+              <w:t xml:space="preserve">확인 방법</w:t>
+            </w:r>
+          </w:p>
+        </w:tc>
+      </w:tr>
+      <w:tr>
+        <w:tc>
+          <w:tcPr/>
+          <w:p>
+            <w:pPr>
+              <w:pStyle w:val="Compact"/>
+            </w:pPr>
+            <w:r>
+              <w:t xml:space="preserve">서비스 실재 여부</w:t>
+            </w:r>
+          </w:p>
+        </w:tc>
+        <w:tc>
+          <w:tcPr/>
+          <w:p>
+            <w:pPr>
+              <w:pStyle w:val="Compact"/>
+            </w:pPr>
+            <w:r>
+              <w:t xml:space="preserve">물, 바, 상점, 약국, ATM, 배송 접수</w:t>
+            </w:r>
+          </w:p>
+        </w:tc>
+      </w:tr>
+      <w:tr>
+        <w:tc>
+          <w:tcPr/>
+          <w:p>
+            <w:pPr>
+              <w:pStyle w:val="Compact"/>
+            </w:pPr>
+            <w:r>
+              <w:rPr>
+                <w:b/>
+                <w:bCs/>
+              </w:rPr>
+              <w:t xml:space="preserve">첫 바 개점 시각</w:t>
+            </w:r>
+          </w:p>
+        </w:tc>
+        <w:tc>
+          <w:tcPr/>
+          <w:p>
+            <w:pPr>
+              <w:pStyle w:val="Compact"/>
+            </w:pPr>
+            <w:r>
+              <w:t xml:space="preserve">새벽 출발 시 아침 확보 가능 여부</w:t>
+            </w:r>
+          </w:p>
+        </w:tc>
+      </w:tr>
+      <w:tr>
+        <w:tc>
+          <w:tcPr/>
+          <w:p>
+            <w:pPr>
+              <w:pStyle w:val="Compact"/>
+            </w:pPr>
+            <w:r>
+              <w:t xml:space="preserve">상점 시에스타 시간</w:t>
+            </w:r>
+          </w:p>
+        </w:tc>
+        <w:tc>
+          <w:tcPr/>
+          <w:p>
+            <w:pPr>
+              <w:pStyle w:val="Compact"/>
+            </w:pPr>
+          </w:p>
+        </w:tc>
+      </w:tr>
+      <w:tr>
+        <w:tc>
+          <w:tcPr/>
+          <w:p>
+            <w:pPr>
+              <w:pStyle w:val="Compact"/>
+            </w:pPr>
+            <w:r>
+              <w:t xml:space="preserve">실제 도착 시각</w:t>
+            </w:r>
+          </w:p>
+        </w:tc>
+        <w:tc>
+          <w:tcPr/>
+          <w:p>
+            <w:pPr>
+              <w:pStyle w:val="Compact"/>
+            </w:pPr>
+          </w:p>
+        </w:tc>
+      </w:tr>
+    </w:tbl>
+    <w:bookmarkEnd w:id="44"/>
+    <w:bookmarkStart w:id="45" w:name="숙소-기록-매일-13곳--가장-중요"/>
+    <w:p>
+      <w:pPr>
+        <w:pStyle w:val="Heading4"/>
+      </w:pPr>
+      <w:r>
+        <w:t xml:space="preserve">숙소 기록 (매일 1~3곳) ★ 가장 중요</w:t>
+      </w:r>
+    </w:p>
+    <w:p>
+      <w:pPr>
+        <w:pStyle w:val="SourceCode"/>
+      </w:pPr>
+      <w:r>
+        <w:rPr>
+          <w:rStyle w:val="VerbatimChar"/>
+        </w:rPr>
+        <w:t xml:space="preserve">□ 원어명 (간판 사진)</w:t>
+      </w:r>
+      <w:r>
+        <w:br/>
+      </w:r>
+      <w:r>
+        <w:rPr>
+          <w:rStyle w:val="VerbatimChar"/>
+        </w:rPr>
+        <w:t xml:space="preserve">□ 유형 (공립/Xunta/본당/수도원/사립/기부제)</w:t>
+      </w:r>
+      <w:r>
+        <w:br/>
+      </w:r>
+      <w:r>
+        <w:rPr>
+          <w:rStyle w:val="VerbatimChar"/>
+        </w:rPr>
+        <w:t xml:space="preserve">□ 실제 침대 수</w:t>
+      </w:r>
+      <w:r>
+        <w:br/>
+      </w:r>
+      <w:r>
+        <w:rPr>
+          <w:rStyle w:val="VerbatimChar"/>
+        </w:rPr>
+        <w:t xml:space="preserve">□ 요금</w:t>
+      </w:r>
+      <w:r>
+        <w:br/>
+      </w:r>
+      <w:r>
+        <w:rPr>
+          <w:rStyle w:val="VerbatimChar"/>
+        </w:rPr>
+        <w:t xml:space="preserve">□ 예약 방법 (전화/WhatsApp/불가) ← 직접 물어본다</w:t>
+      </w:r>
+      <w:r>
+        <w:br/>
+      </w:r>
+      <w:r>
+        <w:rPr>
+          <w:rStyle w:val="VerbatimChar"/>
+        </w:rPr>
+        <w:t xml:space="preserve">□ 개방 기간 ← 직접 물어본다. "언제 닫아요?"</w:t>
+      </w:r>
+      <w:r>
+        <w:br/>
+      </w:r>
+      <w:r>
+        <w:rPr>
+          <w:rStyle w:val="VerbatimChar"/>
+        </w:rPr>
+        <w:t xml:space="preserve">□ ★ 건조기 유무 ← 눈으로 확인</w:t>
+      </w:r>
+      <w:r>
+        <w:br/>
+      </w:r>
+      <w:r>
+        <w:rPr>
+          <w:rStyle w:val="VerbatimChar"/>
+        </w:rPr>
+        <w:t xml:space="preserve">□ 세탁기, 취사, 난방, WiFi</w:t>
+      </w:r>
+      <w:r>
+        <w:br/>
+      </w:r>
+      <w:r>
+        <w:rPr>
+          <w:rStyle w:val="VerbatimChar"/>
+        </w:rPr>
+        <w:t xml:space="preserve">□ ★ 짐 배송 수령 가능 여부 ← 직접 물어본다</w:t>
+      </w:r>
+      <w:r>
+        <w:br/>
+      </w:r>
+      <w:r>
+        <w:rPr>
+          <w:rStyle w:val="VerbatimChar"/>
+        </w:rPr>
+        <w:t xml:space="preserve">□ 콘센트 개수</w:t>
+      </w:r>
+      <w:r>
+        <w:br/>
+      </w:r>
+      <w:r>
+        <w:rPr>
+          <w:rStyle w:val="VerbatimChar"/>
+        </w:rPr>
+        <w:t xml:space="preserve">□ 소등 시각, 문 닫는 시각</w:t>
+      </w:r>
+      <w:r>
+        <w:br/>
+      </w:r>
+      <w:r>
+        <w:rPr>
+          <w:rStyle w:val="VerbatimChar"/>
+        </w:rPr>
+        <w:t xml:space="preserve">□ 몇 시에 만실이 됐나 ← ★ H1 검증의 결정적 데이터</w:t>
+      </w:r>
+      <w:r>
+        <w:br/>
+      </w:r>
+      <w:r>
+        <w:rPr>
+          <w:rStyle w:val="VerbatimChar"/>
+        </w:rPr>
+        <w:t xml:space="preserve">□ 사진 3장 (외관/도미/공용)</w:t>
+      </w:r>
+    </w:p>
+    <w:p>
+      <w:pPr>
+        <w:pStyle w:val="FirstParagraph"/>
+      </w:pPr>
+      <w:r>
+        <w:rPr>
+          <w:b/>
+          <w:bCs/>
+        </w:rPr>
+        <w:t xml:space="preserve">하루에 묵는 곳 외에 지나치는 알베르게도 들러서 묻는다.</w:t>
       </w:r>
       <w:r>
         <w:t xml:space="preserve"> </w:t>
       </w:r>
       <w:r>
-        <w:t xml:space="preserve">미리 정해둔다.</w:t>
-      </w:r>
-    </w:p>
-    <w:bookmarkStart w:id="53" w:name="게이트-1-인터뷰-후"/>
+        <w:t xml:space="preserve">하루 3곳이 목표.</w:t>
+      </w:r>
+      <w:r>
+        <w:t xml:space="preserve"> </w:t>
+      </w:r>
+      <w:r>
+        <w:t xml:space="preserve">40일 × 3곳 =</w:t>
+      </w:r>
+      <w:r>
+        <w:t xml:space="preserve"> </w:t>
+      </w:r>
+      <w:r>
+        <w:rPr>
+          <w:b/>
+          <w:bCs/>
+        </w:rPr>
+        <w:t xml:space="preserve">약 120곳.</w:t>
+      </w:r>
+      <w:r>
+        <w:t xml:space="preserve"> </w:t>
+      </w:r>
+      <w:r>
+        <w:t xml:space="preserve">프랑스 길 주요 숙소의 상당수를 커버한다.</w:t>
+      </w:r>
+    </w:p>
+    <w:bookmarkEnd w:id="45"/>
+    <w:bookmarkStart w:id="46" w:name="star-보여주기-카드-검증-매일-최소-1장"/>
+    <w:p>
+      <w:pPr>
+        <w:pStyle w:val="Heading4"/>
+      </w:pPr>
+      <w:r>
+        <w:t xml:space="preserve">⭐ 보여주기 카드 검증 (매일 최소 1장)</w:t>
+      </w:r>
+    </w:p>
+    <w:p>
+      <w:pPr>
+        <w:pStyle w:val="SourceCode"/>
+      </w:pPr>
+      <w:r>
+        <w:rPr>
+          <w:rStyle w:val="VerbatimChar"/>
+        </w:rPr>
+        <w:t xml:space="preserve">□ 오늘 사용한 카드:</w:t>
+      </w:r>
+      <w:r>
+        <w:br/>
+      </w:r>
+      <w:r>
+        <w:rPr>
+          <w:rStyle w:val="VerbatimChar"/>
+        </w:rPr>
+        <w:t xml:space="preserve">□ 상대: 알베르게 주인 / 약사 / 식당 / 기타</w:t>
+      </w:r>
+      <w:r>
+        <w:br/>
+      </w:r>
+      <w:r>
+        <w:rPr>
+          <w:rStyle w:val="VerbatimChar"/>
+        </w:rPr>
+        <w:t xml:space="preserve">□ 반응</w:t>
+      </w:r>
+      <w:r>
+        <w:br/>
+      </w:r>
+      <w:r>
+        <w:rPr>
+          <w:rStyle w:val="VerbatimChar"/>
+        </w:rPr>
+        <w:t xml:space="preserve">   □ 바로 이해했다</w:t>
+      </w:r>
+      <w:r>
+        <w:br/>
+      </w:r>
+      <w:r>
+        <w:rPr>
+          <w:rStyle w:val="VerbatimChar"/>
+        </w:rPr>
+        <w:t xml:space="preserve">   □ 되물었다 → 어떤 부분에서:</w:t>
+      </w:r>
+      <w:r>
+        <w:br/>
+      </w:r>
+      <w:r>
+        <w:rPr>
+          <w:rStyle w:val="VerbatimChar"/>
+        </w:rPr>
+        <w:t xml:space="preserve">   □ 무시했다 / 거부했다</w:t>
+      </w:r>
+      <w:r>
+        <w:br/>
+      </w:r>
+      <w:r>
+        <w:rPr>
+          <w:rStyle w:val="VerbatimChar"/>
+        </w:rPr>
+        <w:t xml:space="preserve">□ ★ 내 폰을 만지는 것을 꺼렸는가?  ← H20. 가장 중요</w:t>
+      </w:r>
+      <w:r>
+        <w:br/>
+      </w:r>
+      <w:r>
+        <w:rPr>
+          <w:rStyle w:val="VerbatimChar"/>
+        </w:rPr>
+        <w:t xml:space="preserve">□ 응답 선택지가 실제 상황을 커버했나?</w:t>
+      </w:r>
+      <w:r>
+        <w:br/>
+      </w:r>
+      <w:r>
+        <w:rPr>
+          <w:rStyle w:val="VerbatimChar"/>
+        </w:rPr>
+        <w:t xml:space="preserve">   □ 없는 답을 하려 했다 → 무엇:</w:t>
+      </w:r>
+      <w:r>
+        <w:br/>
+      </w:r>
+      <w:r>
+        <w:rPr>
+          <w:rStyle w:val="VerbatimChar"/>
+        </w:rPr>
+        <w:t xml:space="preserve">□ 고칠 문장:</w:t>
+      </w:r>
+    </w:p>
+    <w:p>
+      <w:pPr>
+        <w:pStyle w:val="FirstParagraph"/>
+      </w:pPr>
+      <w:r>
+        <w:rPr>
+          <w:b/>
+          <w:bCs/>
+        </w:rPr>
+        <w:t xml:space="preserve">목표: 약국 5곳, 알베르게 20곳에서 검증.</w:t>
+      </w:r>
+      <w:r>
+        <w:t xml:space="preserve"> </w:t>
+      </w:r>
+      <w:r>
+        <w:rPr>
+          <w:b/>
+          <w:bCs/>
+        </w:rPr>
+        <w:t xml:space="preserve">H20이 부정적이면 설계를 바꾼다</w:t>
+      </w:r>
+      <w:r>
+        <w:t xml:space="preserve"> </w:t>
+      </w:r>
+      <w:r>
+        <w:t xml:space="preserve">— 상대는 가리키기만 하고 내가 누르는 방식으로.</w:t>
+      </w:r>
+    </w:p>
+    <w:bookmarkEnd w:id="46"/>
+    <w:bookmarkStart w:id="47" w:name="관찰-기록-매일"/>
+    <w:p>
+      <w:pPr>
+        <w:pStyle w:val="Heading4"/>
+      </w:pPr>
+      <w:r>
+        <w:t xml:space="preserve">관찰 기록 (매일)</w:t>
+      </w:r>
+    </w:p>
+    <w:p>
+      <w:pPr>
+        <w:pStyle w:val="SourceCode"/>
+      </w:pPr>
+      <w:r>
+        <w:rPr>
+          <w:rStyle w:val="VerbatimChar"/>
+        </w:rPr>
+        <w:t xml:space="preserve">· 알베르게 앞에 줄이 있었나? 몇 시부터?</w:t>
+      </w:r>
+      <w:r>
+        <w:br/>
+      </w:r>
+      <w:r>
+        <w:rPr>
+          <w:rStyle w:val="VerbatimChar"/>
+        </w:rPr>
+        <w:t xml:space="preserve">· 만실이라 돌아가는 사람을 봤나?</w:t>
+      </w:r>
+      <w:r>
+        <w:br/>
+      </w:r>
+      <w:r>
+        <w:rPr>
+          <w:rStyle w:val="VerbatimChar"/>
+        </w:rPr>
+        <w:t xml:space="preserve">· 한국인을 몇 명 만났나? 어떤 앱을 쓰던가?</w:t>
+      </w:r>
+      <w:r>
+        <w:br/>
+      </w:r>
+      <w:r>
+        <w:rPr>
+          <w:rStyle w:val="VerbatimChar"/>
+        </w:rPr>
+        <w:t xml:space="preserve">· 오늘 스페인어가 필요했던 순간</w:t>
+      </w:r>
+      <w:r>
+        <w:br/>
+      </w:r>
+      <w:r>
+        <w:rPr>
+          <w:rStyle w:val="VerbatimChar"/>
+        </w:rPr>
+        <w:t xml:space="preserve">· 내가 몰라서 곤란했던 것 ← 제품 아이디어의 원천</w:t>
+      </w:r>
+    </w:p>
+    <w:bookmarkEnd w:id="47"/>
+    <w:bookmarkEnd w:id="48"/>
+    <w:bookmarkStart w:id="49" w:name="X821bf00d89642ea6f3fcf966ae9d48c5310dcd7"/>
     <w:p>
       <w:pPr>
         <w:pStyle w:val="Heading3"/>
       </w:pPr>
       <w:r>
-        <w:t xml:space="preserve">게이트 1 (인터뷰 후)</w:t>
+        <w:t xml:space="preserve">6.4 인터뷰를 길 위에서도 한다</w:t>
+      </w:r>
+    </w:p>
+    <w:p>
+      <w:pPr>
+        <w:pStyle w:val="FirstParagraph"/>
+      </w:pPr>
+      <w:r>
+        <w:rPr>
+          <w:b/>
+          <w:bCs/>
+        </w:rPr>
+        <w:t xml:space="preserve">40일 동안 한국인 순례자를 계속 만난다.</w:t>
+      </w:r>
+      <w:r>
+        <w:t xml:space="preserve"> </w:t>
+      </w:r>
+      <w:r>
+        <w:t xml:space="preserve">정식 인터뷰 20건과 별개로, 길에서 짧게 묻는다.</w:t>
+      </w:r>
+    </w:p>
+    <w:p>
+      <w:pPr>
+        <w:pStyle w:val="SourceCode"/>
+      </w:pPr>
+      <w:r>
+        <w:rPr>
+          <w:rStyle w:val="VerbatimChar"/>
+        </w:rPr>
+        <w:t xml:space="preserve">· 오늘 몇 시에 나오셨어요? 왜요?</w:t>
+      </w:r>
+      <w:r>
+        <w:br/>
+      </w:r>
+      <w:r>
+        <w:rPr>
+          <w:rStyle w:val="VerbatimChar"/>
+        </w:rPr>
+        <w:t xml:space="preserve">· 숙소는 언제 정하세요?</w:t>
+      </w:r>
+      <w:r>
+        <w:br/>
+      </w:r>
+      <w:r>
+        <w:rPr>
+          <w:rStyle w:val="VerbatimChar"/>
+        </w:rPr>
+        <w:t xml:space="preserve">· 뭐 보고 다니세요? (앱)</w:t>
+      </w:r>
+      <w:r>
+        <w:br/>
+      </w:r>
+      <w:r>
+        <w:rPr>
+          <w:rStyle w:val="VerbatimChar"/>
+        </w:rPr>
+        <w:t xml:space="preserve">· 준비하면서 뭐가 제일 답답했어요?</w:t>
+      </w:r>
+    </w:p>
+    <w:p>
+      <w:pPr>
+        <w:pStyle w:val="FirstParagraph"/>
+      </w:pPr>
+      <w:r>
+        <w:rPr>
+          <w:b/>
+          <w:bCs/>
+        </w:rPr>
+        <w:t xml:space="preserve">목표 30명.</w:t>
+      </w:r>
+      <w:r>
+        <w:t xml:space="preserve"> </w:t>
+      </w:r>
+      <w:r>
+        <w:t xml:space="preserve">3장의 인터뷰보다 짧지만 표본이 커진다.</w:t>
+      </w:r>
+    </w:p>
+    <w:bookmarkEnd w:id="49"/>
+    <w:bookmarkStart w:id="50" w:name="Xdec10cffb3b7685399c712a4e7e7fae468e003f"/>
+    <w:p>
+      <w:pPr>
+        <w:pStyle w:val="Heading3"/>
+      </w:pPr>
+      <w:r>
+        <w:t xml:space="preserve">6.5 콘텐츠 산출</w:t>
       </w:r>
     </w:p>
     <w:tbl>
@@ -9097,53 +8991,123 @@
               <w:pStyle w:val="Compact"/>
             </w:pPr>
             <w:r>
-              <w:t xml:space="preserve">확인</w:t>
-            </w:r>
-          </w:p>
-        </w:tc>
-        <w:tc>
-          <w:tcPr/>
-          <w:p>
-            <w:pPr>
-              <w:pStyle w:val="Compact"/>
-            </w:pPr>
-            <w:r>
-              <w:t xml:space="preserve">통과 조건</w:t>
-            </w:r>
-          </w:p>
-        </w:tc>
-        <w:tc>
-          <w:tcPr/>
-          <w:p>
-            <w:pPr>
-              <w:pStyle w:val="Compact"/>
-            </w:pPr>
-            <w:r>
-              <w:t xml:space="preserve">불통과 시</w:t>
-            </w:r>
-          </w:p>
-        </w:tc>
-      </w:tr>
-      <w:tr>
-        <w:tc>
-          <w:tcPr/>
-          <w:p>
-            <w:pPr>
-              <w:pStyle w:val="Compact"/>
-            </w:pPr>
-            <w:r>
-              <w:t xml:space="preserve">H1 예약 판단 어려움</w:t>
-            </w:r>
-          </w:p>
-        </w:tc>
-        <w:tc>
-          <w:tcPr/>
-          <w:p>
-            <w:pPr>
-              <w:pStyle w:val="Compact"/>
-            </w:pPr>
-            <w:r>
-              <w:t xml:space="preserve">13/20 지지</w:t>
+              <w:t xml:space="preserve">산출물</w:t>
+            </w:r>
+          </w:p>
+        </w:tc>
+        <w:tc>
+          <w:tcPr/>
+          <w:p>
+            <w:pPr>
+              <w:pStyle w:val="Compact"/>
+            </w:pPr>
+            <w:r>
+              <w:t xml:space="preserve">빈도</w:t>
+            </w:r>
+          </w:p>
+        </w:tc>
+        <w:tc>
+          <w:tcPr/>
+          <w:p>
+            <w:pPr>
+              <w:pStyle w:val="Compact"/>
+            </w:pPr>
+            <w:r>
+              <w:t xml:space="preserve">용도</w:t>
+            </w:r>
+          </w:p>
+        </w:tc>
+      </w:tr>
+      <w:tr>
+        <w:tc>
+          <w:tcPr/>
+          <w:p>
+            <w:pPr>
+              <w:pStyle w:val="Compact"/>
+            </w:pPr>
+            <w:r>
+              <w:t xml:space="preserve">일일 사진 + 짧은 글</w:t>
+            </w:r>
+          </w:p>
+        </w:tc>
+        <w:tc>
+          <w:tcPr/>
+          <w:p>
+            <w:pPr>
+              <w:pStyle w:val="Compact"/>
+            </w:pPr>
+            <w:r>
+              <w:t xml:space="preserve">매일</w:t>
+            </w:r>
+          </w:p>
+        </w:tc>
+        <w:tc>
+          <w:tcPr/>
+          <w:p>
+            <w:pPr>
+              <w:pStyle w:val="Compact"/>
+            </w:pPr>
+            <w:r>
+              <w:t xml:space="preserve">브런치·인스타 연재</w:t>
+            </w:r>
+          </w:p>
+        </w:tc>
+      </w:tr>
+      <w:tr>
+        <w:tc>
+          <w:tcPr/>
+          <w:p>
+            <w:pPr>
+              <w:pStyle w:val="Compact"/>
+            </w:pPr>
+            <w:r>
+              <w:t xml:space="preserve">영상 클립</w:t>
+            </w:r>
+          </w:p>
+        </w:tc>
+        <w:tc>
+          <w:tcPr/>
+          <w:p>
+            <w:pPr>
+              <w:pStyle w:val="Compact"/>
+            </w:pPr>
+            <w:r>
+              <w:t xml:space="preserve">격일</w:t>
+            </w:r>
+          </w:p>
+        </w:tc>
+        <w:tc>
+          <w:tcPr/>
+          <w:p>
+            <w:pPr>
+              <w:pStyle w:val="Compact"/>
+            </w:pPr>
+            <w:r>
+              <w:t xml:space="preserve">유튜브</w:t>
+            </w:r>
+          </w:p>
+        </w:tc>
+      </w:tr>
+      <w:tr>
+        <w:tc>
+          <w:tcPr/>
+          <w:p>
+            <w:pPr>
+              <w:pStyle w:val="Compact"/>
+            </w:pPr>
+            <w:r>
+              <w:t xml:space="preserve">구간별 정리 글</w:t>
+            </w:r>
+          </w:p>
+        </w:tc>
+        <w:tc>
+          <w:tcPr/>
+          <w:p>
+            <w:pPr>
+              <w:pStyle w:val="Compact"/>
+            </w:pPr>
+            <w:r>
+              <w:t xml:space="preserve">주 1회</w:t>
             </w:r>
           </w:p>
         </w:tc>
@@ -9158,34 +9122,143 @@
                 <w:b/>
                 <w:bCs/>
               </w:rPr>
-              <w:t xml:space="preserve">B축 재설계 또는 A축 단독 전환</w:t>
-            </w:r>
-          </w:p>
-        </w:tc>
-      </w:tr>
-      <w:tr>
-        <w:tc>
-          <w:tcPr/>
-          <w:p>
-            <w:pPr>
-              <w:pStyle w:val="Compact"/>
-            </w:pPr>
-            <w:r>
-              <w:t xml:space="preserve">H2 현장 휴대폰 사용</w:t>
-            </w:r>
-          </w:p>
-        </w:tc>
-        <w:tc>
-          <w:tcPr/>
-          <w:p>
-            <w:pPr>
-              <w:pStyle w:val="Compact"/>
-            </w:pPr>
-            <w:r>
-              <w:t xml:space="preserve">13/20 지지</w:t>
-            </w:r>
-          </w:p>
-        </w:tc>
+              <w:t xml:space="preserve">SEO 가이드 페이지의 원료</w:t>
+            </w:r>
+          </w:p>
+        </w:tc>
+      </w:tr>
+      <w:tr>
+        <w:tc>
+          <w:tcPr/>
+          <w:p>
+            <w:pPr>
+              <w:pStyle w:val="Compact"/>
+            </w:pPr>
+            <w:r>
+              <w:t xml:space="preserve">숙소 사진</w:t>
+            </w:r>
+          </w:p>
+        </w:tc>
+        <w:tc>
+          <w:tcPr/>
+          <w:p>
+            <w:pPr>
+              <w:pStyle w:val="Compact"/>
+            </w:pPr>
+            <w:r>
+              <w:t xml:space="preserve">매일</w:t>
+            </w:r>
+          </w:p>
+        </w:tc>
+        <w:tc>
+          <w:tcPr/>
+          <w:p>
+            <w:pPr>
+              <w:pStyle w:val="Compact"/>
+            </w:pPr>
+            <w:r>
+              <w:t xml:space="preserve">제품 데이터</w:t>
+            </w:r>
+          </w:p>
+        </w:tc>
+      </w:tr>
+    </w:tbl>
+    <w:p>
+      <w:pPr>
+        <w:pStyle w:val="BodyText"/>
+      </w:pPr>
+      <w:r>
+        <w:t xml:space="preserve">⚠️</w:t>
+      </w:r>
+      <w:r>
+        <w:t xml:space="preserve"> </w:t>
+      </w:r>
+      <w:r>
+        <w:rPr>
+          <w:b/>
+          <w:bCs/>
+        </w:rPr>
+        <w:t xml:space="preserve">콘텐츠 제작이 조사를 방해하지 않게 한다.</w:t>
+      </w:r>
+      <w:r>
+        <w:t xml:space="preserve"> </w:t>
+      </w:r>
+      <w:r>
+        <w:t xml:space="preserve">기록이 먼저다.</w:t>
+      </w:r>
+    </w:p>
+    <w:bookmarkEnd w:id="50"/>
+    <w:bookmarkStart w:id="51" w:name="X3e7b678dc9560863f562cee14b740dfe0a741f9"/>
+    <w:p>
+      <w:pPr>
+        <w:pStyle w:val="Heading3"/>
+      </w:pPr>
+      <w:r>
+        <w:t xml:space="preserve">6.6 장비</w:t>
+      </w:r>
+    </w:p>
+    <w:tbl>
+      <w:tblPr>
+        <w:tblStyle w:val="Table"/>
+        <w:tblW w:type="auto" w:w="0"/>
+        <w:tblLook w:firstRow="1" w:lastRow="0" w:firstColumn="0" w:lastColumn="0" w:noHBand="0" w:noVBand="0" w:val="0020"/>
+      </w:tblPr>
+      <w:tblGrid>
+        <w:gridCol w:w="3960"/>
+        <w:gridCol w:w="3960"/>
+      </w:tblGrid>
+      <w:tr>
+        <w:trPr>
+          <w:tblHeader w:val="on"/>
+        </w:trPr>
+        <w:tc>
+          <w:tcPr/>
+          <w:p>
+            <w:pPr>
+              <w:pStyle w:val="Compact"/>
+            </w:pPr>
+            <w:r>
+              <w:t xml:space="preserve">항목</w:t>
+            </w:r>
+          </w:p>
+        </w:tc>
+        <w:tc>
+          <w:tcPr/>
+          <w:p>
+            <w:pPr>
+              <w:pStyle w:val="Compact"/>
+            </w:pPr>
+            <w:r>
+              <w:t xml:space="preserve">이유</w:t>
+            </w:r>
+          </w:p>
+        </w:tc>
+      </w:tr>
+      <w:tr>
+        <w:tc>
+          <w:tcPr/>
+          <w:p>
+            <w:pPr>
+              <w:pStyle w:val="Compact"/>
+            </w:pPr>
+            <w:r>
+              <w:t xml:space="preserve">GPS 워치 또는 GPX 기록 앱</w:t>
+            </w:r>
+          </w:p>
+        </w:tc>
+        <w:tc>
+          <w:tcPr/>
+          <w:p>
+            <w:pPr>
+              <w:pStyle w:val="Compact"/>
+            </w:pPr>
+            <w:r>
+              <w:t xml:space="preserve">트랙 확보</w:t>
+            </w:r>
+          </w:p>
+        </w:tc>
+      </w:tr>
+      <w:tr>
         <w:tc>
           <w:tcPr/>
           <w:p>
@@ -9197,66 +9270,55 @@
                 <w:b/>
                 <w:bCs/>
               </w:rPr>
-              <w:t xml:space="preserve">앱 계획 보류, 웹만</w:t>
-            </w:r>
-          </w:p>
-        </w:tc>
-      </w:tr>
-      <w:tr>
-        <w:tc>
-          <w:tcPr/>
-          <w:p>
-            <w:pPr>
-              <w:pStyle w:val="Compact"/>
-            </w:pPr>
-            <w:r>
-              <w:t xml:space="preserve">H3 부상·이탈</w:t>
-            </w:r>
-          </w:p>
-        </w:tc>
-        <w:tc>
-          <w:tcPr/>
-          <w:p>
-            <w:pPr>
-              <w:pStyle w:val="Compact"/>
-            </w:pPr>
-            <w:r>
-              <w:t xml:space="preserve">10/20 이상 경험</w:t>
-            </w:r>
-          </w:p>
-        </w:tc>
-        <w:tc>
-          <w:tcPr/>
-          <w:p>
-            <w:pPr>
-              <w:pStyle w:val="Compact"/>
-            </w:pPr>
-            <w:r>
-              <w:t xml:space="preserve">부상 회피 엔진 우선순위 하향</w:t>
-            </w:r>
-          </w:p>
-        </w:tc>
-      </w:tr>
-      <w:tr>
-        <w:tc>
-          <w:tcPr/>
-          <w:p>
-            <w:pPr>
-              <w:pStyle w:val="Compact"/>
-            </w:pPr>
-            <w:r>
-              <w:t xml:space="preserve">H4 준비 단계 공백</w:t>
-            </w:r>
-          </w:p>
-        </w:tc>
-        <w:tc>
-          <w:tcPr/>
-          <w:p>
-            <w:pPr>
-              <w:pStyle w:val="Compact"/>
-            </w:pPr>
-            <w:r>
-              <w:t xml:space="preserve">15/20 지지</w:t>
+              <w:t xml:space="preserve">보조 배터리 20,000mAh 이상</w:t>
+            </w:r>
+          </w:p>
+        </w:tc>
+        <w:tc>
+          <w:tcPr/>
+          <w:p>
+            <w:pPr>
+              <w:pStyle w:val="Compact"/>
+            </w:pPr>
+            <w:r>
+              <w:t xml:space="preserve">기록량이 많다</w:t>
+            </w:r>
+          </w:p>
+        </w:tc>
+      </w:tr>
+      <w:tr>
+        <w:tc>
+          <w:tcPr/>
+          <w:p>
+            <w:pPr>
+              <w:pStyle w:val="Compact"/>
+            </w:pPr>
+            <w:r>
+              <w:t xml:space="preserve">방수 폰 케이스</w:t>
+            </w:r>
+          </w:p>
+        </w:tc>
+        <w:tc>
+          <w:tcPr/>
+          <w:p>
+            <w:pPr>
+              <w:pStyle w:val="Compact"/>
+            </w:pPr>
+            <w:r>
+              <w:t xml:space="preserve">갈리시아는 비가 온다</w:t>
+            </w:r>
+          </w:p>
+        </w:tc>
+      </w:tr>
+      <w:tr>
+        <w:tc>
+          <w:tcPr/>
+          <w:p>
+            <w:pPr>
+              <w:pStyle w:val="Compact"/>
+            </w:pPr>
+            <w:r>
+              <w:t xml:space="preserve">노트 + 펜</w:t>
             </w:r>
           </w:p>
         </w:tc>
@@ -9271,32 +9333,192 @@
                 <w:b/>
                 <w:bCs/>
               </w:rPr>
-              <w:t xml:space="preserve">준비 단계 장악 전략 재검토</w:t>
+              <w:t xml:space="preserve">배터리가 없을 때 유일한 수단</w:t>
+            </w:r>
+          </w:p>
+        </w:tc>
+      </w:tr>
+      <w:tr>
+        <w:tc>
+          <w:tcPr/>
+          <w:p>
+            <w:pPr>
+              <w:pStyle w:val="Compact"/>
+            </w:pPr>
+            <w:r>
+              <w:t xml:space="preserve">명함 또는 안내지</w:t>
+            </w:r>
+          </w:p>
+        </w:tc>
+        <w:tc>
+          <w:tcPr/>
+          <w:p>
+            <w:pPr>
+              <w:pStyle w:val="Compact"/>
+            </w:pPr>
+            <w:r>
+              <w:t xml:space="preserve">알베르게 주인에게 목적 설명용 (스페인어)</w:t>
             </w:r>
           </w:p>
         </w:tc>
       </w:tr>
     </w:tbl>
-    <w:p>
-      <w:pPr>
-        <w:pStyle w:val="BodyText"/>
+    <w:bookmarkEnd w:id="51"/>
+    <w:bookmarkStart w:id="52" w:name="X8c3468e79507a45401523c5aa9e6a3750e6a1d0"/>
+    <w:p>
+      <w:pPr>
+        <w:pStyle w:val="Heading3"/>
+      </w:pPr>
+      <w:r>
+        <w:t xml:space="preserve">6.7 ⚠️ 안전</w:t>
+      </w:r>
+    </w:p>
+    <w:p>
+      <w:pPr>
+        <w:pStyle w:val="FirstParagraph"/>
       </w:pPr>
       <w:r>
         <w:rPr>
           <w:b/>
           <w:bCs/>
         </w:rPr>
-        <w:t xml:space="preserve">H1·H2·H4 중 둘 이상 불통과 → 제품 방향 전면 재검토.</w:t>
-      </w:r>
-    </w:p>
+        <w:t xml:space="preserve">이건 조사이기 전에 800km를 걷는 일이다.</w:t>
+      </w:r>
+    </w:p>
+    <w:p>
+      <w:pPr>
+        <w:pStyle w:val="Compact"/>
+        <w:numPr>
+          <w:ilvl w:val="0"/>
+          <w:numId w:val="1007"/>
+        </w:numPr>
+      </w:pPr>
+      <w:r>
+        <w:t xml:space="preserve">목표 데이터를 채우려고 무리해서 걷지 않는다</w:t>
+      </w:r>
+    </w:p>
+    <w:p>
+      <w:pPr>
+        <w:pStyle w:val="Compact"/>
+        <w:numPr>
+          <w:ilvl w:val="0"/>
+          <w:numId w:val="1007"/>
+        </w:numPr>
+      </w:pPr>
+      <w:r>
+        <w:t xml:space="preserve">몸이 아프면</w:t>
+      </w:r>
+      <w:r>
+        <w:t xml:space="preserve"> </w:t>
+      </w:r>
+      <w:r>
+        <w:rPr>
+          <w:b/>
+          <w:bCs/>
+        </w:rPr>
+        <w:t xml:space="preserve">일정보다 몸이 우선</w:t>
+      </w:r>
+      <w:r>
+        <w:t xml:space="preserve">이다. 쉬거나 버스를 탄다</w:t>
+      </w:r>
+    </w:p>
+    <w:p>
+      <w:pPr>
+        <w:pStyle w:val="Compact"/>
+        <w:numPr>
+          <w:ilvl w:val="0"/>
+          <w:numId w:val="1007"/>
+        </w:numPr>
+      </w:pPr>
+      <w:r>
+        <w:t xml:space="preserve">여행자 보험은 필수</w:t>
+      </w:r>
+    </w:p>
+    <w:p>
+      <w:pPr>
+        <w:pStyle w:val="Compact"/>
+        <w:numPr>
+          <w:ilvl w:val="0"/>
+          <w:numId w:val="1007"/>
+        </w:numPr>
+      </w:pPr>
+      <w:r>
+        <w:t xml:space="preserve">가족에게 일정 공유</w:t>
+      </w:r>
+    </w:p>
+    <w:p>
+      <w:pPr>
+        <w:pStyle w:val="Compact"/>
+        <w:numPr>
+          <w:ilvl w:val="0"/>
+          <w:numId w:val="1007"/>
+        </w:numPr>
+      </w:pPr>
+      <w:r>
+        <w:t xml:space="preserve">혼자라면 매일 생존 신고</w:t>
+      </w:r>
+    </w:p>
+    <w:p>
+      <w:pPr>
+        <w:pStyle w:val="BlockText"/>
+      </w:pPr>
+      <w:r>
+        <w:rPr>
+          <w:b/>
+          <w:bCs/>
+        </w:rPr>
+        <w:t xml:space="preserve">역설적이지만, 우리가 만드는 제품의 핵심 메시지가 "무리하지 마라"다.</w:t>
+      </w:r>
+      <w:r>
+        <w:t xml:space="preserve"> </w:t>
+      </w:r>
+      <w:r>
+        <w:t xml:space="preserve">창업자가 데이터 욕심에 무리하면 제품 철학과 모순된다.</w:t>
+      </w:r>
+    </w:p>
+    <w:p>
+      <w:r>
+        <w:pict>
+          <v:rect style="width:0;height:1.5pt" o:hralign="center" o:hrstd="t" o:hr="t"/>
+        </w:pict>
+      </w:r>
+    </w:p>
+    <w:bookmarkEnd w:id="52"/>
     <w:bookmarkEnd w:id="53"/>
-    <w:bookmarkStart w:id="54" w:name="게이트-2-트래픽-4주-후"/>
+    <w:bookmarkStart w:id="58" w:name="X5934fa4f1a8745cb8a4fc5b5143c21a5e660893"/>
+    <w:p>
+      <w:pPr>
+        <w:pStyle w:val="Heading2"/>
+      </w:pPr>
+      <w:r>
+        <w:t xml:space="preserve">7. 판단 게이트</w:t>
+      </w:r>
+    </w:p>
+    <w:p>
+      <w:pPr>
+        <w:pStyle w:val="FirstParagraph"/>
+      </w:pPr>
+      <w:r>
+        <w:rPr>
+          <w:b/>
+          <w:bCs/>
+        </w:rPr>
+        <w:t xml:space="preserve">언제 무엇을 보고 무엇을 결정하는가.</w:t>
+      </w:r>
+      <w:r>
+        <w:t xml:space="preserve"> </w:t>
+      </w:r>
+      <w:r>
+        <w:t xml:space="preserve">미리 정해둔다.</w:t>
+      </w:r>
+    </w:p>
+    <w:bookmarkStart w:id="54" w:name="게이트-1-인터뷰-후"/>
     <w:p>
       <w:pPr>
         <w:pStyle w:val="Heading3"/>
       </w:pPr>
       <w:r>
-        <w:t xml:space="preserve">게이트 2 (트래픽 4주 후)</w:t>
+        <w:t xml:space="preserve">게이트 1 (인터뷰 후)</w:t>
       </w:r>
     </w:p>
     <w:tbl>
@@ -9356,88 +9578,18 @@
               <w:pStyle w:val="Compact"/>
             </w:pPr>
             <w:r>
-              <w:t xml:space="preserve">H5 검색 유입</w:t>
-            </w:r>
-          </w:p>
-        </w:tc>
-        <w:tc>
-          <w:tcPr/>
-          <w:p>
-            <w:pPr>
-              <w:pStyle w:val="Compact"/>
-            </w:pPr>
-            <w:r>
-              <w:t xml:space="preserve">월 1,500 세션</w:t>
-            </w:r>
-          </w:p>
-        </w:tc>
-        <w:tc>
-          <w:tcPr/>
-          <w:p>
-            <w:pPr>
-              <w:pStyle w:val="Compact"/>
-            </w:pPr>
-            <w:r>
-              <w:t xml:space="preserve">채널 전략 전환</w:t>
-            </w:r>
-          </w:p>
-        </w:tc>
-      </w:tr>
-      <w:tr>
-        <w:tc>
-          <w:tcPr/>
-          <w:p>
-            <w:pPr>
-              <w:pStyle w:val="Compact"/>
-            </w:pPr>
-            <w:r>
-              <w:t xml:space="preserve">네이버 비중</w:t>
-            </w:r>
-          </w:p>
-        </w:tc>
-        <w:tc>
-          <w:tcPr/>
-          <w:p>
-            <w:pPr>
-              <w:pStyle w:val="Compact"/>
-            </w:pPr>
-            <w:r>
-              <w:t xml:space="preserve">구글의 1/3 이상</w:t>
-            </w:r>
-          </w:p>
-        </w:tc>
-        <w:tc>
-          <w:tcPr/>
-          <w:p>
-            <w:pPr>
-              <w:pStyle w:val="Compact"/>
-            </w:pPr>
-            <w:r>
-              <w:t xml:space="preserve">블로그 병행</w:t>
-            </w:r>
-          </w:p>
-        </w:tc>
-      </w:tr>
-      <w:tr>
-        <w:tc>
-          <w:tcPr/>
-          <w:p>
-            <w:pPr>
-              <w:pStyle w:val="Compact"/>
-            </w:pPr>
-            <w:r>
-              <w:t xml:space="preserve">H6 여행사 수수료</w:t>
-            </w:r>
-          </w:p>
-        </w:tc>
-        <w:tc>
-          <w:tcPr/>
-          <w:p>
-            <w:pPr>
-              <w:pStyle w:val="Compact"/>
-            </w:pPr>
-            <w:r>
-              <w:t xml:space="preserve">3곳 중 2곳 긍정</w:t>
+              <w:t xml:space="preserve">H1 예약 판단 어려움</w:t>
+            </w:r>
+          </w:p>
+        </w:tc>
+        <w:tc>
+          <w:tcPr/>
+          <w:p>
+            <w:pPr>
+              <w:pStyle w:val="Compact"/>
+            </w:pPr>
+            <w:r>
+              <w:t xml:space="preserve">13/20 지지</w:t>
             </w:r>
           </w:p>
         </w:tc>
@@ -9452,222 +9604,31 @@
                 <w:b/>
                 <w:bCs/>
               </w:rPr>
-              <w:t xml:space="preserve">수익 모델 재설계</w:t>
-            </w:r>
-          </w:p>
-        </w:tc>
-      </w:tr>
-    </w:tbl>
-    <w:bookmarkEnd w:id="54"/>
-    <w:bookmarkStart w:id="55" w:name="게이트-3-실측-도보-후"/>
-    <w:p>
-      <w:pPr>
-        <w:pStyle w:val="Heading3"/>
-      </w:pPr>
-      <w:r>
-        <w:t xml:space="preserve">게이트 3 (실측 도보 후)</w:t>
-      </w:r>
-    </w:p>
-    <w:tbl>
-      <w:tblPr>
-        <w:tblStyle w:val="Table"/>
-        <w:tblW w:type="auto" w:w="0"/>
-        <w:tblLook w:firstRow="1" w:lastRow="0" w:firstColumn="0" w:lastColumn="0" w:noHBand="0" w:noVBand="0" w:val="0020"/>
-      </w:tblPr>
-      <w:tblGrid>
-        <w:gridCol w:w="3960"/>
-        <w:gridCol w:w="3960"/>
-      </w:tblGrid>
-      <w:tr>
-        <w:trPr>
-          <w:tblHeader w:val="on"/>
-        </w:trPr>
-        <w:tc>
-          <w:tcPr/>
-          <w:p>
-            <w:pPr>
-              <w:pStyle w:val="Compact"/>
-            </w:pPr>
-            <w:r>
-              <w:t xml:space="preserve">확인</w:t>
-            </w:r>
-          </w:p>
-        </w:tc>
-        <w:tc>
-          <w:tcPr/>
-          <w:p>
-            <w:pPr>
-              <w:pStyle w:val="Compact"/>
-            </w:pPr>
-            <w:r>
-              <w:t xml:space="preserve">내용</w:t>
-            </w:r>
-          </w:p>
-        </w:tc>
-      </w:tr>
-      <w:tr>
-        <w:tc>
-          <w:tcPr/>
-          <w:p>
-            <w:pPr>
-              <w:pStyle w:val="Compact"/>
-            </w:pPr>
-            <w:r>
-              <w:t xml:space="preserve">데이터</w:t>
-            </w:r>
-          </w:p>
-        </w:tc>
-        <w:tc>
-          <w:tcPr/>
-          <w:p>
-            <w:pPr>
-              <w:pStyle w:val="Compact"/>
-            </w:pPr>
-            <w:r>
-              <w:t xml:space="preserve">숙소 120곳, GPX 전 구간, 마을 82곳 검증</w:t>
-            </w:r>
-          </w:p>
-        </w:tc>
-      </w:tr>
-      <w:tr>
-        <w:tc>
-          <w:tcPr/>
-          <w:p>
-            <w:pPr>
-              <w:pStyle w:val="Compact"/>
-            </w:pPr>
-            <w:r>
-              <w:t xml:space="preserve">H12</w:t>
-            </w:r>
-          </w:p>
-        </w:tc>
-        <w:tc>
-          <w:tcPr/>
-          <w:p>
-            <w:pPr>
-              <w:pStyle w:val="Compact"/>
-            </w:pPr>
-            <w:r>
-              <w:t xml:space="preserve">기존 정보가 실제로 부정확했나</w:t>
-            </w:r>
-          </w:p>
-        </w:tc>
-      </w:tr>
-      <w:tr>
-        <w:tc>
-          <w:tcPr/>
-          <w:p>
-            <w:pPr>
-              <w:pStyle w:val="Compact"/>
-            </w:pPr>
-            <w:r>
-              <w:t xml:space="preserve">H15</w:t>
-            </w:r>
-          </w:p>
-        </w:tc>
-        <w:tc>
-          <w:tcPr/>
-          <w:p>
-            <w:pPr>
-              <w:pStyle w:val="Compact"/>
-            </w:pPr>
-            <w:r>
-              <w:t xml:space="preserve">우리 임계값이 체감과 맞았나</w:t>
-            </w:r>
-          </w:p>
-        </w:tc>
-      </w:tr>
-      <w:tr>
-        <w:tc>
-          <w:tcPr/>
-          <w:p>
-            <w:pPr>
-              <w:pStyle w:val="Compact"/>
-            </w:pPr>
-            <w:r>
-              <w:t xml:space="preserve">콘텐츠</w:t>
-            </w:r>
-          </w:p>
-        </w:tc>
-        <w:tc>
-          <w:tcPr/>
-          <w:p>
-            <w:pPr>
-              <w:pStyle w:val="Compact"/>
-            </w:pPr>
-            <w:r>
-              <w:t xml:space="preserve">연재 반응, 구독자</w:t>
-            </w:r>
-          </w:p>
-        </w:tc>
-      </w:tr>
-    </w:tbl>
-    <w:bookmarkEnd w:id="55"/>
-    <w:bookmarkStart w:id="56" w:name="게이트-4-성년-시즌-후--전업-판단"/>
-    <w:p>
-      <w:pPr>
-        <w:pStyle w:val="Heading3"/>
-      </w:pPr>
-      <w:r>
-        <w:t xml:space="preserve">게이트 4 (성년 시즌 후) —</w:t>
-      </w:r>
-      <w:r>
-        <w:t xml:space="preserve"> </w:t>
-      </w:r>
-      <w:r>
-        <w:rPr>
-          <w:b/>
-          <w:bCs/>
-        </w:rPr>
-        <w:t xml:space="preserve">전업 판단</w:t>
-      </w:r>
-    </w:p>
-    <w:tbl>
-      <w:tblPr>
-        <w:tblStyle w:val="Table"/>
-        <w:tblW w:type="auto" w:w="0"/>
-        <w:tblLook w:firstRow="1" w:lastRow="0" w:firstColumn="0" w:lastColumn="0" w:noHBand="0" w:noVBand="0" w:val="0020"/>
-      </w:tblPr>
-      <w:tblGrid>
-        <w:gridCol w:w="3960"/>
-        <w:gridCol w:w="3960"/>
-      </w:tblGrid>
-      <w:tr>
-        <w:trPr>
-          <w:tblHeader w:val="on"/>
-        </w:trPr>
-        <w:tc>
-          <w:tcPr/>
-          <w:p>
-            <w:pPr>
-              <w:pStyle w:val="Compact"/>
-            </w:pPr>
-            <w:r>
-              <w:t xml:space="preserve">지표</w:t>
-            </w:r>
-          </w:p>
-        </w:tc>
-        <w:tc>
-          <w:tcPr/>
-          <w:p>
-            <w:pPr>
-              <w:pStyle w:val="Compact"/>
-            </w:pPr>
-            <w:r>
-              <w:t xml:space="preserve">전업 전환 기준</w:t>
-            </w:r>
-          </w:p>
-        </w:tc>
-      </w:tr>
-      <w:tr>
-        <w:tc>
-          <w:tcPr/>
-          <w:p>
-            <w:pPr>
-              <w:pStyle w:val="Compact"/>
-            </w:pPr>
-            <w:r>
-              <w:t xml:space="preserve">도달률</w:t>
+              <w:t xml:space="preserve">B축 재설계 또는 A축 단독 전환</w:t>
+            </w:r>
+          </w:p>
+        </w:tc>
+      </w:tr>
+      <w:tr>
+        <w:tc>
+          <w:tcPr/>
+          <w:p>
+            <w:pPr>
+              <w:pStyle w:val="Compact"/>
+            </w:pPr>
+            <w:r>
+              <w:t xml:space="preserve">H2 현장 휴대폰 사용</w:t>
+            </w:r>
+          </w:p>
+        </w:tc>
+        <w:tc>
+          <w:tcPr/>
+          <w:p>
+            <w:pPr>
+              <w:pStyle w:val="Compact"/>
+            </w:pPr>
+            <w:r>
+              <w:t xml:space="preserve">13/20 지지</w:t>
             </w:r>
           </w:p>
         </w:tc>
@@ -9682,26 +9643,66 @@
                 <w:b/>
                 <w:bCs/>
               </w:rPr>
-              <w:t xml:space="preserve">20% 이상</w:t>
-            </w:r>
-            <w:r>
-              <w:t xml:space="preserve"> </w:t>
-            </w:r>
-            <w:r>
-              <w:t xml:space="preserve">(약 2,600명)</w:t>
-            </w:r>
-          </w:p>
-        </w:tc>
-      </w:tr>
-      <w:tr>
-        <w:tc>
-          <w:tcPr/>
-          <w:p>
-            <w:pPr>
-              <w:pStyle w:val="Compact"/>
-            </w:pPr>
-            <w:r>
-              <w:t xml:space="preserve">제휴 매출 전망</w:t>
+              <w:t xml:space="preserve">앱 계획 보류, 웹만</w:t>
+            </w:r>
+          </w:p>
+        </w:tc>
+      </w:tr>
+      <w:tr>
+        <w:tc>
+          <w:tcPr/>
+          <w:p>
+            <w:pPr>
+              <w:pStyle w:val="Compact"/>
+            </w:pPr>
+            <w:r>
+              <w:t xml:space="preserve">H3 부상·이탈</w:t>
+            </w:r>
+          </w:p>
+        </w:tc>
+        <w:tc>
+          <w:tcPr/>
+          <w:p>
+            <w:pPr>
+              <w:pStyle w:val="Compact"/>
+            </w:pPr>
+            <w:r>
+              <w:t xml:space="preserve">10/20 이상 경험</w:t>
+            </w:r>
+          </w:p>
+        </w:tc>
+        <w:tc>
+          <w:tcPr/>
+          <w:p>
+            <w:pPr>
+              <w:pStyle w:val="Compact"/>
+            </w:pPr>
+            <w:r>
+              <w:t xml:space="preserve">부상 회피 엔진 우선순위 하향</w:t>
+            </w:r>
+          </w:p>
+        </w:tc>
+      </w:tr>
+      <w:tr>
+        <w:tc>
+          <w:tcPr/>
+          <w:p>
+            <w:pPr>
+              <w:pStyle w:val="Compact"/>
+            </w:pPr>
+            <w:r>
+              <w:t xml:space="preserve">H4 준비 단계 공백</w:t>
+            </w:r>
+          </w:p>
+        </w:tc>
+        <w:tc>
+          <w:tcPr/>
+          <w:p>
+            <w:pPr>
+              <w:pStyle w:val="Compact"/>
+            </w:pPr>
+            <w:r>
+              <w:t xml:space="preserve">15/20 지지</w:t>
             </w:r>
           </w:p>
         </w:tc>
@@ -9716,31 +9717,7 @@
                 <w:b/>
                 <w:bCs/>
               </w:rPr>
-              <w:t xml:space="preserve">연 5,000만 이상</w:t>
-            </w:r>
-          </w:p>
-        </w:tc>
-      </w:tr>
-      <w:tr>
-        <w:tc>
-          <w:tcPr/>
-          <w:p>
-            <w:pPr>
-              <w:pStyle w:val="Compact"/>
-            </w:pPr>
-            <w:r>
-              <w:t xml:space="preserve">앱 현장 사용률</w:t>
-            </w:r>
-          </w:p>
-        </w:tc>
-        <w:tc>
-          <w:tcPr/>
-          <w:p>
-            <w:pPr>
-              <w:pStyle w:val="Compact"/>
-            </w:pPr>
-            <w:r>
-              <w:t xml:space="preserve">40% 이상</w:t>
+              <w:t xml:space="preserve">준비 단계 장악 전략 재검토</w:t>
             </w:r>
           </w:p>
         </w:tc>
@@ -9755,55 +9732,17 @@
           <w:b/>
           <w:bCs/>
         </w:rPr>
-        <w:t xml:space="preserve">셋 중 둘 이상 충족 → 전업 전환.</w:t>
-      </w:r>
-      <w:r>
-        <w:t xml:space="preserve"> </w:t>
-      </w:r>
-      <w:r>
-        <w:t xml:space="preserve">그 미만이면 사이드로 유지하거나 정리한다.</w:t>
-      </w:r>
-    </w:p>
-    <w:p>
-      <w:pPr>
-        <w:pStyle w:val="BlockText"/>
-      </w:pPr>
-      <w:r>
-        <w:t xml:space="preserve">⚠️</w:t>
-      </w:r>
-      <w:r>
-        <w:t xml:space="preserve"> </w:t>
-      </w:r>
-      <w:r>
-        <w:rPr>
-          <w:b/>
-          <w:bCs/>
-        </w:rPr>
-        <w:t xml:space="preserve">02 문서 1부 8.2절의 판단 기준과 이 표를 항상 일치시킨다.</w:t>
-      </w:r>
-      <w:r>
-        <w:t xml:space="preserve"> </w:t>
-      </w:r>
-      <w:r>
-        <w:t xml:space="preserve">문서마다 다르면 자기합리화의 여지가 생긴다.</w:t>
-      </w:r>
-    </w:p>
-    <w:p>
-      <w:r>
-        <w:pict>
-          <v:rect style="width:0;height:1.5pt" o:hralign="center" o:hrstd="t" o:hr="t"/>
-        </w:pict>
-      </w:r>
-    </w:p>
-    <w:bookmarkEnd w:id="56"/>
-    <w:bookmarkEnd w:id="57"/>
-    <w:bookmarkStart w:id="58" w:name="Xff1ea48cc842f58877f531c529d2436d9a6383e"/>
-    <w:p>
-      <w:pPr>
-        <w:pStyle w:val="Heading2"/>
-      </w:pPr>
-      <w:r>
-        <w:t xml:space="preserve">8. 예산</w:t>
+        <w:t xml:space="preserve">H1·H2·H4 중 둘 이상 불통과 → 제품 방향 전면 재검토.</w:t>
+      </w:r>
+    </w:p>
+    <w:bookmarkEnd w:id="54"/>
+    <w:bookmarkStart w:id="55" w:name="게이트-2-트래픽-4주-후"/>
+    <w:p>
+      <w:pPr>
+        <w:pStyle w:val="Heading3"/>
+      </w:pPr>
+      <w:r>
+        <w:t xml:space="preserve">게이트 2 (트래픽 4주 후)</w:t>
       </w:r>
     </w:p>
     <w:tbl>
@@ -9828,273 +9767,126 @@
               <w:pStyle w:val="Compact"/>
             </w:pPr>
             <w:r>
-              <w:t xml:space="preserve">항목</w:t>
-            </w:r>
-          </w:p>
-        </w:tc>
-        <w:tc>
-          <w:tcPr/>
-          <w:p>
-            <w:pPr>
-              <w:pStyle w:val="Compact"/>
-            </w:pPr>
-            <w:r>
-              <w:t xml:space="preserve">금액</w:t>
-            </w:r>
-          </w:p>
-        </w:tc>
-        <w:tc>
-          <w:tcPr/>
-          <w:p>
-            <w:pPr>
-              <w:pStyle w:val="Compact"/>
-            </w:pPr>
-            <w:r>
-              <w:t xml:space="preserve">시기</w:t>
-            </w:r>
-          </w:p>
-        </w:tc>
-      </w:tr>
-      <w:tr>
-        <w:tc>
-          <w:tcPr/>
-          <w:p>
-            <w:pPr>
-              <w:pStyle w:val="Compact"/>
-            </w:pPr>
-            <w:r>
-              <w:t xml:space="preserve">인터뷰 사례 (20명 × 3만)</w:t>
-            </w:r>
-          </w:p>
-        </w:tc>
-        <w:tc>
-          <w:tcPr/>
-          <w:p>
-            <w:pPr>
-              <w:pStyle w:val="Compact"/>
-            </w:pPr>
-            <w:r>
-              <w:t xml:space="preserve">60만</w:t>
-            </w:r>
-          </w:p>
-        </w:tc>
-        <w:tc>
-          <w:tcPr/>
-          <w:p>
-            <w:pPr>
-              <w:pStyle w:val="Compact"/>
-            </w:pPr>
-            <w:r>
-              <w:t xml:space="preserve">2026.08</w:t>
-            </w:r>
-          </w:p>
-        </w:tc>
-      </w:tr>
-      <w:tr>
-        <w:tc>
-          <w:tcPr/>
-          <w:p>
-            <w:pPr>
-              <w:pStyle w:val="Compact"/>
-            </w:pPr>
-            <w:r>
-              <w:t xml:space="preserve">도메인·서버 (6개월)</w:t>
-            </w:r>
-          </w:p>
-        </w:tc>
-        <w:tc>
-          <w:tcPr/>
-          <w:p>
-            <w:pPr>
-              <w:pStyle w:val="Compact"/>
-            </w:pPr>
-            <w:r>
-              <w:t xml:space="preserve">30만</w:t>
-            </w:r>
-          </w:p>
-        </w:tc>
-        <w:tc>
-          <w:tcPr/>
-          <w:p>
-            <w:pPr>
-              <w:pStyle w:val="Compact"/>
-            </w:pPr>
-            <w:r>
-              <w:t xml:space="preserve">2026.09~</w:t>
-            </w:r>
-          </w:p>
-        </w:tc>
-      </w:tr>
-      <w:tr>
-        <w:tc>
-          <w:tcPr/>
-          <w:p>
-            <w:pPr>
-              <w:pStyle w:val="Compact"/>
-            </w:pPr>
-            <w:r>
-              <w:t xml:space="preserve">항공 (왕복)</w:t>
-            </w:r>
-          </w:p>
-        </w:tc>
-        <w:tc>
-          <w:tcPr/>
-          <w:p>
-            <w:pPr>
-              <w:pStyle w:val="Compact"/>
-            </w:pPr>
-            <w:r>
-              <w:t xml:space="preserve">150만</w:t>
-            </w:r>
-          </w:p>
-        </w:tc>
-        <w:tc>
-          <w:tcPr/>
-          <w:p>
-            <w:pPr>
-              <w:pStyle w:val="Compact"/>
-            </w:pPr>
-            <w:r>
-              <w:t xml:space="preserve">2026.10</w:t>
-            </w:r>
-          </w:p>
-        </w:tc>
-      </w:tr>
-      <w:tr>
-        <w:tc>
-          <w:tcPr/>
-          <w:p>
-            <w:pPr>
-              <w:pStyle w:val="Compact"/>
-            </w:pPr>
-            <w:r>
-              <w:t xml:space="preserve">현지 체류 (40일 × 12만)</w:t>
-            </w:r>
-          </w:p>
-        </w:tc>
-        <w:tc>
-          <w:tcPr/>
-          <w:p>
-            <w:pPr>
-              <w:pStyle w:val="Compact"/>
-            </w:pPr>
-            <w:r>
-              <w:t xml:space="preserve">480만</w:t>
-            </w:r>
-          </w:p>
-        </w:tc>
-        <w:tc>
-          <w:tcPr/>
-          <w:p>
-            <w:pPr>
-              <w:pStyle w:val="Compact"/>
-            </w:pPr>
-            <w:r>
-              <w:t xml:space="preserve">2026.10 초~11 초</w:t>
-            </w:r>
-          </w:p>
-        </w:tc>
-      </w:tr>
-      <w:tr>
-        <w:tc>
-          <w:tcPr/>
-          <w:p>
-            <w:pPr>
-              <w:pStyle w:val="Compact"/>
-            </w:pPr>
-            <w:r>
-              <w:t xml:space="preserve">장비 (배낭·신발·기록장비)</w:t>
-            </w:r>
-          </w:p>
-        </w:tc>
-        <w:tc>
-          <w:tcPr/>
-          <w:p>
-            <w:pPr>
-              <w:pStyle w:val="Compact"/>
-            </w:pPr>
-            <w:r>
-              <w:t xml:space="preserve">100만</w:t>
-            </w:r>
-          </w:p>
-        </w:tc>
-        <w:tc>
-          <w:tcPr/>
-          <w:p>
-            <w:pPr>
-              <w:pStyle w:val="Compact"/>
-            </w:pPr>
-            <w:r>
-              <w:t xml:space="preserve">2026.09</w:t>
-            </w:r>
-          </w:p>
-        </w:tc>
-      </w:tr>
-      <w:tr>
-        <w:tc>
-          <w:tcPr/>
-          <w:p>
-            <w:pPr>
-              <w:pStyle w:val="Compact"/>
-            </w:pPr>
-            <w:r>
-              <w:t xml:space="preserve">보험</w:t>
-            </w:r>
-          </w:p>
-        </w:tc>
-        <w:tc>
-          <w:tcPr/>
-          <w:p>
-            <w:pPr>
-              <w:pStyle w:val="Compact"/>
-            </w:pPr>
-            <w:r>
-              <w:t xml:space="preserve">20만</w:t>
-            </w:r>
-          </w:p>
-        </w:tc>
-        <w:tc>
-          <w:tcPr/>
-          <w:p>
-            <w:pPr>
-              <w:pStyle w:val="Compact"/>
-            </w:pPr>
-          </w:p>
-        </w:tc>
-      </w:tr>
-      <w:tr>
-        <w:tc>
-          <w:tcPr/>
-          <w:p>
-            <w:pPr>
-              <w:pStyle w:val="Compact"/>
-            </w:pPr>
-            <w:r>
-              <w:t xml:space="preserve">예비</w:t>
-            </w:r>
-          </w:p>
-        </w:tc>
-        <w:tc>
-          <w:tcPr/>
-          <w:p>
-            <w:pPr>
-              <w:pStyle w:val="Compact"/>
-            </w:pPr>
-            <w:r>
-              <w:t xml:space="preserve">60만</w:t>
-            </w:r>
-          </w:p>
-        </w:tc>
-        <w:tc>
-          <w:tcPr/>
-          <w:p>
-            <w:pPr>
-              <w:pStyle w:val="Compact"/>
-            </w:pPr>
-          </w:p>
-        </w:tc>
-      </w:tr>
-      <w:tr>
+              <w:t xml:space="preserve">확인</w:t>
+            </w:r>
+          </w:p>
+        </w:tc>
+        <w:tc>
+          <w:tcPr/>
+          <w:p>
+            <w:pPr>
+              <w:pStyle w:val="Compact"/>
+            </w:pPr>
+            <w:r>
+              <w:t xml:space="preserve">통과 조건</w:t>
+            </w:r>
+          </w:p>
+        </w:tc>
+        <w:tc>
+          <w:tcPr/>
+          <w:p>
+            <w:pPr>
+              <w:pStyle w:val="Compact"/>
+            </w:pPr>
+            <w:r>
+              <w:t xml:space="preserve">불통과 시</w:t>
+            </w:r>
+          </w:p>
+        </w:tc>
+      </w:tr>
+      <w:tr>
+        <w:tc>
+          <w:tcPr/>
+          <w:p>
+            <w:pPr>
+              <w:pStyle w:val="Compact"/>
+            </w:pPr>
+            <w:r>
+              <w:t xml:space="preserve">H5 검색 유입</w:t>
+            </w:r>
+          </w:p>
+        </w:tc>
+        <w:tc>
+          <w:tcPr/>
+          <w:p>
+            <w:pPr>
+              <w:pStyle w:val="Compact"/>
+            </w:pPr>
+            <w:r>
+              <w:t xml:space="preserve">월 1,500 세션</w:t>
+            </w:r>
+          </w:p>
+        </w:tc>
+        <w:tc>
+          <w:tcPr/>
+          <w:p>
+            <w:pPr>
+              <w:pStyle w:val="Compact"/>
+            </w:pPr>
+            <w:r>
+              <w:t xml:space="preserve">채널 전략 전환</w:t>
+            </w:r>
+          </w:p>
+        </w:tc>
+      </w:tr>
+      <w:tr>
+        <w:tc>
+          <w:tcPr/>
+          <w:p>
+            <w:pPr>
+              <w:pStyle w:val="Compact"/>
+            </w:pPr>
+            <w:r>
+              <w:t xml:space="preserve">네이버 비중</w:t>
+            </w:r>
+          </w:p>
+        </w:tc>
+        <w:tc>
+          <w:tcPr/>
+          <w:p>
+            <w:pPr>
+              <w:pStyle w:val="Compact"/>
+            </w:pPr>
+            <w:r>
+              <w:t xml:space="preserve">구글의 1/3 이상</w:t>
+            </w:r>
+          </w:p>
+        </w:tc>
+        <w:tc>
+          <w:tcPr/>
+          <w:p>
+            <w:pPr>
+              <w:pStyle w:val="Compact"/>
+            </w:pPr>
+            <w:r>
+              <w:t xml:space="preserve">블로그 병행</w:t>
+            </w:r>
+          </w:p>
+        </w:tc>
+      </w:tr>
+      <w:tr>
+        <w:tc>
+          <w:tcPr/>
+          <w:p>
+            <w:pPr>
+              <w:pStyle w:val="Compact"/>
+            </w:pPr>
+            <w:r>
+              <w:t xml:space="preserve">H6 여행사 수수료</w:t>
+            </w:r>
+          </w:p>
+        </w:tc>
+        <w:tc>
+          <w:tcPr/>
+          <w:p>
+            <w:pPr>
+              <w:pStyle w:val="Compact"/>
+            </w:pPr>
+            <w:r>
+              <w:t xml:space="preserve">3곳 중 2곳 긍정</w:t>
+            </w:r>
+          </w:p>
+        </w:tc>
         <w:tc>
           <w:tcPr/>
           <w:p>
@@ -10106,76 +9898,20 @@
                 <w:b/>
                 <w:bCs/>
               </w:rPr>
-              <w:t xml:space="preserve">합계</w:t>
-            </w:r>
-          </w:p>
-        </w:tc>
-        <w:tc>
-          <w:tcPr/>
-          <w:p>
-            <w:pPr>
-              <w:pStyle w:val="Compact"/>
-            </w:pPr>
-            <w:r>
-              <w:rPr>
-                <w:b/>
-                <w:bCs/>
-              </w:rPr>
-              <w:t xml:space="preserve">약 900만</w:t>
-            </w:r>
-          </w:p>
-        </w:tc>
-        <w:tc>
-          <w:tcPr/>
-          <w:p>
-            <w:pPr>
-              <w:pStyle w:val="Compact"/>
-            </w:pPr>
+              <w:t xml:space="preserve">수익 모델 재설계</w:t>
+            </w:r>
           </w:p>
         </w:tc>
       </w:tr>
     </w:tbl>
-    <w:p>
-      <w:pPr>
-        <w:pStyle w:val="BodyText"/>
-      </w:pPr>
-      <w:r>
-        <w:rPr>
-          <w:b/>
-          <w:bCs/>
-        </w:rPr>
-        <w:t xml:space="preserve">02 문서에서 830만으로 잡았던 Phase 0 예산을 900만으로 수정한다.</w:t>
-      </w:r>
-      <w:r>
-        <w:t xml:space="preserve"> </w:t>
-      </w:r>
-      <w:r>
-        <w:t xml:space="preserve">인터뷰 사례와 장비가 누락돼 있었다.</w:t>
-      </w:r>
-    </w:p>
-    <w:p>
-      <w:r>
-        <w:pict>
-          <v:rect style="width:0;height:1.5pt" o:hralign="center" o:hrstd="t" o:hr="t"/>
-        </w:pict>
-      </w:r>
-    </w:p>
-    <w:bookmarkEnd w:id="58"/>
-    <w:bookmarkStart w:id="59" w:name="X2b603f348984bd582dc28e984d593546c411e31"/>
-    <w:p>
-      <w:pPr>
-        <w:pStyle w:val="Heading2"/>
-      </w:pPr>
-      <w:r>
-        <w:t xml:space="preserve">9. 이 계획의 한계</w:t>
-      </w:r>
-    </w:p>
-    <w:p>
-      <w:pPr>
-        <w:pStyle w:val="FirstParagraph"/>
-      </w:pPr>
-      <w:r>
-        <w:t xml:space="preserve">정직하게 적는다.</w:t>
+    <w:bookmarkEnd w:id="55"/>
+    <w:bookmarkStart w:id="56" w:name="게이트-3-실측-도보-후"/>
+    <w:p>
+      <w:pPr>
+        <w:pStyle w:val="Heading3"/>
+      </w:pPr>
+      <w:r>
+        <w:t xml:space="preserve">게이트 3 (실측 도보 후)</w:t>
       </w:r>
     </w:p>
     <w:tbl>
@@ -10199,23 +9935,188 @@
               <w:pStyle w:val="Compact"/>
             </w:pPr>
             <w:r>
-              <w:t xml:space="preserve">한계</w:t>
-            </w:r>
-          </w:p>
-        </w:tc>
-        <w:tc>
-          <w:tcPr/>
-          <w:p>
-            <w:pPr>
-              <w:pStyle w:val="Compact"/>
-            </w:pPr>
-            <w:r>
-              <w:t xml:space="preserve">영향</w:t>
-            </w:r>
-          </w:p>
-        </w:tc>
-      </w:tr>
-      <w:tr>
+              <w:t xml:space="preserve">확인</w:t>
+            </w:r>
+          </w:p>
+        </w:tc>
+        <w:tc>
+          <w:tcPr/>
+          <w:p>
+            <w:pPr>
+              <w:pStyle w:val="Compact"/>
+            </w:pPr>
+            <w:r>
+              <w:t xml:space="preserve">내용</w:t>
+            </w:r>
+          </w:p>
+        </w:tc>
+      </w:tr>
+      <w:tr>
+        <w:tc>
+          <w:tcPr/>
+          <w:p>
+            <w:pPr>
+              <w:pStyle w:val="Compact"/>
+            </w:pPr>
+            <w:r>
+              <w:t xml:space="preserve">데이터</w:t>
+            </w:r>
+          </w:p>
+        </w:tc>
+        <w:tc>
+          <w:tcPr/>
+          <w:p>
+            <w:pPr>
+              <w:pStyle w:val="Compact"/>
+            </w:pPr>
+            <w:r>
+              <w:t xml:space="preserve">숙소 120곳, GPX 전 구간, 마을 82곳 검증</w:t>
+            </w:r>
+          </w:p>
+        </w:tc>
+      </w:tr>
+      <w:tr>
+        <w:tc>
+          <w:tcPr/>
+          <w:p>
+            <w:pPr>
+              <w:pStyle w:val="Compact"/>
+            </w:pPr>
+            <w:r>
+              <w:t xml:space="preserve">H12</w:t>
+            </w:r>
+          </w:p>
+        </w:tc>
+        <w:tc>
+          <w:tcPr/>
+          <w:p>
+            <w:pPr>
+              <w:pStyle w:val="Compact"/>
+            </w:pPr>
+            <w:r>
+              <w:t xml:space="preserve">기존 정보가 실제로 부정확했나</w:t>
+            </w:r>
+          </w:p>
+        </w:tc>
+      </w:tr>
+      <w:tr>
+        <w:tc>
+          <w:tcPr/>
+          <w:p>
+            <w:pPr>
+              <w:pStyle w:val="Compact"/>
+            </w:pPr>
+            <w:r>
+              <w:t xml:space="preserve">H15</w:t>
+            </w:r>
+          </w:p>
+        </w:tc>
+        <w:tc>
+          <w:tcPr/>
+          <w:p>
+            <w:pPr>
+              <w:pStyle w:val="Compact"/>
+            </w:pPr>
+            <w:r>
+              <w:t xml:space="preserve">우리 임계값이 체감과 맞았나</w:t>
+            </w:r>
+          </w:p>
+        </w:tc>
+      </w:tr>
+      <w:tr>
+        <w:tc>
+          <w:tcPr/>
+          <w:p>
+            <w:pPr>
+              <w:pStyle w:val="Compact"/>
+            </w:pPr>
+            <w:r>
+              <w:t xml:space="preserve">콘텐츠</w:t>
+            </w:r>
+          </w:p>
+        </w:tc>
+        <w:tc>
+          <w:tcPr/>
+          <w:p>
+            <w:pPr>
+              <w:pStyle w:val="Compact"/>
+            </w:pPr>
+            <w:r>
+              <w:t xml:space="preserve">연재 반응, 구독자</w:t>
+            </w:r>
+          </w:p>
+        </w:tc>
+      </w:tr>
+    </w:tbl>
+    <w:bookmarkEnd w:id="56"/>
+    <w:bookmarkStart w:id="57" w:name="게이트-4-성년-시즌-후--전업-판단"/>
+    <w:p>
+      <w:pPr>
+        <w:pStyle w:val="Heading3"/>
+      </w:pPr>
+      <w:r>
+        <w:t xml:space="preserve">게이트 4 (성년 시즌 후) —</w:t>
+      </w:r>
+      <w:r>
+        <w:t xml:space="preserve"> </w:t>
+      </w:r>
+      <w:r>
+        <w:rPr>
+          <w:b/>
+          <w:bCs/>
+        </w:rPr>
+        <w:t xml:space="preserve">전업 판단</w:t>
+      </w:r>
+    </w:p>
+    <w:tbl>
+      <w:tblPr>
+        <w:tblStyle w:val="Table"/>
+        <w:tblW w:type="auto" w:w="0"/>
+        <w:tblLook w:firstRow="1" w:lastRow="0" w:firstColumn="0" w:lastColumn="0" w:noHBand="0" w:noVBand="0" w:val="0020"/>
+      </w:tblPr>
+      <w:tblGrid>
+        <w:gridCol w:w="3960"/>
+        <w:gridCol w:w="3960"/>
+      </w:tblGrid>
+      <w:tr>
+        <w:trPr>
+          <w:tblHeader w:val="on"/>
+        </w:trPr>
+        <w:tc>
+          <w:tcPr/>
+          <w:p>
+            <w:pPr>
+              <w:pStyle w:val="Compact"/>
+            </w:pPr>
+            <w:r>
+              <w:t xml:space="preserve">지표</w:t>
+            </w:r>
+          </w:p>
+        </w:tc>
+        <w:tc>
+          <w:tcPr/>
+          <w:p>
+            <w:pPr>
+              <w:pStyle w:val="Compact"/>
+            </w:pPr>
+            <w:r>
+              <w:t xml:space="preserve">전업 전환 기준</w:t>
+            </w:r>
+          </w:p>
+        </w:tc>
+      </w:tr>
+      <w:tr>
+        <w:tc>
+          <w:tcPr/>
+          <w:p>
+            <w:pPr>
+              <w:pStyle w:val="Compact"/>
+            </w:pPr>
+            <w:r>
+              <w:t xml:space="preserve">도달률</w:t>
+            </w:r>
+          </w:p>
+        </w:tc>
         <w:tc>
           <w:tcPr/>
           <w:p>
@@ -10227,23 +10128,29 @@
                 <w:b/>
                 <w:bCs/>
               </w:rPr>
-              <w:t xml:space="preserve">20명은 통계적으로 유의하지 않다</w:t>
-            </w:r>
-          </w:p>
-        </w:tc>
-        <w:tc>
-          <w:tcPr/>
-          <w:p>
-            <w:pPr>
-              <w:pStyle w:val="Compact"/>
-            </w:pPr>
-            <w:r>
-              <w:t xml:space="preserve">정성 조사다. 경향만 본다. 수치화하지 않는다</w:t>
-            </w:r>
-          </w:p>
-        </w:tc>
-      </w:tr>
-      <w:tr>
+              <w:t xml:space="preserve">20% 이상</w:t>
+            </w:r>
+            <w:r>
+              <w:t xml:space="preserve"> </w:t>
+            </w:r>
+            <w:r>
+              <w:t xml:space="preserve">(약 2,600명)</w:t>
+            </w:r>
+          </w:p>
+        </w:tc>
+      </w:tr>
+      <w:tr>
+        <w:tc>
+          <w:tcPr/>
+          <w:p>
+            <w:pPr>
+              <w:pStyle w:val="Compact"/>
+            </w:pPr>
+            <w:r>
+              <w:t xml:space="preserve">제휴 매출 전망</w:t>
+            </w:r>
+          </w:p>
+        </w:tc>
         <w:tc>
           <w:tcPr/>
           <w:p>
@@ -10255,160 +10162,31 @@
                 <w:b/>
                 <w:bCs/>
               </w:rPr>
-              <w:t xml:space="preserve">모집 편향</w:t>
-            </w:r>
-          </w:p>
-        </w:tc>
-        <w:tc>
-          <w:tcPr/>
-          <w:p>
-            <w:pPr>
-              <w:pStyle w:val="Compact"/>
-            </w:pPr>
-            <w:r>
-              <w:t xml:space="preserve">카페·블로그에서 모으면 정보 탐색 적극층에 치우친다.</w:t>
-            </w:r>
-            <w:r>
-              <w:t xml:space="preserve"> </w:t>
-            </w:r>
-            <w:r>
-              <w:rPr>
-                <w:b/>
-                <w:bCs/>
-              </w:rPr>
-              <w:t xml:space="preserve">가장 도움이 필요한 무관심층이 빠진다</w:t>
-            </w:r>
-          </w:p>
-        </w:tc>
-      </w:tr>
-      <w:tr>
-        <w:tc>
-          <w:tcPr/>
-          <w:p>
-            <w:pPr>
-              <w:pStyle w:val="Compact"/>
-            </w:pPr>
-            <w:r>
-              <w:rPr>
-                <w:b/>
-                <w:bCs/>
-              </w:rPr>
-              <w:t xml:space="preserve">1인 실측의 주관성</w:t>
-            </w:r>
-          </w:p>
-        </w:tc>
-        <w:tc>
-          <w:tcPr/>
-          <w:p>
-            <w:pPr>
-              <w:pStyle w:val="Compact"/>
-            </w:pPr>
-            <w:r>
-              <w:t xml:space="preserve">체감 난이도, 통증은 개인차가 크다. H15 검증의 근거로는 약하다</w:t>
-            </w:r>
-          </w:p>
-        </w:tc>
-      </w:tr>
-      <w:tr>
-        <w:tc>
-          <w:tcPr/>
-          <w:p>
-            <w:pPr>
-              <w:pStyle w:val="Compact"/>
-            </w:pPr>
-            <w:r>
-              <w:rPr>
-                <w:b/>
-                <w:bCs/>
-              </w:rPr>
-              <w:t xml:space="preserve">가을 1회 관측</w:t>
-            </w:r>
-          </w:p>
-        </w:tc>
-        <w:tc>
-          <w:tcPr/>
-          <w:p>
-            <w:pPr>
-              <w:pStyle w:val="Compact"/>
-            </w:pPr>
-            <w:r>
-              <w:t xml:space="preserve">성수기(5~6월) 혼잡을 못 본다.</w:t>
-            </w:r>
-            <w:r>
-              <w:t xml:space="preserve"> </w:t>
-            </w:r>
-            <w:r>
-              <w:rPr>
-                <w:b/>
-                <w:bCs/>
-              </w:rPr>
-              <w:t xml:space="preserve">H1의 결정적 검증은 못 한다</w:t>
-            </w:r>
-          </w:p>
-        </w:tc>
-      </w:tr>
-      <w:tr>
-        <w:tc>
-          <w:tcPr/>
-          <w:p>
-            <w:pPr>
-              <w:pStyle w:val="Compact"/>
-            </w:pPr>
-            <w:r>
-              <w:rPr>
-                <w:b/>
-                <w:bCs/>
-              </w:rPr>
-              <w:t xml:space="preserve">트래픽 4주는 짧다</w:t>
-            </w:r>
-          </w:p>
-        </w:tc>
-        <w:tc>
-          <w:tcPr/>
-          <w:p>
-            <w:pPr>
-              <w:pStyle w:val="Compact"/>
-            </w:pPr>
-            <w:r>
-              <w:t xml:space="preserve">SEO는 원래 수개월이 걸린다. 초기 신호로만 본다</w:t>
-            </w:r>
-          </w:p>
-        </w:tc>
-      </w:tr>
-      <w:tr>
-        <w:tc>
-          <w:tcPr/>
-          <w:p>
-            <w:pPr>
-              <w:pStyle w:val="Compact"/>
-            </w:pPr>
-            <w:r>
-              <w:rPr>
-                <w:b/>
-                <w:bCs/>
-              </w:rPr>
-              <w:t xml:space="preserve">갈림길은 한 번에 한쪽만 걷는다</w:t>
-            </w:r>
-          </w:p>
-        </w:tc>
-        <w:tc>
-          <w:tcPr/>
-          <w:p>
-            <w:pPr>
-              <w:pStyle w:val="Compact"/>
-            </w:pPr>
-            <w:r>
-              <w:rPr>
-                <w:b/>
-                <w:bCs/>
-              </w:rPr>
-              <w:t xml:space="preserve">11개 분기점마다 변형이 2~3개인데, 한 번의 도보로는 각 분기점당 하나만 실측된다.</w:t>
-            </w:r>
-            <w:r>
-              <w:t xml:space="preserve"> </w:t>
-            </w:r>
-            <w:r>
-              <w:t xml:space="preserve">나머지 변형(예: 사모스를 걸으면 산 실은 못 걷는다)은 공개 GPX나 후속 방문으로 보완해야 한다 — M19(갈림길 추천) 완성이 그만큼 늦어질 수 있다</w:t>
+              <w:t xml:space="preserve">연 5,000만 이상</w:t>
+            </w:r>
+          </w:p>
+        </w:tc>
+      </w:tr>
+      <w:tr>
+        <w:tc>
+          <w:tcPr/>
+          <w:p>
+            <w:pPr>
+              <w:pStyle w:val="Compact"/>
+            </w:pPr>
+            <w:r>
+              <w:t xml:space="preserve">앱 현장 사용률</w:t>
+            </w:r>
+          </w:p>
+        </w:tc>
+        <w:tc>
+          <w:tcPr/>
+          <w:p>
+            <w:pPr>
+              <w:pStyle w:val="Compact"/>
+            </w:pPr>
+            <w:r>
+              <w:t xml:space="preserve">40% 이상</w:t>
             </w:r>
           </w:p>
         </w:tc>
@@ -10423,13 +10201,37 @@
           <w:b/>
           <w:bCs/>
         </w:rPr>
-        <w:t xml:space="preserve">→ 특히 마지막 두 개가 아프다.</w:t>
+        <w:t xml:space="preserve">셋 중 둘 이상 충족 → 전업 전환.</w:t>
       </w:r>
       <w:r>
         <w:t xml:space="preserve"> </w:t>
       </w:r>
       <w:r>
-        <w:t xml:space="preserve">성수기 혼잡과 장기 SEO는 2027년 봄에야 확인된다. 그때까지는 잠정 판단으로 간다.</w:t>
+        <w:t xml:space="preserve">그 미만이면 사이드로 유지하거나 정리한다.</w:t>
+      </w:r>
+    </w:p>
+    <w:p>
+      <w:pPr>
+        <w:pStyle w:val="BlockText"/>
+      </w:pPr>
+      <w:r>
+        <w:t xml:space="preserve">⚠️</w:t>
+      </w:r>
+      <w:r>
+        <w:t xml:space="preserve"> </w:t>
+      </w:r>
+      <w:r>
+        <w:rPr>
+          <w:b/>
+          <w:bCs/>
+        </w:rPr>
+        <w:t xml:space="preserve">02 문서 1부 8.2절의 판단 기준과 이 표를 항상 일치시킨다.</w:t>
+      </w:r>
+      <w:r>
+        <w:t xml:space="preserve"> </w:t>
+      </w:r>
+      <w:r>
+        <w:t xml:space="preserve">문서마다 다르면 자기합리화의 여지가 생긴다.</w:t>
       </w:r>
     </w:p>
     <w:p>
@@ -10439,14 +10241,15 @@
         </w:pict>
       </w:r>
     </w:p>
-    <w:bookmarkEnd w:id="59"/>
-    <w:bookmarkStart w:id="60" w:name="X61c08f90402e5a715ee082940e3820c8959d80a"/>
+    <w:bookmarkEnd w:id="57"/>
+    <w:bookmarkEnd w:id="58"/>
+    <w:bookmarkStart w:id="59" w:name="Xff1ea48cc842f58877f531c529d2436d9a6383e"/>
     <w:p>
       <w:pPr>
         <w:pStyle w:val="Heading2"/>
       </w:pPr>
       <w:r>
-        <w:t xml:space="preserve">10. 다음 2주 안에 할 일</w:t>
+        <w:t xml:space="preserve">8. 예산</w:t>
       </w:r>
     </w:p>
     <w:tbl>
@@ -10471,6 +10274,649 @@
               <w:pStyle w:val="Compact"/>
             </w:pPr>
             <w:r>
+              <w:t xml:space="preserve">항목</w:t>
+            </w:r>
+          </w:p>
+        </w:tc>
+        <w:tc>
+          <w:tcPr/>
+          <w:p>
+            <w:pPr>
+              <w:pStyle w:val="Compact"/>
+            </w:pPr>
+            <w:r>
+              <w:t xml:space="preserve">금액</w:t>
+            </w:r>
+          </w:p>
+        </w:tc>
+        <w:tc>
+          <w:tcPr/>
+          <w:p>
+            <w:pPr>
+              <w:pStyle w:val="Compact"/>
+            </w:pPr>
+            <w:r>
+              <w:t xml:space="preserve">시기</w:t>
+            </w:r>
+          </w:p>
+        </w:tc>
+      </w:tr>
+      <w:tr>
+        <w:tc>
+          <w:tcPr/>
+          <w:p>
+            <w:pPr>
+              <w:pStyle w:val="Compact"/>
+            </w:pPr>
+            <w:r>
+              <w:t xml:space="preserve">인터뷰 사례 (20명 × 3만)</w:t>
+            </w:r>
+          </w:p>
+        </w:tc>
+        <w:tc>
+          <w:tcPr/>
+          <w:p>
+            <w:pPr>
+              <w:pStyle w:val="Compact"/>
+            </w:pPr>
+            <w:r>
+              <w:t xml:space="preserve">60만</w:t>
+            </w:r>
+          </w:p>
+        </w:tc>
+        <w:tc>
+          <w:tcPr/>
+          <w:p>
+            <w:pPr>
+              <w:pStyle w:val="Compact"/>
+            </w:pPr>
+            <w:r>
+              <w:t xml:space="preserve">2026.08</w:t>
+            </w:r>
+          </w:p>
+        </w:tc>
+      </w:tr>
+      <w:tr>
+        <w:tc>
+          <w:tcPr/>
+          <w:p>
+            <w:pPr>
+              <w:pStyle w:val="Compact"/>
+            </w:pPr>
+            <w:r>
+              <w:t xml:space="preserve">도메인·서버 (6개월)</w:t>
+            </w:r>
+          </w:p>
+        </w:tc>
+        <w:tc>
+          <w:tcPr/>
+          <w:p>
+            <w:pPr>
+              <w:pStyle w:val="Compact"/>
+            </w:pPr>
+            <w:r>
+              <w:t xml:space="preserve">30만</w:t>
+            </w:r>
+          </w:p>
+        </w:tc>
+        <w:tc>
+          <w:tcPr/>
+          <w:p>
+            <w:pPr>
+              <w:pStyle w:val="Compact"/>
+            </w:pPr>
+            <w:r>
+              <w:t xml:space="preserve">2026.09~</w:t>
+            </w:r>
+          </w:p>
+        </w:tc>
+      </w:tr>
+      <w:tr>
+        <w:tc>
+          <w:tcPr/>
+          <w:p>
+            <w:pPr>
+              <w:pStyle w:val="Compact"/>
+            </w:pPr>
+            <w:r>
+              <w:t xml:space="preserve">항공 (왕복)</w:t>
+            </w:r>
+          </w:p>
+        </w:tc>
+        <w:tc>
+          <w:tcPr/>
+          <w:p>
+            <w:pPr>
+              <w:pStyle w:val="Compact"/>
+            </w:pPr>
+            <w:r>
+              <w:t xml:space="preserve">150만</w:t>
+            </w:r>
+          </w:p>
+        </w:tc>
+        <w:tc>
+          <w:tcPr/>
+          <w:p>
+            <w:pPr>
+              <w:pStyle w:val="Compact"/>
+            </w:pPr>
+            <w:r>
+              <w:t xml:space="preserve">2026.10</w:t>
+            </w:r>
+          </w:p>
+        </w:tc>
+      </w:tr>
+      <w:tr>
+        <w:tc>
+          <w:tcPr/>
+          <w:p>
+            <w:pPr>
+              <w:pStyle w:val="Compact"/>
+            </w:pPr>
+            <w:r>
+              <w:t xml:space="preserve">현지 체류 (40일 × 12만)</w:t>
+            </w:r>
+          </w:p>
+        </w:tc>
+        <w:tc>
+          <w:tcPr/>
+          <w:p>
+            <w:pPr>
+              <w:pStyle w:val="Compact"/>
+            </w:pPr>
+            <w:r>
+              <w:t xml:space="preserve">480만</w:t>
+            </w:r>
+          </w:p>
+        </w:tc>
+        <w:tc>
+          <w:tcPr/>
+          <w:p>
+            <w:pPr>
+              <w:pStyle w:val="Compact"/>
+            </w:pPr>
+            <w:r>
+              <w:t xml:space="preserve">2026.10 초~11 초</w:t>
+            </w:r>
+          </w:p>
+        </w:tc>
+      </w:tr>
+      <w:tr>
+        <w:tc>
+          <w:tcPr/>
+          <w:p>
+            <w:pPr>
+              <w:pStyle w:val="Compact"/>
+            </w:pPr>
+            <w:r>
+              <w:t xml:space="preserve">장비 (배낭·신발·기록장비)</w:t>
+            </w:r>
+          </w:p>
+        </w:tc>
+        <w:tc>
+          <w:tcPr/>
+          <w:p>
+            <w:pPr>
+              <w:pStyle w:val="Compact"/>
+            </w:pPr>
+            <w:r>
+              <w:t xml:space="preserve">100만</w:t>
+            </w:r>
+          </w:p>
+        </w:tc>
+        <w:tc>
+          <w:tcPr/>
+          <w:p>
+            <w:pPr>
+              <w:pStyle w:val="Compact"/>
+            </w:pPr>
+            <w:r>
+              <w:t xml:space="preserve">2026.09</w:t>
+            </w:r>
+          </w:p>
+        </w:tc>
+      </w:tr>
+      <w:tr>
+        <w:tc>
+          <w:tcPr/>
+          <w:p>
+            <w:pPr>
+              <w:pStyle w:val="Compact"/>
+            </w:pPr>
+            <w:r>
+              <w:t xml:space="preserve">보험</w:t>
+            </w:r>
+          </w:p>
+        </w:tc>
+        <w:tc>
+          <w:tcPr/>
+          <w:p>
+            <w:pPr>
+              <w:pStyle w:val="Compact"/>
+            </w:pPr>
+            <w:r>
+              <w:t xml:space="preserve">20만</w:t>
+            </w:r>
+          </w:p>
+        </w:tc>
+        <w:tc>
+          <w:tcPr/>
+          <w:p>
+            <w:pPr>
+              <w:pStyle w:val="Compact"/>
+            </w:pPr>
+          </w:p>
+        </w:tc>
+      </w:tr>
+      <w:tr>
+        <w:tc>
+          <w:tcPr/>
+          <w:p>
+            <w:pPr>
+              <w:pStyle w:val="Compact"/>
+            </w:pPr>
+            <w:r>
+              <w:t xml:space="preserve">예비</w:t>
+            </w:r>
+          </w:p>
+        </w:tc>
+        <w:tc>
+          <w:tcPr/>
+          <w:p>
+            <w:pPr>
+              <w:pStyle w:val="Compact"/>
+            </w:pPr>
+            <w:r>
+              <w:t xml:space="preserve">60만</w:t>
+            </w:r>
+          </w:p>
+        </w:tc>
+        <w:tc>
+          <w:tcPr/>
+          <w:p>
+            <w:pPr>
+              <w:pStyle w:val="Compact"/>
+            </w:pPr>
+          </w:p>
+        </w:tc>
+      </w:tr>
+      <w:tr>
+        <w:tc>
+          <w:tcPr/>
+          <w:p>
+            <w:pPr>
+              <w:pStyle w:val="Compact"/>
+            </w:pPr>
+            <w:r>
+              <w:rPr>
+                <w:b/>
+                <w:bCs/>
+              </w:rPr>
+              <w:t xml:space="preserve">합계</w:t>
+            </w:r>
+          </w:p>
+        </w:tc>
+        <w:tc>
+          <w:tcPr/>
+          <w:p>
+            <w:pPr>
+              <w:pStyle w:val="Compact"/>
+            </w:pPr>
+            <w:r>
+              <w:rPr>
+                <w:b/>
+                <w:bCs/>
+              </w:rPr>
+              <w:t xml:space="preserve">약 900만</w:t>
+            </w:r>
+          </w:p>
+        </w:tc>
+        <w:tc>
+          <w:tcPr/>
+          <w:p>
+            <w:pPr>
+              <w:pStyle w:val="Compact"/>
+            </w:pPr>
+          </w:p>
+        </w:tc>
+      </w:tr>
+    </w:tbl>
+    <w:p>
+      <w:pPr>
+        <w:pStyle w:val="BodyText"/>
+      </w:pPr>
+      <w:r>
+        <w:rPr>
+          <w:b/>
+          <w:bCs/>
+        </w:rPr>
+        <w:t xml:space="preserve">02 문서에서 830만으로 잡았던 Phase 0 예산을 900만으로 수정한다.</w:t>
+      </w:r>
+      <w:r>
+        <w:t xml:space="preserve"> </w:t>
+      </w:r>
+      <w:r>
+        <w:t xml:space="preserve">인터뷰 사례와 장비가 누락돼 있었다.</w:t>
+      </w:r>
+    </w:p>
+    <w:p>
+      <w:r>
+        <w:pict>
+          <v:rect style="width:0;height:1.5pt" o:hralign="center" o:hrstd="t" o:hr="t"/>
+        </w:pict>
+      </w:r>
+    </w:p>
+    <w:bookmarkEnd w:id="59"/>
+    <w:bookmarkStart w:id="60" w:name="X2b603f348984bd582dc28e984d593546c411e31"/>
+    <w:p>
+      <w:pPr>
+        <w:pStyle w:val="Heading2"/>
+      </w:pPr>
+      <w:r>
+        <w:t xml:space="preserve">9. 이 계획의 한계</w:t>
+      </w:r>
+    </w:p>
+    <w:p>
+      <w:pPr>
+        <w:pStyle w:val="FirstParagraph"/>
+      </w:pPr>
+      <w:r>
+        <w:t xml:space="preserve">정직하게 적는다.</w:t>
+      </w:r>
+    </w:p>
+    <w:tbl>
+      <w:tblPr>
+        <w:tblStyle w:val="Table"/>
+        <w:tblW w:type="auto" w:w="0"/>
+        <w:tblLook w:firstRow="1" w:lastRow="0" w:firstColumn="0" w:lastColumn="0" w:noHBand="0" w:noVBand="0" w:val="0020"/>
+      </w:tblPr>
+      <w:tblGrid>
+        <w:gridCol w:w="3960"/>
+        <w:gridCol w:w="3960"/>
+      </w:tblGrid>
+      <w:tr>
+        <w:trPr>
+          <w:tblHeader w:val="on"/>
+        </w:trPr>
+        <w:tc>
+          <w:tcPr/>
+          <w:p>
+            <w:pPr>
+              <w:pStyle w:val="Compact"/>
+            </w:pPr>
+            <w:r>
+              <w:t xml:space="preserve">한계</w:t>
+            </w:r>
+          </w:p>
+        </w:tc>
+        <w:tc>
+          <w:tcPr/>
+          <w:p>
+            <w:pPr>
+              <w:pStyle w:val="Compact"/>
+            </w:pPr>
+            <w:r>
+              <w:t xml:space="preserve">영향</w:t>
+            </w:r>
+          </w:p>
+        </w:tc>
+      </w:tr>
+      <w:tr>
+        <w:tc>
+          <w:tcPr/>
+          <w:p>
+            <w:pPr>
+              <w:pStyle w:val="Compact"/>
+            </w:pPr>
+            <w:r>
+              <w:rPr>
+                <w:b/>
+                <w:bCs/>
+              </w:rPr>
+              <w:t xml:space="preserve">20명은 통계적으로 유의하지 않다</w:t>
+            </w:r>
+          </w:p>
+        </w:tc>
+        <w:tc>
+          <w:tcPr/>
+          <w:p>
+            <w:pPr>
+              <w:pStyle w:val="Compact"/>
+            </w:pPr>
+            <w:r>
+              <w:t xml:space="preserve">정성 조사다. 경향만 본다. 수치화하지 않는다</w:t>
+            </w:r>
+          </w:p>
+        </w:tc>
+      </w:tr>
+      <w:tr>
+        <w:tc>
+          <w:tcPr/>
+          <w:p>
+            <w:pPr>
+              <w:pStyle w:val="Compact"/>
+            </w:pPr>
+            <w:r>
+              <w:rPr>
+                <w:b/>
+                <w:bCs/>
+              </w:rPr>
+              <w:t xml:space="preserve">모집 편향</w:t>
+            </w:r>
+          </w:p>
+        </w:tc>
+        <w:tc>
+          <w:tcPr/>
+          <w:p>
+            <w:pPr>
+              <w:pStyle w:val="Compact"/>
+            </w:pPr>
+            <w:r>
+              <w:t xml:space="preserve">카페·블로그에서 모으면 정보 탐색 적극층에 치우친다.</w:t>
+            </w:r>
+            <w:r>
+              <w:t xml:space="preserve"> </w:t>
+            </w:r>
+            <w:r>
+              <w:rPr>
+                <w:b/>
+                <w:bCs/>
+              </w:rPr>
+              <w:t xml:space="preserve">가장 도움이 필요한 무관심층이 빠진다</w:t>
+            </w:r>
+          </w:p>
+        </w:tc>
+      </w:tr>
+      <w:tr>
+        <w:tc>
+          <w:tcPr/>
+          <w:p>
+            <w:pPr>
+              <w:pStyle w:val="Compact"/>
+            </w:pPr>
+            <w:r>
+              <w:rPr>
+                <w:b/>
+                <w:bCs/>
+              </w:rPr>
+              <w:t xml:space="preserve">1인 실측의 주관성</w:t>
+            </w:r>
+          </w:p>
+        </w:tc>
+        <w:tc>
+          <w:tcPr/>
+          <w:p>
+            <w:pPr>
+              <w:pStyle w:val="Compact"/>
+            </w:pPr>
+            <w:r>
+              <w:t xml:space="preserve">체감 난이도, 통증은 개인차가 크다. H15 검증의 근거로는 약하다</w:t>
+            </w:r>
+          </w:p>
+        </w:tc>
+      </w:tr>
+      <w:tr>
+        <w:tc>
+          <w:tcPr/>
+          <w:p>
+            <w:pPr>
+              <w:pStyle w:val="Compact"/>
+            </w:pPr>
+            <w:r>
+              <w:rPr>
+                <w:b/>
+                <w:bCs/>
+              </w:rPr>
+              <w:t xml:space="preserve">가을 1회 관측</w:t>
+            </w:r>
+          </w:p>
+        </w:tc>
+        <w:tc>
+          <w:tcPr/>
+          <w:p>
+            <w:pPr>
+              <w:pStyle w:val="Compact"/>
+            </w:pPr>
+            <w:r>
+              <w:t xml:space="preserve">성수기(5~6월) 혼잡을 못 본다.</w:t>
+            </w:r>
+            <w:r>
+              <w:t xml:space="preserve"> </w:t>
+            </w:r>
+            <w:r>
+              <w:rPr>
+                <w:b/>
+                <w:bCs/>
+              </w:rPr>
+              <w:t xml:space="preserve">H1의 결정적 검증은 못 한다</w:t>
+            </w:r>
+          </w:p>
+        </w:tc>
+      </w:tr>
+      <w:tr>
+        <w:tc>
+          <w:tcPr/>
+          <w:p>
+            <w:pPr>
+              <w:pStyle w:val="Compact"/>
+            </w:pPr>
+            <w:r>
+              <w:rPr>
+                <w:b/>
+                <w:bCs/>
+              </w:rPr>
+              <w:t xml:space="preserve">트래픽 4주는 짧다</w:t>
+            </w:r>
+          </w:p>
+        </w:tc>
+        <w:tc>
+          <w:tcPr/>
+          <w:p>
+            <w:pPr>
+              <w:pStyle w:val="Compact"/>
+            </w:pPr>
+            <w:r>
+              <w:t xml:space="preserve">SEO는 원래 수개월이 걸린다. 초기 신호로만 본다</w:t>
+            </w:r>
+          </w:p>
+        </w:tc>
+      </w:tr>
+      <w:tr>
+        <w:tc>
+          <w:tcPr/>
+          <w:p>
+            <w:pPr>
+              <w:pStyle w:val="Compact"/>
+            </w:pPr>
+            <w:r>
+              <w:rPr>
+                <w:b/>
+                <w:bCs/>
+              </w:rPr>
+              <w:t xml:space="preserve">갈림길은 한 번에 한쪽만 걷는다</w:t>
+            </w:r>
+          </w:p>
+        </w:tc>
+        <w:tc>
+          <w:tcPr/>
+          <w:p>
+            <w:pPr>
+              <w:pStyle w:val="Compact"/>
+            </w:pPr>
+            <w:r>
+              <w:rPr>
+                <w:b/>
+                <w:bCs/>
+              </w:rPr>
+              <w:t xml:space="preserve">11개 분기점마다 변형이 2~3개인데, 한 번의 도보로는 각 분기점당 하나만 실측된다.</w:t>
+            </w:r>
+            <w:r>
+              <w:t xml:space="preserve"> </w:t>
+            </w:r>
+            <w:r>
+              <w:t xml:space="preserve">나머지 변형(예: 사모스를 걸으면 산 실은 못 걷는다)은 공개 GPX나 후속 방문으로 보완해야 한다 — M19(갈림길 추천) 완성이 그만큼 늦어질 수 있다</w:t>
+            </w:r>
+          </w:p>
+        </w:tc>
+      </w:tr>
+    </w:tbl>
+    <w:p>
+      <w:pPr>
+        <w:pStyle w:val="BodyText"/>
+      </w:pPr>
+      <w:r>
+        <w:rPr>
+          <w:b/>
+          <w:bCs/>
+        </w:rPr>
+        <w:t xml:space="preserve">→ 특히 마지막 두 개가 아프다.</w:t>
+      </w:r>
+      <w:r>
+        <w:t xml:space="preserve"> </w:t>
+      </w:r>
+      <w:r>
+        <w:t xml:space="preserve">성수기 혼잡과 장기 SEO는 2027년 봄에야 확인된다. 그때까지는 잠정 판단으로 간다.</w:t>
+      </w:r>
+    </w:p>
+    <w:p>
+      <w:r>
+        <w:pict>
+          <v:rect style="width:0;height:1.5pt" o:hralign="center" o:hrstd="t" o:hr="t"/>
+        </w:pict>
+      </w:r>
+    </w:p>
+    <w:bookmarkEnd w:id="60"/>
+    <w:bookmarkStart w:id="61" w:name="X61c08f90402e5a715ee082940e3820c8959d80a"/>
+    <w:p>
+      <w:pPr>
+        <w:pStyle w:val="Heading2"/>
+      </w:pPr>
+      <w:r>
+        <w:t xml:space="preserve">10. 다음 2주 안에 할 일</w:t>
+      </w:r>
+    </w:p>
+    <w:tbl>
+      <w:tblPr>
+        <w:tblStyle w:val="Table"/>
+        <w:tblW w:type="auto" w:w="0"/>
+        <w:tblLook w:firstRow="1" w:lastRow="0" w:firstColumn="0" w:lastColumn="0" w:noHBand="0" w:noVBand="0" w:val="0020"/>
+      </w:tblPr>
+      <w:tblGrid>
+        <w:gridCol w:w="2640"/>
+        <w:gridCol w:w="2640"/>
+        <w:gridCol w:w="2640"/>
+      </w:tblGrid>
+      <w:tr>
+        <w:trPr>
+          <w:tblHeader w:val="on"/>
+        </w:trPr>
+        <w:tc>
+          <w:tcPr/>
+          <w:p>
+            <w:pPr>
+              <w:pStyle w:val="Compact"/>
+            </w:pPr>
+            <w:r>
               <w:t xml:space="preserve">#</w:t>
             </w:r>
           </w:p>
@@ -10737,8 +11183,8 @@
         <w:t xml:space="preserve">첫 인터뷰는 질문지가 어색해서 망친다. 그걸 파일럿으로 쓴다.</w:t>
       </w:r>
     </w:p>
-    <w:bookmarkEnd w:id="60"/>
     <w:bookmarkEnd w:id="61"/>
+    <w:bookmarkEnd w:id="62"/>
     <w:sectPr>
       <w:footnotePr>
         <w:numRestart w:val="eachSect"/>
